--- a/docs/MarineLink_Main_Functions_Specification_v2.docx
+++ b/docs/MarineLink_Main_Functions_Specification_v2.docx
@@ -1,6 +1,6 @@
 
 <file path=word/document.xml><?xml version="1.0" encoding="utf-8"?>
-<w:document xmlns:wpc="http://schemas.microsoft.com/office/word/2010/wordprocessingCanvas" xmlns:cx="http://schemas.microsoft.com/office/drawing/2014/chartex" xmlns:cx1="http://schemas.microsoft.com/office/drawing/2015/9/8/chartex" xmlns:cx2="http://schemas.microsoft.com/office/drawing/2015/10/21/chartex" xmlns:cx3="http://schemas.microsoft.com/office/drawing/2016/5/9/chartex" xmlns:cx4="http://schemas.microsoft.com/office/drawing/2016/5/10/chartex" xmlns:cx5="http://schemas.microsoft.com/office/drawing/2016/5/11/chartex" xmlns:cx6="http://schemas.microsoft.com/office/drawing/2016/5/12/chartex" xmlns:cx7="http://schemas.microsoft.com/office/drawing/2016/5/13/chartex" xmlns:cx8="http://schemas.microsoft.com/office/drawing/2016/5/14/chartex" xmlns:mc="http://schemas.openxmlformats.org/markup-compatibility/2006" xmlns:aink="http://schemas.microsoft.com/office/drawing/2016/ink" xmlns:am3d="http://schemas.microsoft.com/office/drawing/2017/model3d" xmlns:o="urn:schemas-microsoft-com:office:office" xmlns:r="http://schemas.openxmlformats.org/officeDocument/2006/relationships" xmlns:m="http://schemas.openxmlformats.org/officeDocument/2006/math" xmlns:v="urn:schemas-microsoft-com:vml" xmlns:wp14="http://schemas.microsoft.com/office/word/2010/wordprocessingDrawing" xmlns:wp="http://schemas.openxmlformats.org/drawingml/2006/wordprocessingDrawing" xmlns:w10="urn:schemas-microsoft-com:office:word" xmlns:w="http://schemas.openxmlformats.org/wordprocessingml/2006/main" xmlns:w14="http://schemas.microsoft.com/office/word/2010/wordml" xmlns:w15="http://schemas.microsoft.com/office/word/2012/wordml" xmlns:w16cid="http://schemas.microsoft.com/office/word/2016/wordml/cid" xmlns:w16se="http://schemas.microsoft.com/office/word/2015/wordml/symex" xmlns:wpg="http://schemas.microsoft.com/office/word/2010/wordprocessingGroup" xmlns:wpi="http://schemas.microsoft.com/office/word/2010/wordprocessingInk" xmlns:wne="http://schemas.microsoft.com/office/word/2006/wordml" xmlns:wps="http://schemas.microsoft.com/office/word/2010/wordprocessingShape" mc:Ignorable="w14 w15 w16se w16cid wp14">
+<w:document xmlns:ns1="http://schemas.openxmlformats.org/markup-compatibility/2006" xmlns:ns2="http://schemas.openxmlformats.org/drawingml/2006/wordprocessingDrawing" xmlns:ns3="http://schemas.openxmlformats.org/drawingml/2006/main" xmlns:ns4="http://schemas.openxmlformats.org/drawingml/2006/picture" xmlns:ns5="http://schemas.openxmlformats.org/officeDocument/2006/relationships" xmlns:w="http://schemas.openxmlformats.org/wordprocessingml/2006/main" ns1:Ignorable="w14 w15 w16se w16cid wp14">
   <w:body>
     <w:p>
       <w:pPr>
@@ -17,42 +17,42 @@
           <w:noProof/>
         </w:rPr>
         <w:drawing>
-          <wp:inline distT="0" distB="0" distL="0" distR="0">
-            <wp:extent cx="3333750" cy="1114425"/>
-            <wp:effectExtent l="0" t="0" r="0" b="0"/>
-            <wp:docPr id="1" name="MarineLink Logo" descr="MarineLink Logo" title="MarineLink Logo"/>
-            <wp:cNvGraphicFramePr>
-              <a:graphicFrameLocks xmlns:a="http://schemas.openxmlformats.org/drawingml/2006/main" noChangeAspect="1"/>
-            </wp:cNvGraphicFramePr>
-            <a:graphic xmlns:a="http://schemas.openxmlformats.org/drawingml/2006/main">
-              <a:graphicData uri="http://schemas.openxmlformats.org/drawingml/2006/picture">
-                <pic:pic xmlns:pic="http://schemas.openxmlformats.org/drawingml/2006/picture">
-                  <pic:nvPicPr>
-                    <pic:cNvPr id="0" name=""/>
-                    <pic:cNvPicPr>
-                      <a:picLocks noChangeAspect="1" noChangeArrowheads="1"/>
-                    </pic:cNvPicPr>
-                  </pic:nvPicPr>
-                  <pic:blipFill>
-                    <a:blip r:embed="rId7"/>
-                    <a:srcRect/>
-                    <a:stretch>
-                      <a:fillRect/>
-                    </a:stretch>
-                  </pic:blipFill>
-                  <pic:spPr bwMode="auto">
-                    <a:xfrm>
-                      <a:off x="0" y="0"/>
-                      <a:ext cx="3333750" cy="1114425"/>
-                    </a:xfrm>
-                    <a:prstGeom prst="rect">
-                      <a:avLst/>
-                    </a:prstGeom>
-                  </pic:spPr>
-                </pic:pic>
-              </a:graphicData>
-            </a:graphic>
-          </wp:inline>
+          <ns2:inline distT="0" distB="0" distL="0" distR="0">
+            <ns2:extent cx="3333750" cy="1114425"/>
+            <ns2:effectExtent l="0" t="0" r="0" b="0"/>
+            <ns2:docPr id="1" name="MarineLink Logo" descr="MarineLink Logo" title="MarineLink Logo"/>
+            <ns2:cNvGraphicFramePr>
+              <ns3:graphicFrameLocks noChangeAspect="1"/>
+            </ns2:cNvGraphicFramePr>
+            <ns3:graphic>
+              <ns3:graphicData uri="http://schemas.openxmlformats.org/drawingml/2006/picture">
+                <ns4:pic>
+                  <ns4:nvPicPr>
+                    <ns4:cNvPr id="0" name=""/>
+                    <ns4:cNvPicPr>
+                      <ns3:picLocks noChangeAspect="1" noChangeArrowheads="1"/>
+                    </ns4:cNvPicPr>
+                  </ns4:nvPicPr>
+                  <ns4:blipFill>
+                    <ns3:blip ns5:embed="rId7"/>
+                    <ns3:srcRect/>
+                    <ns3:stretch>
+                      <ns3:fillRect/>
+                    </ns3:stretch>
+                  </ns4:blipFill>
+                  <ns4:spPr bwMode="auto">
+                    <ns3:xfrm>
+                      <ns3:off x="0" y="0"/>
+                      <ns3:ext cx="3333750" cy="1114425"/>
+                    </ns3:xfrm>
+                    <ns3:prstGeom prst="rect">
+                      <ns3:avLst/>
+                    </ns3:prstGeom>
+                  </ns4:spPr>
+                </ns4:pic>
+              </ns3:graphicData>
+            </ns3:graphic>
+          </ns2:inline>
         </w:drawing>
       </w:r>
     </w:p>
@@ -550,7 +550,7 @@
                 <w:sz w:val="20"/>
                 <w:szCs w:val="20"/>
               </w:rPr>
-              <w:t>Khóa chính</w:t>
+              <w:t>Khóa chính / ID strategy</w:t>
             </w:r>
           </w:p>
         </w:tc>
@@ -640,59 +640,59 @@
                 <w:sz w:val="20"/>
                 <w:szCs w:val="20"/>
               </w:rPr>
-              <w:t>Thông tin người dùng (Admin, Staff, Đại lý)</w:t>
-            </w:r>
-          </w:p>
-        </w:tc>
-        <w:tc>
-          <w:tcPr>
-            <w:tcW w:w="2340" w:type="dxa"/>
-            <w:tcBorders>
-              <w:top w:val="single" w:sz="1" w:space="0" w:color="CCCCCC"/>
-              <w:left w:val="single" w:sz="1" w:space="0" w:color="CCCCCC"/>
-              <w:bottom w:val="single" w:sz="1" w:space="0" w:color="CCCCCC"/>
-              <w:right w:val="single" w:sz="1" w:space="0" w:color="CCCCCC"/>
-            </w:tcBorders>
-            <w:tcMar>
-              <w:top w:w="60" w:type="dxa"/>
-              <w:left w:w="100" w:type="dxa"/>
-              <w:bottom w:w="60" w:type="dxa"/>
-              <w:right w:w="100" w:type="dxa"/>
-            </w:tcMar>
-          </w:tcPr>
-          <w:p>
-            <w:r>
-              <w:rPr>
-                <w:sz w:val="20"/>
-                <w:szCs w:val="20"/>
-              </w:rPr>
-              <w:t>user_id (PK)</w:t>
-            </w:r>
-          </w:p>
-        </w:tc>
-        <w:tc>
-          <w:tcPr>
-            <w:tcW w:w="2340" w:type="dxa"/>
-            <w:tcBorders>
-              <w:top w:val="single" w:sz="1" w:space="0" w:color="CCCCCC"/>
-              <w:left w:val="single" w:sz="1" w:space="0" w:color="CCCCCC"/>
-              <w:bottom w:val="single" w:sz="1" w:space="0" w:color="CCCCCC"/>
-              <w:right w:val="single" w:sz="1" w:space="0" w:color="CCCCCC"/>
-            </w:tcBorders>
-            <w:tcMar>
-              <w:top w:w="60" w:type="dxa"/>
-              <w:left w:w="100" w:type="dxa"/>
-              <w:bottom w:w="60" w:type="dxa"/>
-              <w:right w:w="100" w:type="dxa"/>
-            </w:tcMar>
-          </w:tcPr>
-          <w:p>
-            <w:r>
-              <w:rPr>
-                <w:sz w:val="20"/>
-                <w:szCs w:val="20"/>
-              </w:rPr>
-              <w:t>1-n orders, 1-n chat_messages, 1-n complaints, 1-n notifications</w:t>
+              <w:t>Thông tin tài khoản người dùng. Role không lưu trực tiếp trong users.</w:t>
+            </w:r>
+          </w:p>
+        </w:tc>
+        <w:tc>
+          <w:tcPr>
+            <w:tcW w:w="2340" w:type="dxa"/>
+            <w:tcBorders>
+              <w:top w:val="single" w:sz="1" w:space="0" w:color="CCCCCC"/>
+              <w:left w:val="single" w:sz="1" w:space="0" w:color="CCCCCC"/>
+              <w:bottom w:val="single" w:sz="1" w:space="0" w:color="CCCCCC"/>
+              <w:right w:val="single" w:sz="1" w:space="0" w:color="CCCCCC"/>
+            </w:tcBorders>
+            <w:tcMar>
+              <w:top w:w="60" w:type="dxa"/>
+              <w:left w:w="100" w:type="dxa"/>
+              <w:bottom w:w="60" w:type="dxa"/>
+              <w:right w:w="100" w:type="dxa"/>
+            </w:tcMar>
+          </w:tcPr>
+          <w:p>
+            <w:r>
+              <w:rPr>
+                <w:sz w:val="20"/>
+                <w:szCs w:val="20"/>
+              </w:rPr>
+              <w:t>id (PK nội bộ), public_id (UUIDv4 API)</w:t>
+            </w:r>
+          </w:p>
+        </w:tc>
+        <w:tc>
+          <w:tcPr>
+            <w:tcW w:w="2340" w:type="dxa"/>
+            <w:tcBorders>
+              <w:top w:val="single" w:sz="1" w:space="0" w:color="CCCCCC"/>
+              <w:left w:val="single" w:sz="1" w:space="0" w:color="CCCCCC"/>
+              <w:bottom w:val="single" w:sz="1" w:space="0" w:color="CCCCCC"/>
+              <w:right w:val="single" w:sz="1" w:space="0" w:color="CCCCCC"/>
+            </w:tcBorders>
+            <w:tcMar>
+              <w:top w:w="60" w:type="dxa"/>
+              <w:left w:w="100" w:type="dxa"/>
+              <w:bottom w:w="60" w:type="dxa"/>
+              <w:right w:w="100" w:type="dxa"/>
+            </w:tcMar>
+          </w:tcPr>
+          <w:p>
+            <w:r>
+              <w:rPr>
+                <w:sz w:val="20"/>
+                <w:szCs w:val="20"/>
+              </w:rPr>
+              <w:t>1-n orders, 1-n carts, 1-n chat_rooms, 1-n chat_messages, 1-n complaints, 1-n notifications, 1-n user_roles</w:t>
             </w:r>
           </w:p>
         </w:tc>
@@ -726,85 +726,85 @@
                 <w:sz w:val="20"/>
                 <w:szCs w:val="20"/>
               </w:rPr>
-              <w:t>products</w:t>
-            </w:r>
-          </w:p>
-        </w:tc>
-        <w:tc>
-          <w:tcPr>
-            <w:tcW w:w="2340" w:type="dxa"/>
-            <w:tcBorders>
-              <w:top w:val="single" w:sz="1" w:space="0" w:color="CCCCCC"/>
-              <w:left w:val="single" w:sz="1" w:space="0" w:color="CCCCCC"/>
-              <w:bottom w:val="single" w:sz="1" w:space="0" w:color="CCCCCC"/>
-              <w:right w:val="single" w:sz="1" w:space="0" w:color="CCCCCC"/>
-            </w:tcBorders>
-            <w:tcMar>
-              <w:top w:w="60" w:type="dxa"/>
-              <w:left w:w="100" w:type="dxa"/>
-              <w:bottom w:w="60" w:type="dxa"/>
-              <w:right w:w="100" w:type="dxa"/>
-            </w:tcMar>
-          </w:tcPr>
-          <w:p>
-            <w:r>
-              <w:rPr>
-                <w:sz w:val="20"/>
-                <w:szCs w:val="20"/>
-              </w:rPr>
-              <w:t>Sản phẩm hải sản khô</w:t>
-            </w:r>
-          </w:p>
-        </w:tc>
-        <w:tc>
-          <w:tcPr>
-            <w:tcW w:w="2340" w:type="dxa"/>
-            <w:tcBorders>
-              <w:top w:val="single" w:sz="1" w:space="0" w:color="CCCCCC"/>
-              <w:left w:val="single" w:sz="1" w:space="0" w:color="CCCCCC"/>
-              <w:bottom w:val="single" w:sz="1" w:space="0" w:color="CCCCCC"/>
-              <w:right w:val="single" w:sz="1" w:space="0" w:color="CCCCCC"/>
-            </w:tcBorders>
-            <w:tcMar>
-              <w:top w:w="60" w:type="dxa"/>
-              <w:left w:w="100" w:type="dxa"/>
-              <w:bottom w:w="60" w:type="dxa"/>
-              <w:right w:w="100" w:type="dxa"/>
-            </w:tcMar>
-          </w:tcPr>
-          <w:p>
-            <w:r>
-              <w:rPr>
-                <w:sz w:val="20"/>
-                <w:szCs w:val="20"/>
-              </w:rPr>
-              <w:t>product_id (PK)</w:t>
-            </w:r>
-          </w:p>
-        </w:tc>
-        <w:tc>
-          <w:tcPr>
-            <w:tcW w:w="2340" w:type="dxa"/>
-            <w:tcBorders>
-              <w:top w:val="single" w:sz="1" w:space="0" w:color="CCCCCC"/>
-              <w:left w:val="single" w:sz="1" w:space="0" w:color="CCCCCC"/>
-              <w:bottom w:val="single" w:sz="1" w:space="0" w:color="CCCCCC"/>
-              <w:right w:val="single" w:sz="1" w:space="0" w:color="CCCCCC"/>
-            </w:tcBorders>
-            <w:tcMar>
-              <w:top w:w="60" w:type="dxa"/>
-              <w:left w:w="100" w:type="dxa"/>
-              <w:bottom w:w="60" w:type="dxa"/>
-              <w:right w:w="100" w:type="dxa"/>
-            </w:tcMar>
-          </w:tcPr>
-          <w:p>
-            <w:r>
-              <w:rPr>
-                <w:sz w:val="20"/>
-                <w:szCs w:val="20"/>
-              </w:rPr>
-              <w:t>n-1 categories, 1-n order_items, 1-n price_tiers</w:t>
+              <w:t>roles</w:t>
+            </w:r>
+          </w:p>
+        </w:tc>
+        <w:tc>
+          <w:tcPr>
+            <w:tcW w:w="2340" w:type="dxa"/>
+            <w:tcBorders>
+              <w:top w:val="single" w:sz="1" w:space="0" w:color="CCCCCC"/>
+              <w:left w:val="single" w:sz="1" w:space="0" w:color="CCCCCC"/>
+              <w:bottom w:val="single" w:sz="1" w:space="0" w:color="CCCCCC"/>
+              <w:right w:val="single" w:sz="1" w:space="0" w:color="CCCCCC"/>
+            </w:tcBorders>
+            <w:tcMar>
+              <w:top w:w="60" w:type="dxa"/>
+              <w:left w:w="100" w:type="dxa"/>
+              <w:bottom w:w="60" w:type="dxa"/>
+              <w:right w:w="100" w:type="dxa"/>
+            </w:tcMar>
+          </w:tcPr>
+          <w:p>
+            <w:r>
+              <w:rPr>
+                <w:sz w:val="20"/>
+                <w:szCs w:val="20"/>
+              </w:rPr>
+              <w:t>Danh sách vai trò mặc định và mở rộng như ADMIN, STAFF, USER.</w:t>
+            </w:r>
+          </w:p>
+        </w:tc>
+        <w:tc>
+          <w:tcPr>
+            <w:tcW w:w="2340" w:type="dxa"/>
+            <w:tcBorders>
+              <w:top w:val="single" w:sz="1" w:space="0" w:color="CCCCCC"/>
+              <w:left w:val="single" w:sz="1" w:space="0" w:color="CCCCCC"/>
+              <w:bottom w:val="single" w:sz="1" w:space="0" w:color="CCCCCC"/>
+              <w:right w:val="single" w:sz="1" w:space="0" w:color="CCCCCC"/>
+            </w:tcBorders>
+            <w:tcMar>
+              <w:top w:w="60" w:type="dxa"/>
+              <w:left w:w="100" w:type="dxa"/>
+              <w:bottom w:w="60" w:type="dxa"/>
+              <w:right w:w="100" w:type="dxa"/>
+            </w:tcMar>
+          </w:tcPr>
+          <w:p>
+            <w:r>
+              <w:rPr>
+                <w:sz w:val="20"/>
+                <w:szCs w:val="20"/>
+              </w:rPr>
+              <w:t>id (PK nội bộ), public_id (UUIDv4 API)</w:t>
+            </w:r>
+          </w:p>
+        </w:tc>
+        <w:tc>
+          <w:tcPr>
+            <w:tcW w:w="2340" w:type="dxa"/>
+            <w:tcBorders>
+              <w:top w:val="single" w:sz="1" w:space="0" w:color="CCCCCC"/>
+              <w:left w:val="single" w:sz="1" w:space="0" w:color="CCCCCC"/>
+              <w:bottom w:val="single" w:sz="1" w:space="0" w:color="CCCCCC"/>
+              <w:right w:val="single" w:sz="1" w:space="0" w:color="CCCCCC"/>
+            </w:tcBorders>
+            <w:tcMar>
+              <w:top w:w="60" w:type="dxa"/>
+              <w:left w:w="100" w:type="dxa"/>
+              <w:bottom w:w="60" w:type="dxa"/>
+              <w:right w:w="100" w:type="dxa"/>
+            </w:tcMar>
+          </w:tcPr>
+          <w:p>
+            <w:r>
+              <w:rPr>
+                <w:sz w:val="20"/>
+                <w:szCs w:val="20"/>
+              </w:rPr>
+              <w:t>1-n user_roles</w:t>
             </w:r>
           </w:p>
         </w:tc>
@@ -838,85 +838,85 @@
                 <w:sz w:val="20"/>
                 <w:szCs w:val="20"/>
               </w:rPr>
-              <w:t>categories</w:t>
-            </w:r>
-          </w:p>
-        </w:tc>
-        <w:tc>
-          <w:tcPr>
-            <w:tcW w:w="2340" w:type="dxa"/>
-            <w:tcBorders>
-              <w:top w:val="single" w:sz="1" w:space="0" w:color="CCCCCC"/>
-              <w:left w:val="single" w:sz="1" w:space="0" w:color="CCCCCC"/>
-              <w:bottom w:val="single" w:sz="1" w:space="0" w:color="CCCCCC"/>
-              <w:right w:val="single" w:sz="1" w:space="0" w:color="CCCCCC"/>
-            </w:tcBorders>
-            <w:tcMar>
-              <w:top w:w="60" w:type="dxa"/>
-              <w:left w:w="100" w:type="dxa"/>
-              <w:bottom w:w="60" w:type="dxa"/>
-              <w:right w:w="100" w:type="dxa"/>
-            </w:tcMar>
-          </w:tcPr>
-          <w:p>
-            <w:r>
-              <w:rPr>
-                <w:sz w:val="20"/>
-                <w:szCs w:val="20"/>
-              </w:rPr>
-              <w:t>Danh mục: Mực khô, Tôm khô, Cá khô, Nước mắm</w:t>
-            </w:r>
-          </w:p>
-        </w:tc>
-        <w:tc>
-          <w:tcPr>
-            <w:tcW w:w="2340" w:type="dxa"/>
-            <w:tcBorders>
-              <w:top w:val="single" w:sz="1" w:space="0" w:color="CCCCCC"/>
-              <w:left w:val="single" w:sz="1" w:space="0" w:color="CCCCCC"/>
-              <w:bottom w:val="single" w:sz="1" w:space="0" w:color="CCCCCC"/>
-              <w:right w:val="single" w:sz="1" w:space="0" w:color="CCCCCC"/>
-            </w:tcBorders>
-            <w:tcMar>
-              <w:top w:w="60" w:type="dxa"/>
-              <w:left w:w="100" w:type="dxa"/>
-              <w:bottom w:w="60" w:type="dxa"/>
-              <w:right w:w="100" w:type="dxa"/>
-            </w:tcMar>
-          </w:tcPr>
-          <w:p>
-            <w:r>
-              <w:rPr>
-                <w:sz w:val="20"/>
-                <w:szCs w:val="20"/>
-              </w:rPr>
-              <w:t>category_id (PK)</w:t>
-            </w:r>
-          </w:p>
-        </w:tc>
-        <w:tc>
-          <w:tcPr>
-            <w:tcW w:w="2340" w:type="dxa"/>
-            <w:tcBorders>
-              <w:top w:val="single" w:sz="1" w:space="0" w:color="CCCCCC"/>
-              <w:left w:val="single" w:sz="1" w:space="0" w:color="CCCCCC"/>
-              <w:bottom w:val="single" w:sz="1" w:space="0" w:color="CCCCCC"/>
-              <w:right w:val="single" w:sz="1" w:space="0" w:color="CCCCCC"/>
-            </w:tcBorders>
-            <w:tcMar>
-              <w:top w:w="60" w:type="dxa"/>
-              <w:left w:w="100" w:type="dxa"/>
-              <w:bottom w:w="60" w:type="dxa"/>
-              <w:right w:w="100" w:type="dxa"/>
-            </w:tcMar>
-          </w:tcPr>
-          <w:p>
-            <w:r>
-              <w:rPr>
-                <w:sz w:val="20"/>
-                <w:szCs w:val="20"/>
-              </w:rPr>
-              <w:t>1-n products</w:t>
+              <w:t>user_roles</w:t>
+            </w:r>
+          </w:p>
+        </w:tc>
+        <w:tc>
+          <w:tcPr>
+            <w:tcW w:w="2340" w:type="dxa"/>
+            <w:tcBorders>
+              <w:top w:val="single" w:sz="1" w:space="0" w:color="CCCCCC"/>
+              <w:left w:val="single" w:sz="1" w:space="0" w:color="CCCCCC"/>
+              <w:bottom w:val="single" w:sz="1" w:space="0" w:color="CCCCCC"/>
+              <w:right w:val="single" w:sz="1" w:space="0" w:color="CCCCCC"/>
+            </w:tcBorders>
+            <w:tcMar>
+              <w:top w:w="60" w:type="dxa"/>
+              <w:left w:w="100" w:type="dxa"/>
+              <w:bottom w:w="60" w:type="dxa"/>
+              <w:right w:w="100" w:type="dxa"/>
+            </w:tcMar>
+          </w:tcPr>
+          <w:p>
+            <w:r>
+              <w:rPr>
+                <w:sz w:val="20"/>
+                <w:szCs w:val="20"/>
+              </w:rPr>
+              <w:t>Bảng gán role cho từng user.</w:t>
+            </w:r>
+          </w:p>
+        </w:tc>
+        <w:tc>
+          <w:tcPr>
+            <w:tcW w:w="2340" w:type="dxa"/>
+            <w:tcBorders>
+              <w:top w:val="single" w:sz="1" w:space="0" w:color="CCCCCC"/>
+              <w:left w:val="single" w:sz="1" w:space="0" w:color="CCCCCC"/>
+              <w:bottom w:val="single" w:sz="1" w:space="0" w:color="CCCCCC"/>
+              <w:right w:val="single" w:sz="1" w:space="0" w:color="CCCCCC"/>
+            </w:tcBorders>
+            <w:tcMar>
+              <w:top w:w="60" w:type="dxa"/>
+              <w:left w:w="100" w:type="dxa"/>
+              <w:bottom w:w="60" w:type="dxa"/>
+              <w:right w:w="100" w:type="dxa"/>
+            </w:tcMar>
+          </w:tcPr>
+          <w:p>
+            <w:r>
+              <w:rPr>
+                <w:sz w:val="20"/>
+                <w:szCs w:val="20"/>
+              </w:rPr>
+              <w:t>user_id + role_id (PK nội bộ)</w:t>
+            </w:r>
+          </w:p>
+        </w:tc>
+        <w:tc>
+          <w:tcPr>
+            <w:tcW w:w="2340" w:type="dxa"/>
+            <w:tcBorders>
+              <w:top w:val="single" w:sz="1" w:space="0" w:color="CCCCCC"/>
+              <w:left w:val="single" w:sz="1" w:space="0" w:color="CCCCCC"/>
+              <w:bottom w:val="single" w:sz="1" w:space="0" w:color="CCCCCC"/>
+              <w:right w:val="single" w:sz="1" w:space="0" w:color="CCCCCC"/>
+            </w:tcBorders>
+            <w:tcMar>
+              <w:top w:w="60" w:type="dxa"/>
+              <w:left w:w="100" w:type="dxa"/>
+              <w:bottom w:w="60" w:type="dxa"/>
+              <w:right w:w="100" w:type="dxa"/>
+            </w:tcMar>
+          </w:tcPr>
+          <w:p>
+            <w:r>
+              <w:rPr>
+                <w:sz w:val="20"/>
+                <w:szCs w:val="20"/>
+              </w:rPr>
+              <w:t>n-1 users, n-1 roles</w:t>
             </w:r>
           </w:p>
         </w:tc>
@@ -950,85 +950,85 @@
                 <w:sz w:val="20"/>
                 <w:szCs w:val="20"/>
               </w:rPr>
-              <w:t>orders</w:t>
-            </w:r>
-          </w:p>
-        </w:tc>
-        <w:tc>
-          <w:tcPr>
-            <w:tcW w:w="2340" w:type="dxa"/>
-            <w:tcBorders>
-              <w:top w:val="single" w:sz="1" w:space="0" w:color="CCCCCC"/>
-              <w:left w:val="single" w:sz="1" w:space="0" w:color="CCCCCC"/>
-              <w:bottom w:val="single" w:sz="1" w:space="0" w:color="CCCCCC"/>
-              <w:right w:val="single" w:sz="1" w:space="0" w:color="CCCCCC"/>
-            </w:tcBorders>
-            <w:tcMar>
-              <w:top w:w="60" w:type="dxa"/>
-              <w:left w:w="100" w:type="dxa"/>
-              <w:bottom w:w="60" w:type="dxa"/>
-              <w:right w:w="100" w:type="dxa"/>
-            </w:tcMar>
-          </w:tcPr>
-          <w:p>
-            <w:r>
-              <w:rPr>
-                <w:sz w:val="20"/>
-                <w:szCs w:val="20"/>
-              </w:rPr>
-              <w:t>Đơn hàng sỉ của đại lý</w:t>
-            </w:r>
-          </w:p>
-        </w:tc>
-        <w:tc>
-          <w:tcPr>
-            <w:tcW w:w="2340" w:type="dxa"/>
-            <w:tcBorders>
-              <w:top w:val="single" w:sz="1" w:space="0" w:color="CCCCCC"/>
-              <w:left w:val="single" w:sz="1" w:space="0" w:color="CCCCCC"/>
-              <w:bottom w:val="single" w:sz="1" w:space="0" w:color="CCCCCC"/>
-              <w:right w:val="single" w:sz="1" w:space="0" w:color="CCCCCC"/>
-            </w:tcBorders>
-            <w:tcMar>
-              <w:top w:w="60" w:type="dxa"/>
-              <w:left w:w="100" w:type="dxa"/>
-              <w:bottom w:w="60" w:type="dxa"/>
-              <w:right w:w="100" w:type="dxa"/>
-            </w:tcMar>
-          </w:tcPr>
-          <w:p>
-            <w:r>
-              <w:rPr>
-                <w:sz w:val="20"/>
-                <w:szCs w:val="20"/>
-              </w:rPr>
-              <w:t>order_id (PK)</w:t>
-            </w:r>
-          </w:p>
-        </w:tc>
-        <w:tc>
-          <w:tcPr>
-            <w:tcW w:w="2340" w:type="dxa"/>
-            <w:tcBorders>
-              <w:top w:val="single" w:sz="1" w:space="0" w:color="CCCCCC"/>
-              <w:left w:val="single" w:sz="1" w:space="0" w:color="CCCCCC"/>
-              <w:bottom w:val="single" w:sz="1" w:space="0" w:color="CCCCCC"/>
-              <w:right w:val="single" w:sz="1" w:space="0" w:color="CCCCCC"/>
-            </w:tcBorders>
-            <w:tcMar>
-              <w:top w:w="60" w:type="dxa"/>
-              <w:left w:w="100" w:type="dxa"/>
-              <w:bottom w:w="60" w:type="dxa"/>
-              <w:right w:w="100" w:type="dxa"/>
-            </w:tcMar>
-          </w:tcPr>
-          <w:p>
-            <w:r>
-              <w:rPr>
-                <w:sz w:val="20"/>
-                <w:szCs w:val="20"/>
-              </w:rPr>
-              <w:t>n-1 users, 1-n order_items, 1-n complaints</w:t>
+              <w:t>categories</w:t>
+            </w:r>
+          </w:p>
+        </w:tc>
+        <w:tc>
+          <w:tcPr>
+            <w:tcW w:w="2340" w:type="dxa"/>
+            <w:tcBorders>
+              <w:top w:val="single" w:sz="1" w:space="0" w:color="CCCCCC"/>
+              <w:left w:val="single" w:sz="1" w:space="0" w:color="CCCCCC"/>
+              <w:bottom w:val="single" w:sz="1" w:space="0" w:color="CCCCCC"/>
+              <w:right w:val="single" w:sz="1" w:space="0" w:color="CCCCCC"/>
+            </w:tcBorders>
+            <w:tcMar>
+              <w:top w:w="60" w:type="dxa"/>
+              <w:left w:w="100" w:type="dxa"/>
+              <w:bottom w:w="60" w:type="dxa"/>
+              <w:right w:w="100" w:type="dxa"/>
+            </w:tcMar>
+          </w:tcPr>
+          <w:p>
+            <w:r>
+              <w:rPr>
+                <w:sz w:val="20"/>
+                <w:szCs w:val="20"/>
+              </w:rPr>
+              <w:t>Danh mục: Mực khô, Tôm khô, Cá khô, Nước mắm.</w:t>
+            </w:r>
+          </w:p>
+        </w:tc>
+        <w:tc>
+          <w:tcPr>
+            <w:tcW w:w="2340" w:type="dxa"/>
+            <w:tcBorders>
+              <w:top w:val="single" w:sz="1" w:space="0" w:color="CCCCCC"/>
+              <w:left w:val="single" w:sz="1" w:space="0" w:color="CCCCCC"/>
+              <w:bottom w:val="single" w:sz="1" w:space="0" w:color="CCCCCC"/>
+              <w:right w:val="single" w:sz="1" w:space="0" w:color="CCCCCC"/>
+            </w:tcBorders>
+            <w:tcMar>
+              <w:top w:w="60" w:type="dxa"/>
+              <w:left w:w="100" w:type="dxa"/>
+              <w:bottom w:w="60" w:type="dxa"/>
+              <w:right w:w="100" w:type="dxa"/>
+            </w:tcMar>
+          </w:tcPr>
+          <w:p>
+            <w:r>
+              <w:rPr>
+                <w:sz w:val="20"/>
+                <w:szCs w:val="20"/>
+              </w:rPr>
+              <w:t>id (PK nội bộ), public_id (UUIDv4 API)</w:t>
+            </w:r>
+          </w:p>
+        </w:tc>
+        <w:tc>
+          <w:tcPr>
+            <w:tcW w:w="2340" w:type="dxa"/>
+            <w:tcBorders>
+              <w:top w:val="single" w:sz="1" w:space="0" w:color="CCCCCC"/>
+              <w:left w:val="single" w:sz="1" w:space="0" w:color="CCCCCC"/>
+              <w:bottom w:val="single" w:sz="1" w:space="0" w:color="CCCCCC"/>
+              <w:right w:val="single" w:sz="1" w:space="0" w:color="CCCCCC"/>
+            </w:tcBorders>
+            <w:tcMar>
+              <w:top w:w="60" w:type="dxa"/>
+              <w:left w:w="100" w:type="dxa"/>
+              <w:bottom w:w="60" w:type="dxa"/>
+              <w:right w:w="100" w:type="dxa"/>
+            </w:tcMar>
+          </w:tcPr>
+          <w:p>
+            <w:r>
+              <w:rPr>
+                <w:sz w:val="20"/>
+                <w:szCs w:val="20"/>
+              </w:rPr>
+              <w:t>1-n products</w:t>
             </w:r>
           </w:p>
         </w:tc>
@@ -1062,85 +1062,85 @@
                 <w:sz w:val="20"/>
                 <w:szCs w:val="20"/>
               </w:rPr>
-              <w:t>order_items</w:t>
-            </w:r>
-          </w:p>
-        </w:tc>
-        <w:tc>
-          <w:tcPr>
-            <w:tcW w:w="2340" w:type="dxa"/>
-            <w:tcBorders>
-              <w:top w:val="single" w:sz="1" w:space="0" w:color="CCCCCC"/>
-              <w:left w:val="single" w:sz="1" w:space="0" w:color="CCCCCC"/>
-              <w:bottom w:val="single" w:sz="1" w:space="0" w:color="CCCCCC"/>
-              <w:right w:val="single" w:sz="1" w:space="0" w:color="CCCCCC"/>
-            </w:tcBorders>
-            <w:tcMar>
-              <w:top w:w="60" w:type="dxa"/>
-              <w:left w:w="100" w:type="dxa"/>
-              <w:bottom w:w="60" w:type="dxa"/>
-              <w:right w:w="100" w:type="dxa"/>
-            </w:tcMar>
-          </w:tcPr>
-          <w:p>
-            <w:r>
-              <w:rPr>
-                <w:sz w:val="20"/>
-                <w:szCs w:val="20"/>
-              </w:rPr>
-              <w:t>Chi tiết từng sản phẩm trong đơn</w:t>
-            </w:r>
-          </w:p>
-        </w:tc>
-        <w:tc>
-          <w:tcPr>
-            <w:tcW w:w="2340" w:type="dxa"/>
-            <w:tcBorders>
-              <w:top w:val="single" w:sz="1" w:space="0" w:color="CCCCCC"/>
-              <w:left w:val="single" w:sz="1" w:space="0" w:color="CCCCCC"/>
-              <w:bottom w:val="single" w:sz="1" w:space="0" w:color="CCCCCC"/>
-              <w:right w:val="single" w:sz="1" w:space="0" w:color="CCCCCC"/>
-            </w:tcBorders>
-            <w:tcMar>
-              <w:top w:w="60" w:type="dxa"/>
-              <w:left w:w="100" w:type="dxa"/>
-              <w:bottom w:w="60" w:type="dxa"/>
-              <w:right w:w="100" w:type="dxa"/>
-            </w:tcMar>
-          </w:tcPr>
-          <w:p>
-            <w:r>
-              <w:rPr>
-                <w:sz w:val="20"/>
-                <w:szCs w:val="20"/>
-              </w:rPr>
-              <w:t>item_id (PK)</w:t>
-            </w:r>
-          </w:p>
-        </w:tc>
-        <w:tc>
-          <w:tcPr>
-            <w:tcW w:w="2340" w:type="dxa"/>
-            <w:tcBorders>
-              <w:top w:val="single" w:sz="1" w:space="0" w:color="CCCCCC"/>
-              <w:left w:val="single" w:sz="1" w:space="0" w:color="CCCCCC"/>
-              <w:bottom w:val="single" w:sz="1" w:space="0" w:color="CCCCCC"/>
-              <w:right w:val="single" w:sz="1" w:space="0" w:color="CCCCCC"/>
-            </w:tcBorders>
-            <w:tcMar>
-              <w:top w:w="60" w:type="dxa"/>
-              <w:left w:w="100" w:type="dxa"/>
-              <w:bottom w:w="60" w:type="dxa"/>
-              <w:right w:w="100" w:type="dxa"/>
-            </w:tcMar>
-          </w:tcPr>
-          <w:p>
-            <w:r>
-              <w:rPr>
-                <w:sz w:val="20"/>
-                <w:szCs w:val="20"/>
-              </w:rPr>
-              <w:t>n-1 orders, n-1 products</w:t>
+              <w:t>products</w:t>
+            </w:r>
+          </w:p>
+        </w:tc>
+        <w:tc>
+          <w:tcPr>
+            <w:tcW w:w="2340" w:type="dxa"/>
+            <w:tcBorders>
+              <w:top w:val="single" w:sz="1" w:space="0" w:color="CCCCCC"/>
+              <w:left w:val="single" w:sz="1" w:space="0" w:color="CCCCCC"/>
+              <w:bottom w:val="single" w:sz="1" w:space="0" w:color="CCCCCC"/>
+              <w:right w:val="single" w:sz="1" w:space="0" w:color="CCCCCC"/>
+            </w:tcBorders>
+            <w:tcMar>
+              <w:top w:w="60" w:type="dxa"/>
+              <w:left w:w="100" w:type="dxa"/>
+              <w:bottom w:w="60" w:type="dxa"/>
+              <w:right w:w="100" w:type="dxa"/>
+            </w:tcMar>
+          </w:tcPr>
+          <w:p>
+            <w:r>
+              <w:rPr>
+                <w:sz w:val="20"/>
+                <w:szCs w:val="20"/>
+              </w:rPr>
+              <w:t>Sản phẩm hải sản khô/nước mắm.</w:t>
+            </w:r>
+          </w:p>
+        </w:tc>
+        <w:tc>
+          <w:tcPr>
+            <w:tcW w:w="2340" w:type="dxa"/>
+            <w:tcBorders>
+              <w:top w:val="single" w:sz="1" w:space="0" w:color="CCCCCC"/>
+              <w:left w:val="single" w:sz="1" w:space="0" w:color="CCCCCC"/>
+              <w:bottom w:val="single" w:sz="1" w:space="0" w:color="CCCCCC"/>
+              <w:right w:val="single" w:sz="1" w:space="0" w:color="CCCCCC"/>
+            </w:tcBorders>
+            <w:tcMar>
+              <w:top w:w="60" w:type="dxa"/>
+              <w:left w:w="100" w:type="dxa"/>
+              <w:bottom w:w="60" w:type="dxa"/>
+              <w:right w:w="100" w:type="dxa"/>
+            </w:tcMar>
+          </w:tcPr>
+          <w:p>
+            <w:r>
+              <w:rPr>
+                <w:sz w:val="20"/>
+                <w:szCs w:val="20"/>
+              </w:rPr>
+              <w:t>id (PK nội bộ), public_id (UUIDv4 API)</w:t>
+            </w:r>
+          </w:p>
+        </w:tc>
+        <w:tc>
+          <w:tcPr>
+            <w:tcW w:w="2340" w:type="dxa"/>
+            <w:tcBorders>
+              <w:top w:val="single" w:sz="1" w:space="0" w:color="CCCCCC"/>
+              <w:left w:val="single" w:sz="1" w:space="0" w:color="CCCCCC"/>
+              <w:bottom w:val="single" w:sz="1" w:space="0" w:color="CCCCCC"/>
+              <w:right w:val="single" w:sz="1" w:space="0" w:color="CCCCCC"/>
+            </w:tcBorders>
+            <w:tcMar>
+              <w:top w:w="60" w:type="dxa"/>
+              <w:left w:w="100" w:type="dxa"/>
+              <w:bottom w:w="60" w:type="dxa"/>
+              <w:right w:w="100" w:type="dxa"/>
+            </w:tcMar>
+          </w:tcPr>
+          <w:p>
+            <w:r>
+              <w:rPr>
+                <w:sz w:val="20"/>
+                <w:szCs w:val="20"/>
+              </w:rPr>
+              <w:t>n-1 categories, 1-n product_images, 1-n price_tiers, 1-n cart_items, 1-n order_items</w:t>
             </w:r>
           </w:p>
         </w:tc>
@@ -1174,59 +1174,59 @@
                 <w:sz w:val="20"/>
                 <w:szCs w:val="20"/>
               </w:rPr>
-              <w:t>price_tiers</w:t>
-            </w:r>
-          </w:p>
-        </w:tc>
-        <w:tc>
-          <w:tcPr>
-            <w:tcW w:w="2340" w:type="dxa"/>
-            <w:tcBorders>
-              <w:top w:val="single" w:sz="1" w:space="0" w:color="CCCCCC"/>
-              <w:left w:val="single" w:sz="1" w:space="0" w:color="CCCCCC"/>
-              <w:bottom w:val="single" w:sz="1" w:space="0" w:color="CCCCCC"/>
-              <w:right w:val="single" w:sz="1" w:space="0" w:color="CCCCCC"/>
-            </w:tcBorders>
-            <w:tcMar>
-              <w:top w:w="60" w:type="dxa"/>
-              <w:left w:w="100" w:type="dxa"/>
-              <w:bottom w:w="60" w:type="dxa"/>
-              <w:right w:w="100" w:type="dxa"/>
-            </w:tcMar>
-          </w:tcPr>
-          <w:p>
-            <w:r>
-              <w:rPr>
-                <w:sz w:val="20"/>
-                <w:szCs w:val="20"/>
-              </w:rPr>
-              <w:t>Bảng giá sỉ theo số lượng</w:t>
-            </w:r>
-          </w:p>
-        </w:tc>
-        <w:tc>
-          <w:tcPr>
-            <w:tcW w:w="2340" w:type="dxa"/>
-            <w:tcBorders>
-              <w:top w:val="single" w:sz="1" w:space="0" w:color="CCCCCC"/>
-              <w:left w:val="single" w:sz="1" w:space="0" w:color="CCCCCC"/>
-              <w:bottom w:val="single" w:sz="1" w:space="0" w:color="CCCCCC"/>
-              <w:right w:val="single" w:sz="1" w:space="0" w:color="CCCCCC"/>
-            </w:tcBorders>
-            <w:tcMar>
-              <w:top w:w="60" w:type="dxa"/>
-              <w:left w:w="100" w:type="dxa"/>
-              <w:bottom w:w="60" w:type="dxa"/>
-              <w:right w:w="100" w:type="dxa"/>
-            </w:tcMar>
-          </w:tcPr>
-          <w:p>
-            <w:r>
-              <w:rPr>
-                <w:sz w:val="20"/>
-                <w:szCs w:val="20"/>
-              </w:rPr>
-              <w:t>tier_id (PK)</w:t>
+              <w:t>product_images</w:t>
+            </w:r>
+          </w:p>
+        </w:tc>
+        <w:tc>
+          <w:tcPr>
+            <w:tcW w:w="2340" w:type="dxa"/>
+            <w:tcBorders>
+              <w:top w:val="single" w:sz="1" w:space="0" w:color="CCCCCC"/>
+              <w:left w:val="single" w:sz="1" w:space="0" w:color="CCCCCC"/>
+              <w:bottom w:val="single" w:sz="1" w:space="0" w:color="CCCCCC"/>
+              <w:right w:val="single" w:sz="1" w:space="0" w:color="CCCCCC"/>
+            </w:tcBorders>
+            <w:tcMar>
+              <w:top w:w="60" w:type="dxa"/>
+              <w:left w:w="100" w:type="dxa"/>
+              <w:bottom w:w="60" w:type="dxa"/>
+              <w:right w:w="100" w:type="dxa"/>
+            </w:tcMar>
+          </w:tcPr>
+          <w:p>
+            <w:r>
+              <w:rPr>
+                <w:sz w:val="20"/>
+                <w:szCs w:val="20"/>
+              </w:rPr>
+              <w:t>Ảnh phụ hoặc gallery của sản phẩm.</w:t>
+            </w:r>
+          </w:p>
+        </w:tc>
+        <w:tc>
+          <w:tcPr>
+            <w:tcW w:w="2340" w:type="dxa"/>
+            <w:tcBorders>
+              <w:top w:val="single" w:sz="1" w:space="0" w:color="CCCCCC"/>
+              <w:left w:val="single" w:sz="1" w:space="0" w:color="CCCCCC"/>
+              <w:bottom w:val="single" w:sz="1" w:space="0" w:color="CCCCCC"/>
+              <w:right w:val="single" w:sz="1" w:space="0" w:color="CCCCCC"/>
+            </w:tcBorders>
+            <w:tcMar>
+              <w:top w:w="60" w:type="dxa"/>
+              <w:left w:w="100" w:type="dxa"/>
+              <w:bottom w:w="60" w:type="dxa"/>
+              <w:right w:w="100" w:type="dxa"/>
+            </w:tcMar>
+          </w:tcPr>
+          <w:p>
+            <w:r>
+              <w:rPr>
+                <w:sz w:val="20"/>
+                <w:szCs w:val="20"/>
+              </w:rPr>
+              <w:t>id (PK nội bộ), public_id (UUIDv4 API)</w:t>
             </w:r>
           </w:p>
         </w:tc>
@@ -1286,85 +1286,85 @@
                 <w:sz w:val="20"/>
                 <w:szCs w:val="20"/>
               </w:rPr>
-              <w:t>chat_messages</w:t>
-            </w:r>
-          </w:p>
-        </w:tc>
-        <w:tc>
-          <w:tcPr>
-            <w:tcW w:w="2340" w:type="dxa"/>
-            <w:tcBorders>
-              <w:top w:val="single" w:sz="1" w:space="0" w:color="CCCCCC"/>
-              <w:left w:val="single" w:sz="1" w:space="0" w:color="CCCCCC"/>
-              <w:bottom w:val="single" w:sz="1" w:space="0" w:color="CCCCCC"/>
-              <w:right w:val="single" w:sz="1" w:space="0" w:color="CCCCCC"/>
-            </w:tcBorders>
-            <w:tcMar>
-              <w:top w:w="60" w:type="dxa"/>
-              <w:left w:w="100" w:type="dxa"/>
-              <w:bottom w:w="60" w:type="dxa"/>
-              <w:right w:w="100" w:type="dxa"/>
-            </w:tcMar>
-          </w:tcPr>
-          <w:p>
-            <w:r>
-              <w:rPr>
-                <w:sz w:val="20"/>
-                <w:szCs w:val="20"/>
-              </w:rPr>
-              <w:t>Lịch sử chat (AI + Staff)</w:t>
-            </w:r>
-          </w:p>
-        </w:tc>
-        <w:tc>
-          <w:tcPr>
-            <w:tcW w:w="2340" w:type="dxa"/>
-            <w:tcBorders>
-              <w:top w:val="single" w:sz="1" w:space="0" w:color="CCCCCC"/>
-              <w:left w:val="single" w:sz="1" w:space="0" w:color="CCCCCC"/>
-              <w:bottom w:val="single" w:sz="1" w:space="0" w:color="CCCCCC"/>
-              <w:right w:val="single" w:sz="1" w:space="0" w:color="CCCCCC"/>
-            </w:tcBorders>
-            <w:tcMar>
-              <w:top w:w="60" w:type="dxa"/>
-              <w:left w:w="100" w:type="dxa"/>
-              <w:bottom w:w="60" w:type="dxa"/>
-              <w:right w:w="100" w:type="dxa"/>
-            </w:tcMar>
-          </w:tcPr>
-          <w:p>
-            <w:r>
-              <w:rPr>
-                <w:sz w:val="20"/>
-                <w:szCs w:val="20"/>
-              </w:rPr>
-              <w:t>message_id (PK)</w:t>
-            </w:r>
-          </w:p>
-        </w:tc>
-        <w:tc>
-          <w:tcPr>
-            <w:tcW w:w="2340" w:type="dxa"/>
-            <w:tcBorders>
-              <w:top w:val="single" w:sz="1" w:space="0" w:color="CCCCCC"/>
-              <w:left w:val="single" w:sz="1" w:space="0" w:color="CCCCCC"/>
-              <w:bottom w:val="single" w:sz="1" w:space="0" w:color="CCCCCC"/>
-              <w:right w:val="single" w:sz="1" w:space="0" w:color="CCCCCC"/>
-            </w:tcBorders>
-            <w:tcMar>
-              <w:top w:w="60" w:type="dxa"/>
-              <w:left w:w="100" w:type="dxa"/>
-              <w:bottom w:w="60" w:type="dxa"/>
-              <w:right w:w="100" w:type="dxa"/>
-            </w:tcMar>
-          </w:tcPr>
-          <w:p>
-            <w:r>
-              <w:rPr>
-                <w:sz w:val="20"/>
-                <w:szCs w:val="20"/>
-              </w:rPr>
-              <w:t>n-1 users; có thể phát sinh complaints</w:t>
+              <w:t>price_tiers</w:t>
+            </w:r>
+          </w:p>
+        </w:tc>
+        <w:tc>
+          <w:tcPr>
+            <w:tcW w:w="2340" w:type="dxa"/>
+            <w:tcBorders>
+              <w:top w:val="single" w:sz="1" w:space="0" w:color="CCCCCC"/>
+              <w:left w:val="single" w:sz="1" w:space="0" w:color="CCCCCC"/>
+              <w:bottom w:val="single" w:sz="1" w:space="0" w:color="CCCCCC"/>
+              <w:right w:val="single" w:sz="1" w:space="0" w:color="CCCCCC"/>
+            </w:tcBorders>
+            <w:tcMar>
+              <w:top w:w="60" w:type="dxa"/>
+              <w:left w:w="100" w:type="dxa"/>
+              <w:bottom w:w="60" w:type="dxa"/>
+              <w:right w:w="100" w:type="dxa"/>
+            </w:tcMar>
+          </w:tcPr>
+          <w:p>
+            <w:r>
+              <w:rPr>
+                <w:sz w:val="20"/>
+                <w:szCs w:val="20"/>
+              </w:rPr>
+              <w:t>Bảng giá sỉ theo số lượng.</w:t>
+            </w:r>
+          </w:p>
+        </w:tc>
+        <w:tc>
+          <w:tcPr>
+            <w:tcW w:w="2340" w:type="dxa"/>
+            <w:tcBorders>
+              <w:top w:val="single" w:sz="1" w:space="0" w:color="CCCCCC"/>
+              <w:left w:val="single" w:sz="1" w:space="0" w:color="CCCCCC"/>
+              <w:bottom w:val="single" w:sz="1" w:space="0" w:color="CCCCCC"/>
+              <w:right w:val="single" w:sz="1" w:space="0" w:color="CCCCCC"/>
+            </w:tcBorders>
+            <w:tcMar>
+              <w:top w:w="60" w:type="dxa"/>
+              <w:left w:w="100" w:type="dxa"/>
+              <w:bottom w:w="60" w:type="dxa"/>
+              <w:right w:w="100" w:type="dxa"/>
+            </w:tcMar>
+          </w:tcPr>
+          <w:p>
+            <w:r>
+              <w:rPr>
+                <w:sz w:val="20"/>
+                <w:szCs w:val="20"/>
+              </w:rPr>
+              <w:t>id (PK nội bộ), public_id (UUIDv4 API)</w:t>
+            </w:r>
+          </w:p>
+        </w:tc>
+        <w:tc>
+          <w:tcPr>
+            <w:tcW w:w="2340" w:type="dxa"/>
+            <w:tcBorders>
+              <w:top w:val="single" w:sz="1" w:space="0" w:color="CCCCCC"/>
+              <w:left w:val="single" w:sz="1" w:space="0" w:color="CCCCCC"/>
+              <w:bottom w:val="single" w:sz="1" w:space="0" w:color="CCCCCC"/>
+              <w:right w:val="single" w:sz="1" w:space="0" w:color="CCCCCC"/>
+            </w:tcBorders>
+            <w:tcMar>
+              <w:top w:w="60" w:type="dxa"/>
+              <w:left w:w="100" w:type="dxa"/>
+              <w:bottom w:w="60" w:type="dxa"/>
+              <w:right w:w="100" w:type="dxa"/>
+            </w:tcMar>
+          </w:tcPr>
+          <w:p>
+            <w:r>
+              <w:rPr>
+                <w:sz w:val="20"/>
+                <w:szCs w:val="20"/>
+              </w:rPr>
+              <w:t>n-1 products, 1-n cart_items qua selected_price</w:t>
             </w:r>
           </w:p>
         </w:tc>
@@ -1398,85 +1398,85 @@
                 <w:sz w:val="20"/>
                 <w:szCs w:val="20"/>
               </w:rPr>
-              <w:t>complaints</w:t>
-            </w:r>
-          </w:p>
-        </w:tc>
-        <w:tc>
-          <w:tcPr>
-            <w:tcW w:w="2340" w:type="dxa"/>
-            <w:tcBorders>
-              <w:top w:val="single" w:sz="1" w:space="0" w:color="CCCCCC"/>
-              <w:left w:val="single" w:sz="1" w:space="0" w:color="CCCCCC"/>
-              <w:bottom w:val="single" w:sz="1" w:space="0" w:color="CCCCCC"/>
-              <w:right w:val="single" w:sz="1" w:space="0" w:color="CCCCCC"/>
-            </w:tcBorders>
-            <w:tcMar>
-              <w:top w:w="60" w:type="dxa"/>
-              <w:left w:w="100" w:type="dxa"/>
-              <w:bottom w:w="60" w:type="dxa"/>
-              <w:right w:w="100" w:type="dxa"/>
-            </w:tcMar>
-          </w:tcPr>
-          <w:p>
-            <w:r>
-              <w:rPr>
-                <w:sz w:val="20"/>
-                <w:szCs w:val="20"/>
-              </w:rPr>
-              <w:t>Khiếu nại từ đại lý</w:t>
-            </w:r>
-          </w:p>
-        </w:tc>
-        <w:tc>
-          <w:tcPr>
-            <w:tcW w:w="2340" w:type="dxa"/>
-            <w:tcBorders>
-              <w:top w:val="single" w:sz="1" w:space="0" w:color="CCCCCC"/>
-              <w:left w:val="single" w:sz="1" w:space="0" w:color="CCCCCC"/>
-              <w:bottom w:val="single" w:sz="1" w:space="0" w:color="CCCCCC"/>
-              <w:right w:val="single" w:sz="1" w:space="0" w:color="CCCCCC"/>
-            </w:tcBorders>
-            <w:tcMar>
-              <w:top w:w="60" w:type="dxa"/>
-              <w:left w:w="100" w:type="dxa"/>
-              <w:bottom w:w="60" w:type="dxa"/>
-              <w:right w:w="100" w:type="dxa"/>
-            </w:tcMar>
-          </w:tcPr>
-          <w:p>
-            <w:r>
-              <w:rPr>
-                <w:sz w:val="20"/>
-                <w:szCs w:val="20"/>
-              </w:rPr>
-              <w:t>complaint_id (PK)</w:t>
-            </w:r>
-          </w:p>
-        </w:tc>
-        <w:tc>
-          <w:tcPr>
-            <w:tcW w:w="2340" w:type="dxa"/>
-            <w:tcBorders>
-              <w:top w:val="single" w:sz="1" w:space="0" w:color="CCCCCC"/>
-              <w:left w:val="single" w:sz="1" w:space="0" w:color="CCCCCC"/>
-              <w:bottom w:val="single" w:sz="1" w:space="0" w:color="CCCCCC"/>
-              <w:right w:val="single" w:sz="1" w:space="0" w:color="CCCCCC"/>
-            </w:tcBorders>
-            <w:tcMar>
-              <w:top w:w="60" w:type="dxa"/>
-              <w:left w:w="100" w:type="dxa"/>
-              <w:bottom w:w="60" w:type="dxa"/>
-              <w:right w:w="100" w:type="dxa"/>
-            </w:tcMar>
-          </w:tcPr>
-          <w:p>
-            <w:r>
-              <w:rPr>
-                <w:sz w:val="20"/>
-                <w:szCs w:val="20"/>
-              </w:rPr>
-              <w:t>n-1 users, n-1 orders</w:t>
+              <w:t>carts</w:t>
+            </w:r>
+          </w:p>
+        </w:tc>
+        <w:tc>
+          <w:tcPr>
+            <w:tcW w:w="2340" w:type="dxa"/>
+            <w:tcBorders>
+              <w:top w:val="single" w:sz="1" w:space="0" w:color="CCCCCC"/>
+              <w:left w:val="single" w:sz="1" w:space="0" w:color="CCCCCC"/>
+              <w:bottom w:val="single" w:sz="1" w:space="0" w:color="CCCCCC"/>
+              <w:right w:val="single" w:sz="1" w:space="0" w:color="CCCCCC"/>
+            </w:tcBorders>
+            <w:tcMar>
+              <w:top w:w="60" w:type="dxa"/>
+              <w:left w:w="100" w:type="dxa"/>
+              <w:bottom w:w="60" w:type="dxa"/>
+              <w:right w:w="100" w:type="dxa"/>
+            </w:tcMar>
+          </w:tcPr>
+          <w:p>
+            <w:r>
+              <w:rPr>
+                <w:sz w:val="20"/>
+                <w:szCs w:val="20"/>
+              </w:rPr>
+              <w:t>Giỏ hàng hiện tại của từng đại lý.</w:t>
+            </w:r>
+          </w:p>
+        </w:tc>
+        <w:tc>
+          <w:tcPr>
+            <w:tcW w:w="2340" w:type="dxa"/>
+            <w:tcBorders>
+              <w:top w:val="single" w:sz="1" w:space="0" w:color="CCCCCC"/>
+              <w:left w:val="single" w:sz="1" w:space="0" w:color="CCCCCC"/>
+              <w:bottom w:val="single" w:sz="1" w:space="0" w:color="CCCCCC"/>
+              <w:right w:val="single" w:sz="1" w:space="0" w:color="CCCCCC"/>
+            </w:tcBorders>
+            <w:tcMar>
+              <w:top w:w="60" w:type="dxa"/>
+              <w:left w:w="100" w:type="dxa"/>
+              <w:bottom w:w="60" w:type="dxa"/>
+              <w:right w:w="100" w:type="dxa"/>
+            </w:tcMar>
+          </w:tcPr>
+          <w:p>
+            <w:r>
+              <w:rPr>
+                <w:sz w:val="20"/>
+                <w:szCs w:val="20"/>
+              </w:rPr>
+              <w:t>id (PK nội bộ), public_id (UUIDv4 API)</w:t>
+            </w:r>
+          </w:p>
+        </w:tc>
+        <w:tc>
+          <w:tcPr>
+            <w:tcW w:w="2340" w:type="dxa"/>
+            <w:tcBorders>
+              <w:top w:val="single" w:sz="1" w:space="0" w:color="CCCCCC"/>
+              <w:left w:val="single" w:sz="1" w:space="0" w:color="CCCCCC"/>
+              <w:bottom w:val="single" w:sz="1" w:space="0" w:color="CCCCCC"/>
+              <w:right w:val="single" w:sz="1" w:space="0" w:color="CCCCCC"/>
+            </w:tcBorders>
+            <w:tcMar>
+              <w:top w:w="60" w:type="dxa"/>
+              <w:left w:w="100" w:type="dxa"/>
+              <w:bottom w:w="60" w:type="dxa"/>
+              <w:right w:w="100" w:type="dxa"/>
+            </w:tcMar>
+          </w:tcPr>
+          <w:p>
+            <w:r>
+              <w:rPr>
+                <w:sz w:val="20"/>
+                <w:szCs w:val="20"/>
+              </w:rPr>
+              <w:t>n-1 users, 1-n cart_items</w:t>
             </w:r>
           </w:p>
         </w:tc>
@@ -1510,85 +1510,85 @@
                 <w:sz w:val="20"/>
                 <w:szCs w:val="20"/>
               </w:rPr>
-              <w:t>notifications</w:t>
-            </w:r>
-          </w:p>
-        </w:tc>
-        <w:tc>
-          <w:tcPr>
-            <w:tcW w:w="2340" w:type="dxa"/>
-            <w:tcBorders>
-              <w:top w:val="single" w:sz="1" w:space="0" w:color="CCCCCC"/>
-              <w:left w:val="single" w:sz="1" w:space="0" w:color="CCCCCC"/>
-              <w:bottom w:val="single" w:sz="1" w:space="0" w:color="CCCCCC"/>
-              <w:right w:val="single" w:sz="1" w:space="0" w:color="CCCCCC"/>
-            </w:tcBorders>
-            <w:tcMar>
-              <w:top w:w="60" w:type="dxa"/>
-              <w:left w:w="100" w:type="dxa"/>
-              <w:bottom w:w="60" w:type="dxa"/>
-              <w:right w:w="100" w:type="dxa"/>
-            </w:tcMar>
-          </w:tcPr>
-          <w:p>
-            <w:r>
-              <w:rPr>
-                <w:sz w:val="20"/>
-                <w:szCs w:val="20"/>
-              </w:rPr>
-              <w:t>Thông báo push cho người dùng</w:t>
-            </w:r>
-          </w:p>
-        </w:tc>
-        <w:tc>
-          <w:tcPr>
-            <w:tcW w:w="2340" w:type="dxa"/>
-            <w:tcBorders>
-              <w:top w:val="single" w:sz="1" w:space="0" w:color="CCCCCC"/>
-              <w:left w:val="single" w:sz="1" w:space="0" w:color="CCCCCC"/>
-              <w:bottom w:val="single" w:sz="1" w:space="0" w:color="CCCCCC"/>
-              <w:right w:val="single" w:sz="1" w:space="0" w:color="CCCCCC"/>
-            </w:tcBorders>
-            <w:tcMar>
-              <w:top w:w="60" w:type="dxa"/>
-              <w:left w:w="100" w:type="dxa"/>
-              <w:bottom w:w="60" w:type="dxa"/>
-              <w:right w:w="100" w:type="dxa"/>
-            </w:tcMar>
-          </w:tcPr>
-          <w:p>
-            <w:r>
-              <w:rPr>
-                <w:sz w:val="20"/>
-                <w:szCs w:val="20"/>
-              </w:rPr>
-              <w:t>notif_id (PK)</w:t>
-            </w:r>
-          </w:p>
-        </w:tc>
-        <w:tc>
-          <w:tcPr>
-            <w:tcW w:w="2340" w:type="dxa"/>
-            <w:tcBorders>
-              <w:top w:val="single" w:sz="1" w:space="0" w:color="CCCCCC"/>
-              <w:left w:val="single" w:sz="1" w:space="0" w:color="CCCCCC"/>
-              <w:bottom w:val="single" w:sz="1" w:space="0" w:color="CCCCCC"/>
-              <w:right w:val="single" w:sz="1" w:space="0" w:color="CCCCCC"/>
-            </w:tcBorders>
-            <w:tcMar>
-              <w:top w:w="60" w:type="dxa"/>
-              <w:left w:w="100" w:type="dxa"/>
-              <w:bottom w:w="60" w:type="dxa"/>
-              <w:right w:w="100" w:type="dxa"/>
-            </w:tcMar>
-          </w:tcPr>
-          <w:p>
-            <w:r>
-              <w:rPr>
-                <w:sz w:val="20"/>
-                <w:szCs w:val="20"/>
-              </w:rPr>
-              <w:t>n-1 users</w:t>
+              <w:t>cart_items</w:t>
+            </w:r>
+          </w:p>
+        </w:tc>
+        <w:tc>
+          <w:tcPr>
+            <w:tcW w:w="2340" w:type="dxa"/>
+            <w:tcBorders>
+              <w:top w:val="single" w:sz="1" w:space="0" w:color="CCCCCC"/>
+              <w:left w:val="single" w:sz="1" w:space="0" w:color="CCCCCC"/>
+              <w:bottom w:val="single" w:sz="1" w:space="0" w:color="CCCCCC"/>
+              <w:right w:val="single" w:sz="1" w:space="0" w:color="CCCCCC"/>
+            </w:tcBorders>
+            <w:tcMar>
+              <w:top w:w="60" w:type="dxa"/>
+              <w:left w:w="100" w:type="dxa"/>
+              <w:bottom w:w="60" w:type="dxa"/>
+              <w:right w:w="100" w:type="dxa"/>
+            </w:tcMar>
+          </w:tcPr>
+          <w:p>
+            <w:r>
+              <w:rPr>
+                <w:sz w:val="20"/>
+                <w:szCs w:val="20"/>
+              </w:rPr>
+              <w:t>Sản phẩm trong giỏ hàng, có thể lưu mức giá đã chọn.</w:t>
+            </w:r>
+          </w:p>
+        </w:tc>
+        <w:tc>
+          <w:tcPr>
+            <w:tcW w:w="2340" w:type="dxa"/>
+            <w:tcBorders>
+              <w:top w:val="single" w:sz="1" w:space="0" w:color="CCCCCC"/>
+              <w:left w:val="single" w:sz="1" w:space="0" w:color="CCCCCC"/>
+              <w:bottom w:val="single" w:sz="1" w:space="0" w:color="CCCCCC"/>
+              <w:right w:val="single" w:sz="1" w:space="0" w:color="CCCCCC"/>
+            </w:tcBorders>
+            <w:tcMar>
+              <w:top w:w="60" w:type="dxa"/>
+              <w:left w:w="100" w:type="dxa"/>
+              <w:bottom w:w="60" w:type="dxa"/>
+              <w:right w:w="100" w:type="dxa"/>
+            </w:tcMar>
+          </w:tcPr>
+          <w:p>
+            <w:r>
+              <w:rPr>
+                <w:sz w:val="20"/>
+                <w:szCs w:val="20"/>
+              </w:rPr>
+              <w:t>id (PK nội bộ), public_id (UUIDv4 API)</w:t>
+            </w:r>
+          </w:p>
+        </w:tc>
+        <w:tc>
+          <w:tcPr>
+            <w:tcW w:w="2340" w:type="dxa"/>
+            <w:tcBorders>
+              <w:top w:val="single" w:sz="1" w:space="0" w:color="CCCCCC"/>
+              <w:left w:val="single" w:sz="1" w:space="0" w:color="CCCCCC"/>
+              <w:bottom w:val="single" w:sz="1" w:space="0" w:color="CCCCCC"/>
+              <w:right w:val="single" w:sz="1" w:space="0" w:color="CCCCCC"/>
+            </w:tcBorders>
+            <w:tcMar>
+              <w:top w:w="60" w:type="dxa"/>
+              <w:left w:w="100" w:type="dxa"/>
+              <w:bottom w:w="60" w:type="dxa"/>
+              <w:right w:w="100" w:type="dxa"/>
+            </w:tcMar>
+          </w:tcPr>
+          <w:p>
+            <w:r>
+              <w:rPr>
+                <w:sz w:val="20"/>
+                <w:szCs w:val="20"/>
+              </w:rPr>
+              <w:t>n-1 carts, n-1 products, n-1 price_tiers</w:t>
             </w:r>
           </w:p>
         </w:tc>
@@ -1622,6 +1622,902 @@
                 <w:sz w:val="20"/>
                 <w:szCs w:val="20"/>
               </w:rPr>
+              <w:t>orders</w:t>
+            </w:r>
+          </w:p>
+        </w:tc>
+        <w:tc>
+          <w:tcPr>
+            <w:tcW w:w="2340" w:type="dxa"/>
+            <w:tcBorders>
+              <w:top w:val="single" w:sz="1" w:space="0" w:color="CCCCCC"/>
+              <w:left w:val="single" w:sz="1" w:space="0" w:color="CCCCCC"/>
+              <w:bottom w:val="single" w:sz="1" w:space="0" w:color="CCCCCC"/>
+              <w:right w:val="single" w:sz="1" w:space="0" w:color="CCCCCC"/>
+            </w:tcBorders>
+            <w:tcMar>
+              <w:top w:w="60" w:type="dxa"/>
+              <w:left w:w="100" w:type="dxa"/>
+              <w:bottom w:w="60" w:type="dxa"/>
+              <w:right w:w="100" w:type="dxa"/>
+            </w:tcMar>
+          </w:tcPr>
+          <w:p>
+            <w:r>
+              <w:rPr>
+                <w:sz w:val="20"/>
+                <w:szCs w:val="20"/>
+              </w:rPr>
+              <w:t>Đơn hàng sỉ của đại lý.</w:t>
+            </w:r>
+          </w:p>
+        </w:tc>
+        <w:tc>
+          <w:tcPr>
+            <w:tcW w:w="2340" w:type="dxa"/>
+            <w:tcBorders>
+              <w:top w:val="single" w:sz="1" w:space="0" w:color="CCCCCC"/>
+              <w:left w:val="single" w:sz="1" w:space="0" w:color="CCCCCC"/>
+              <w:bottom w:val="single" w:sz="1" w:space="0" w:color="CCCCCC"/>
+              <w:right w:val="single" w:sz="1" w:space="0" w:color="CCCCCC"/>
+            </w:tcBorders>
+            <w:tcMar>
+              <w:top w:w="60" w:type="dxa"/>
+              <w:left w:w="100" w:type="dxa"/>
+              <w:bottom w:w="60" w:type="dxa"/>
+              <w:right w:w="100" w:type="dxa"/>
+            </w:tcMar>
+          </w:tcPr>
+          <w:p>
+            <w:r>
+              <w:rPr>
+                <w:sz w:val="20"/>
+                <w:szCs w:val="20"/>
+              </w:rPr>
+              <w:t>id (PK nội bộ), public_id (UUIDv4 API)</w:t>
+            </w:r>
+          </w:p>
+        </w:tc>
+        <w:tc>
+          <w:tcPr>
+            <w:tcW w:w="2340" w:type="dxa"/>
+            <w:tcBorders>
+              <w:top w:val="single" w:sz="1" w:space="0" w:color="CCCCCC"/>
+              <w:left w:val="single" w:sz="1" w:space="0" w:color="CCCCCC"/>
+              <w:bottom w:val="single" w:sz="1" w:space="0" w:color="CCCCCC"/>
+              <w:right w:val="single" w:sz="1" w:space="0" w:color="CCCCCC"/>
+            </w:tcBorders>
+            <w:tcMar>
+              <w:top w:w="60" w:type="dxa"/>
+              <w:left w:w="100" w:type="dxa"/>
+              <w:bottom w:w="60" w:type="dxa"/>
+              <w:right w:w="100" w:type="dxa"/>
+            </w:tcMar>
+          </w:tcPr>
+          <w:p>
+            <w:r>
+              <w:rPr>
+                <w:sz w:val="20"/>
+                <w:szCs w:val="20"/>
+              </w:rPr>
+              <w:t>n-1 users, 1-n order_items, 1-n order_status_history, 1-n complaints, 1-n notifications</w:t>
+            </w:r>
+          </w:p>
+        </w:tc>
+      </w:tr>
+      <w:tr>
+        <w:tblPrEx>
+          <w:tblCellMar>
+            <w:top w:w="0" w:type="dxa"/>
+            <w:bottom w:w="0" w:type="dxa"/>
+          </w:tblCellMar>
+        </w:tblPrEx>
+        <w:tc>
+          <w:tcPr>
+            <w:tcW w:w="2340" w:type="dxa"/>
+            <w:tcBorders>
+              <w:top w:val="single" w:sz="1" w:space="0" w:color="CCCCCC"/>
+              <w:left w:val="single" w:sz="1" w:space="0" w:color="CCCCCC"/>
+              <w:bottom w:val="single" w:sz="1" w:space="0" w:color="CCCCCC"/>
+              <w:right w:val="single" w:sz="1" w:space="0" w:color="CCCCCC"/>
+            </w:tcBorders>
+            <w:tcMar>
+              <w:top w:w="60" w:type="dxa"/>
+              <w:left w:w="100" w:type="dxa"/>
+              <w:bottom w:w="60" w:type="dxa"/>
+              <w:right w:w="100" w:type="dxa"/>
+            </w:tcMar>
+          </w:tcPr>
+          <w:p>
+            <w:r>
+              <w:rPr>
+                <w:sz w:val="20"/>
+                <w:szCs w:val="20"/>
+              </w:rPr>
+              <w:t>order_items</w:t>
+            </w:r>
+          </w:p>
+        </w:tc>
+        <w:tc>
+          <w:tcPr>
+            <w:tcW w:w="2340" w:type="dxa"/>
+            <w:tcBorders>
+              <w:top w:val="single" w:sz="1" w:space="0" w:color="CCCCCC"/>
+              <w:left w:val="single" w:sz="1" w:space="0" w:color="CCCCCC"/>
+              <w:bottom w:val="single" w:sz="1" w:space="0" w:color="CCCCCC"/>
+              <w:right w:val="single" w:sz="1" w:space="0" w:color="CCCCCC"/>
+            </w:tcBorders>
+            <w:tcMar>
+              <w:top w:w="60" w:type="dxa"/>
+              <w:left w:w="100" w:type="dxa"/>
+              <w:bottom w:w="60" w:type="dxa"/>
+              <w:right w:w="100" w:type="dxa"/>
+            </w:tcMar>
+          </w:tcPr>
+          <w:p>
+            <w:r>
+              <w:rPr>
+                <w:sz w:val="20"/>
+                <w:szCs w:val="20"/>
+              </w:rPr>
+              <w:t>Chi tiết từng sản phẩm trong đơn, có snapshot giá.</w:t>
+            </w:r>
+          </w:p>
+        </w:tc>
+        <w:tc>
+          <w:tcPr>
+            <w:tcW w:w="2340" w:type="dxa"/>
+            <w:tcBorders>
+              <w:top w:val="single" w:sz="1" w:space="0" w:color="CCCCCC"/>
+              <w:left w:val="single" w:sz="1" w:space="0" w:color="CCCCCC"/>
+              <w:bottom w:val="single" w:sz="1" w:space="0" w:color="CCCCCC"/>
+              <w:right w:val="single" w:sz="1" w:space="0" w:color="CCCCCC"/>
+            </w:tcBorders>
+            <w:tcMar>
+              <w:top w:w="60" w:type="dxa"/>
+              <w:left w:w="100" w:type="dxa"/>
+              <w:bottom w:w="60" w:type="dxa"/>
+              <w:right w:w="100" w:type="dxa"/>
+            </w:tcMar>
+          </w:tcPr>
+          <w:p>
+            <w:r>
+              <w:rPr>
+                <w:sz w:val="20"/>
+                <w:szCs w:val="20"/>
+              </w:rPr>
+              <w:t>id (PK nội bộ), public_id (UUIDv4 API)</w:t>
+            </w:r>
+          </w:p>
+        </w:tc>
+        <w:tc>
+          <w:tcPr>
+            <w:tcW w:w="2340" w:type="dxa"/>
+            <w:tcBorders>
+              <w:top w:val="single" w:sz="1" w:space="0" w:color="CCCCCC"/>
+              <w:left w:val="single" w:sz="1" w:space="0" w:color="CCCCCC"/>
+              <w:bottom w:val="single" w:sz="1" w:space="0" w:color="CCCCCC"/>
+              <w:right w:val="single" w:sz="1" w:space="0" w:color="CCCCCC"/>
+            </w:tcBorders>
+            <w:tcMar>
+              <w:top w:w="60" w:type="dxa"/>
+              <w:left w:w="100" w:type="dxa"/>
+              <w:bottom w:w="60" w:type="dxa"/>
+              <w:right w:w="100" w:type="dxa"/>
+            </w:tcMar>
+          </w:tcPr>
+          <w:p>
+            <w:r>
+              <w:rPr>
+                <w:sz w:val="20"/>
+                <w:szCs w:val="20"/>
+              </w:rPr>
+              <w:t>n-1 orders, n-1 products</w:t>
+            </w:r>
+          </w:p>
+        </w:tc>
+      </w:tr>
+      <w:tr>
+        <w:tblPrEx>
+          <w:tblCellMar>
+            <w:top w:w="0" w:type="dxa"/>
+            <w:bottom w:w="0" w:type="dxa"/>
+          </w:tblCellMar>
+        </w:tblPrEx>
+        <w:tc>
+          <w:tcPr>
+            <w:tcW w:w="2340" w:type="dxa"/>
+            <w:tcBorders>
+              <w:top w:val="single" w:sz="1" w:space="0" w:color="CCCCCC"/>
+              <w:left w:val="single" w:sz="1" w:space="0" w:color="CCCCCC"/>
+              <w:bottom w:val="single" w:sz="1" w:space="0" w:color="CCCCCC"/>
+              <w:right w:val="single" w:sz="1" w:space="0" w:color="CCCCCC"/>
+            </w:tcBorders>
+            <w:tcMar>
+              <w:top w:w="60" w:type="dxa"/>
+              <w:left w:w="100" w:type="dxa"/>
+              <w:bottom w:w="60" w:type="dxa"/>
+              <w:right w:w="100" w:type="dxa"/>
+            </w:tcMar>
+          </w:tcPr>
+          <w:p>
+            <w:r>
+              <w:rPr>
+                <w:sz w:val="20"/>
+                <w:szCs w:val="20"/>
+              </w:rPr>
+              <w:t>order_status_history</w:t>
+            </w:r>
+          </w:p>
+        </w:tc>
+        <w:tc>
+          <w:tcPr>
+            <w:tcW w:w="2340" w:type="dxa"/>
+            <w:tcBorders>
+              <w:top w:val="single" w:sz="1" w:space="0" w:color="CCCCCC"/>
+              <w:left w:val="single" w:sz="1" w:space="0" w:color="CCCCCC"/>
+              <w:bottom w:val="single" w:sz="1" w:space="0" w:color="CCCCCC"/>
+              <w:right w:val="single" w:sz="1" w:space="0" w:color="CCCCCC"/>
+            </w:tcBorders>
+            <w:tcMar>
+              <w:top w:w="60" w:type="dxa"/>
+              <w:left w:w="100" w:type="dxa"/>
+              <w:bottom w:w="60" w:type="dxa"/>
+              <w:right w:w="100" w:type="dxa"/>
+            </w:tcMar>
+          </w:tcPr>
+          <w:p>
+            <w:r>
+              <w:rPr>
+                <w:sz w:val="20"/>
+                <w:szCs w:val="20"/>
+              </w:rPr>
+              <w:t>Lịch sử thay đổi trạng thái đơn hàng.</w:t>
+            </w:r>
+          </w:p>
+        </w:tc>
+        <w:tc>
+          <w:tcPr>
+            <w:tcW w:w="2340" w:type="dxa"/>
+            <w:tcBorders>
+              <w:top w:val="single" w:sz="1" w:space="0" w:color="CCCCCC"/>
+              <w:left w:val="single" w:sz="1" w:space="0" w:color="CCCCCC"/>
+              <w:bottom w:val="single" w:sz="1" w:space="0" w:color="CCCCCC"/>
+              <w:right w:val="single" w:sz="1" w:space="0" w:color="CCCCCC"/>
+            </w:tcBorders>
+            <w:tcMar>
+              <w:top w:w="60" w:type="dxa"/>
+              <w:left w:w="100" w:type="dxa"/>
+              <w:bottom w:w="60" w:type="dxa"/>
+              <w:right w:w="100" w:type="dxa"/>
+            </w:tcMar>
+          </w:tcPr>
+          <w:p>
+            <w:r>
+              <w:rPr>
+                <w:sz w:val="20"/>
+                <w:szCs w:val="20"/>
+              </w:rPr>
+              <w:t>id (PK nội bộ), public_id (UUIDv4 API)</w:t>
+            </w:r>
+          </w:p>
+        </w:tc>
+        <w:tc>
+          <w:tcPr>
+            <w:tcW w:w="2340" w:type="dxa"/>
+            <w:tcBorders>
+              <w:top w:val="single" w:sz="1" w:space="0" w:color="CCCCCC"/>
+              <w:left w:val="single" w:sz="1" w:space="0" w:color="CCCCCC"/>
+              <w:bottom w:val="single" w:sz="1" w:space="0" w:color="CCCCCC"/>
+              <w:right w:val="single" w:sz="1" w:space="0" w:color="CCCCCC"/>
+            </w:tcBorders>
+            <w:tcMar>
+              <w:top w:w="60" w:type="dxa"/>
+              <w:left w:w="100" w:type="dxa"/>
+              <w:bottom w:w="60" w:type="dxa"/>
+              <w:right w:w="100" w:type="dxa"/>
+            </w:tcMar>
+          </w:tcPr>
+          <w:p>
+            <w:r>
+              <w:rPr>
+                <w:sz w:val="20"/>
+                <w:szCs w:val="20"/>
+              </w:rPr>
+              <w:t>n-1 orders, n-1 users qua changed_by</w:t>
+            </w:r>
+          </w:p>
+        </w:tc>
+      </w:tr>
+      <w:tr>
+        <w:tblPrEx>
+          <w:tblCellMar>
+            <w:top w:w="0" w:type="dxa"/>
+            <w:bottom w:w="0" w:type="dxa"/>
+          </w:tblCellMar>
+        </w:tblPrEx>
+        <w:tc>
+          <w:tcPr>
+            <w:tcW w:w="2340" w:type="dxa"/>
+            <w:tcBorders>
+              <w:top w:val="single" w:sz="1" w:space="0" w:color="CCCCCC"/>
+              <w:left w:val="single" w:sz="1" w:space="0" w:color="CCCCCC"/>
+              <w:bottom w:val="single" w:sz="1" w:space="0" w:color="CCCCCC"/>
+              <w:right w:val="single" w:sz="1" w:space="0" w:color="CCCCCC"/>
+            </w:tcBorders>
+            <w:tcMar>
+              <w:top w:w="60" w:type="dxa"/>
+              <w:left w:w="100" w:type="dxa"/>
+              <w:bottom w:w="60" w:type="dxa"/>
+              <w:right w:w="100" w:type="dxa"/>
+            </w:tcMar>
+          </w:tcPr>
+          <w:p>
+            <w:r>
+              <w:rPr>
+                <w:sz w:val="20"/>
+                <w:szCs w:val="20"/>
+              </w:rPr>
+              <w:t>chat_rooms</w:t>
+            </w:r>
+          </w:p>
+        </w:tc>
+        <w:tc>
+          <w:tcPr>
+            <w:tcW w:w="2340" w:type="dxa"/>
+            <w:tcBorders>
+              <w:top w:val="single" w:sz="1" w:space="0" w:color="CCCCCC"/>
+              <w:left w:val="single" w:sz="1" w:space="0" w:color="CCCCCC"/>
+              <w:bottom w:val="single" w:sz="1" w:space="0" w:color="CCCCCC"/>
+              <w:right w:val="single" w:sz="1" w:space="0" w:color="CCCCCC"/>
+            </w:tcBorders>
+            <w:tcMar>
+              <w:top w:w="60" w:type="dxa"/>
+              <w:left w:w="100" w:type="dxa"/>
+              <w:bottom w:w="60" w:type="dxa"/>
+              <w:right w:w="100" w:type="dxa"/>
+            </w:tcMar>
+          </w:tcPr>
+          <w:p>
+            <w:r>
+              <w:rPr>
+                <w:sz w:val="20"/>
+                <w:szCs w:val="20"/>
+              </w:rPr>
+              <w:t>Phòng chat giữa đại lý và Staff.</w:t>
+            </w:r>
+          </w:p>
+        </w:tc>
+        <w:tc>
+          <w:tcPr>
+            <w:tcW w:w="2340" w:type="dxa"/>
+            <w:tcBorders>
+              <w:top w:val="single" w:sz="1" w:space="0" w:color="CCCCCC"/>
+              <w:left w:val="single" w:sz="1" w:space="0" w:color="CCCCCC"/>
+              <w:bottom w:val="single" w:sz="1" w:space="0" w:color="CCCCCC"/>
+              <w:right w:val="single" w:sz="1" w:space="0" w:color="CCCCCC"/>
+            </w:tcBorders>
+            <w:tcMar>
+              <w:top w:w="60" w:type="dxa"/>
+              <w:left w:w="100" w:type="dxa"/>
+              <w:bottom w:w="60" w:type="dxa"/>
+              <w:right w:w="100" w:type="dxa"/>
+            </w:tcMar>
+          </w:tcPr>
+          <w:p>
+            <w:r>
+              <w:rPr>
+                <w:sz w:val="20"/>
+                <w:szCs w:val="20"/>
+              </w:rPr>
+              <w:t>id (PK nội bộ), public_id (UUIDv4 API)</w:t>
+            </w:r>
+          </w:p>
+        </w:tc>
+        <w:tc>
+          <w:tcPr>
+            <w:tcW w:w="2340" w:type="dxa"/>
+            <w:tcBorders>
+              <w:top w:val="single" w:sz="1" w:space="0" w:color="CCCCCC"/>
+              <w:left w:val="single" w:sz="1" w:space="0" w:color="CCCCCC"/>
+              <w:bottom w:val="single" w:sz="1" w:space="0" w:color="CCCCCC"/>
+              <w:right w:val="single" w:sz="1" w:space="0" w:color="CCCCCC"/>
+            </w:tcBorders>
+            <w:tcMar>
+              <w:top w:w="60" w:type="dxa"/>
+              <w:left w:w="100" w:type="dxa"/>
+              <w:bottom w:w="60" w:type="dxa"/>
+              <w:right w:w="100" w:type="dxa"/>
+            </w:tcMar>
+          </w:tcPr>
+          <w:p>
+            <w:r>
+              <w:rPr>
+                <w:sz w:val="20"/>
+                <w:szCs w:val="20"/>
+              </w:rPr>
+              <w:t>n-1 users, n-1 users qua assigned_staff_id, 1-n chat_messages</w:t>
+            </w:r>
+          </w:p>
+        </w:tc>
+      </w:tr>
+      <w:tr>
+        <w:tblPrEx>
+          <w:tblCellMar>
+            <w:top w:w="0" w:type="dxa"/>
+            <w:bottom w:w="0" w:type="dxa"/>
+          </w:tblCellMar>
+        </w:tblPrEx>
+        <w:tc>
+          <w:tcPr>
+            <w:tcW w:w="2340" w:type="dxa"/>
+            <w:tcBorders>
+              <w:top w:val="single" w:sz="1" w:space="0" w:color="CCCCCC"/>
+              <w:left w:val="single" w:sz="1" w:space="0" w:color="CCCCCC"/>
+              <w:bottom w:val="single" w:sz="1" w:space="0" w:color="CCCCCC"/>
+              <w:right w:val="single" w:sz="1" w:space="0" w:color="CCCCCC"/>
+            </w:tcBorders>
+            <w:tcMar>
+              <w:top w:w="60" w:type="dxa"/>
+              <w:left w:w="100" w:type="dxa"/>
+              <w:bottom w:w="60" w:type="dxa"/>
+              <w:right w:w="100" w:type="dxa"/>
+            </w:tcMar>
+          </w:tcPr>
+          <w:p>
+            <w:r>
+              <w:rPr>
+                <w:sz w:val="20"/>
+                <w:szCs w:val="20"/>
+              </w:rPr>
+              <w:t>chat_messages</w:t>
+            </w:r>
+          </w:p>
+        </w:tc>
+        <w:tc>
+          <w:tcPr>
+            <w:tcW w:w="2340" w:type="dxa"/>
+            <w:tcBorders>
+              <w:top w:val="single" w:sz="1" w:space="0" w:color="CCCCCC"/>
+              <w:left w:val="single" w:sz="1" w:space="0" w:color="CCCCCC"/>
+              <w:bottom w:val="single" w:sz="1" w:space="0" w:color="CCCCCC"/>
+              <w:right w:val="single" w:sz="1" w:space="0" w:color="CCCCCC"/>
+            </w:tcBorders>
+            <w:tcMar>
+              <w:top w:w="60" w:type="dxa"/>
+              <w:left w:w="100" w:type="dxa"/>
+              <w:bottom w:w="60" w:type="dxa"/>
+              <w:right w:w="100" w:type="dxa"/>
+            </w:tcMar>
+          </w:tcPr>
+          <w:p>
+            <w:r>
+              <w:rPr>
+                <w:sz w:val="20"/>
+                <w:szCs w:val="20"/>
+              </w:rPr>
+              <w:t>Lịch sử chat của User, Staff và AI sample.</w:t>
+            </w:r>
+          </w:p>
+        </w:tc>
+        <w:tc>
+          <w:tcPr>
+            <w:tcW w:w="2340" w:type="dxa"/>
+            <w:tcBorders>
+              <w:top w:val="single" w:sz="1" w:space="0" w:color="CCCCCC"/>
+              <w:left w:val="single" w:sz="1" w:space="0" w:color="CCCCCC"/>
+              <w:bottom w:val="single" w:sz="1" w:space="0" w:color="CCCCCC"/>
+              <w:right w:val="single" w:sz="1" w:space="0" w:color="CCCCCC"/>
+            </w:tcBorders>
+            <w:tcMar>
+              <w:top w:w="60" w:type="dxa"/>
+              <w:left w:w="100" w:type="dxa"/>
+              <w:bottom w:w="60" w:type="dxa"/>
+              <w:right w:w="100" w:type="dxa"/>
+            </w:tcMar>
+          </w:tcPr>
+          <w:p>
+            <w:r>
+              <w:rPr>
+                <w:sz w:val="20"/>
+                <w:szCs w:val="20"/>
+              </w:rPr>
+              <w:t>id (PK nội bộ), public_id (UUIDv4 API)</w:t>
+            </w:r>
+          </w:p>
+        </w:tc>
+        <w:tc>
+          <w:tcPr>
+            <w:tcW w:w="2340" w:type="dxa"/>
+            <w:tcBorders>
+              <w:top w:val="single" w:sz="1" w:space="0" w:color="CCCCCC"/>
+              <w:left w:val="single" w:sz="1" w:space="0" w:color="CCCCCC"/>
+              <w:bottom w:val="single" w:sz="1" w:space="0" w:color="CCCCCC"/>
+              <w:right w:val="single" w:sz="1" w:space="0" w:color="CCCCCC"/>
+            </w:tcBorders>
+            <w:tcMar>
+              <w:top w:w="60" w:type="dxa"/>
+              <w:left w:w="100" w:type="dxa"/>
+              <w:bottom w:w="60" w:type="dxa"/>
+              <w:right w:w="100" w:type="dxa"/>
+            </w:tcMar>
+          </w:tcPr>
+          <w:p>
+            <w:r>
+              <w:rPr>
+                <w:sz w:val="20"/>
+                <w:szCs w:val="20"/>
+              </w:rPr>
+              <w:t>n-1 chat_rooms, n-1 users qua sender_id, 1-n chat_attachments, 1-n complaints</w:t>
+            </w:r>
+          </w:p>
+        </w:tc>
+      </w:tr>
+      <w:tr>
+        <w:tblPrEx>
+          <w:tblCellMar>
+            <w:top w:w="0" w:type="dxa"/>
+            <w:bottom w:w="0" w:type="dxa"/>
+          </w:tblCellMar>
+        </w:tblPrEx>
+        <w:tc>
+          <w:tcPr>
+            <w:tcW w:w="2340" w:type="dxa"/>
+            <w:tcBorders>
+              <w:top w:val="single" w:sz="1" w:space="0" w:color="CCCCCC"/>
+              <w:left w:val="single" w:sz="1" w:space="0" w:color="CCCCCC"/>
+              <w:bottom w:val="single" w:sz="1" w:space="0" w:color="CCCCCC"/>
+              <w:right w:val="single" w:sz="1" w:space="0" w:color="CCCCCC"/>
+            </w:tcBorders>
+            <w:tcMar>
+              <w:top w:w="60" w:type="dxa"/>
+              <w:left w:w="100" w:type="dxa"/>
+              <w:bottom w:w="60" w:type="dxa"/>
+              <w:right w:w="100" w:type="dxa"/>
+            </w:tcMar>
+          </w:tcPr>
+          <w:p>
+            <w:r>
+              <w:rPr>
+                <w:sz w:val="20"/>
+                <w:szCs w:val="20"/>
+              </w:rPr>
+              <w:t>chat_attachments</w:t>
+            </w:r>
+          </w:p>
+        </w:tc>
+        <w:tc>
+          <w:tcPr>
+            <w:tcW w:w="2340" w:type="dxa"/>
+            <w:tcBorders>
+              <w:top w:val="single" w:sz="1" w:space="0" w:color="CCCCCC"/>
+              <w:left w:val="single" w:sz="1" w:space="0" w:color="CCCCCC"/>
+              <w:bottom w:val="single" w:sz="1" w:space="0" w:color="CCCCCC"/>
+              <w:right w:val="single" w:sz="1" w:space="0" w:color="CCCCCC"/>
+            </w:tcBorders>
+            <w:tcMar>
+              <w:top w:w="60" w:type="dxa"/>
+              <w:left w:w="100" w:type="dxa"/>
+              <w:bottom w:w="60" w:type="dxa"/>
+              <w:right w:w="100" w:type="dxa"/>
+            </w:tcMar>
+          </w:tcPr>
+          <w:p>
+            <w:r>
+              <w:rPr>
+                <w:sz w:val="20"/>
+                <w:szCs w:val="20"/>
+              </w:rPr>
+              <w:t>Metadata file đính kèm của tin nhắn chat.</w:t>
+            </w:r>
+          </w:p>
+        </w:tc>
+        <w:tc>
+          <w:tcPr>
+            <w:tcW w:w="2340" w:type="dxa"/>
+            <w:tcBorders>
+              <w:top w:val="single" w:sz="1" w:space="0" w:color="CCCCCC"/>
+              <w:left w:val="single" w:sz="1" w:space="0" w:color="CCCCCC"/>
+              <w:bottom w:val="single" w:sz="1" w:space="0" w:color="CCCCCC"/>
+              <w:right w:val="single" w:sz="1" w:space="0" w:color="CCCCCC"/>
+            </w:tcBorders>
+            <w:tcMar>
+              <w:top w:w="60" w:type="dxa"/>
+              <w:left w:w="100" w:type="dxa"/>
+              <w:bottom w:w="60" w:type="dxa"/>
+              <w:right w:w="100" w:type="dxa"/>
+            </w:tcMar>
+          </w:tcPr>
+          <w:p>
+            <w:r>
+              <w:rPr>
+                <w:sz w:val="20"/>
+                <w:szCs w:val="20"/>
+              </w:rPr>
+              <w:t>id (PK nội bộ), public_id (UUIDv4 API)</w:t>
+            </w:r>
+          </w:p>
+        </w:tc>
+        <w:tc>
+          <w:tcPr>
+            <w:tcW w:w="2340" w:type="dxa"/>
+            <w:tcBorders>
+              <w:top w:val="single" w:sz="1" w:space="0" w:color="CCCCCC"/>
+              <w:left w:val="single" w:sz="1" w:space="0" w:color="CCCCCC"/>
+              <w:bottom w:val="single" w:sz="1" w:space="0" w:color="CCCCCC"/>
+              <w:right w:val="single" w:sz="1" w:space="0" w:color="CCCCCC"/>
+            </w:tcBorders>
+            <w:tcMar>
+              <w:top w:w="60" w:type="dxa"/>
+              <w:left w:w="100" w:type="dxa"/>
+              <w:bottom w:w="60" w:type="dxa"/>
+              <w:right w:w="100" w:type="dxa"/>
+            </w:tcMar>
+          </w:tcPr>
+          <w:p>
+            <w:r>
+              <w:rPr>
+                <w:sz w:val="20"/>
+                <w:szCs w:val="20"/>
+              </w:rPr>
+              <w:t>n-1 chat_messages, n-1 users qua uploaded_by</w:t>
+            </w:r>
+          </w:p>
+        </w:tc>
+      </w:tr>
+      <w:tr>
+        <w:tblPrEx>
+          <w:tblCellMar>
+            <w:top w:w="0" w:type="dxa"/>
+            <w:bottom w:w="0" w:type="dxa"/>
+          </w:tblCellMar>
+        </w:tblPrEx>
+        <w:tc>
+          <w:tcPr>
+            <w:tcW w:w="2340" w:type="dxa"/>
+            <w:tcBorders>
+              <w:top w:val="single" w:sz="1" w:space="0" w:color="CCCCCC"/>
+              <w:left w:val="single" w:sz="1" w:space="0" w:color="CCCCCC"/>
+              <w:bottom w:val="single" w:sz="1" w:space="0" w:color="CCCCCC"/>
+              <w:right w:val="single" w:sz="1" w:space="0" w:color="CCCCCC"/>
+            </w:tcBorders>
+            <w:tcMar>
+              <w:top w:w="60" w:type="dxa"/>
+              <w:left w:w="100" w:type="dxa"/>
+              <w:bottom w:w="60" w:type="dxa"/>
+              <w:right w:w="100" w:type="dxa"/>
+            </w:tcMar>
+          </w:tcPr>
+          <w:p>
+            <w:r>
+              <w:rPr>
+                <w:sz w:val="20"/>
+                <w:szCs w:val="20"/>
+              </w:rPr>
+              <w:t>complaints</w:t>
+            </w:r>
+          </w:p>
+        </w:tc>
+        <w:tc>
+          <w:tcPr>
+            <w:tcW w:w="2340" w:type="dxa"/>
+            <w:tcBorders>
+              <w:top w:val="single" w:sz="1" w:space="0" w:color="CCCCCC"/>
+              <w:left w:val="single" w:sz="1" w:space="0" w:color="CCCCCC"/>
+              <w:bottom w:val="single" w:sz="1" w:space="0" w:color="CCCCCC"/>
+              <w:right w:val="single" w:sz="1" w:space="0" w:color="CCCCCC"/>
+            </w:tcBorders>
+            <w:tcMar>
+              <w:top w:w="60" w:type="dxa"/>
+              <w:left w:w="100" w:type="dxa"/>
+              <w:bottom w:w="60" w:type="dxa"/>
+              <w:right w:w="100" w:type="dxa"/>
+            </w:tcMar>
+          </w:tcPr>
+          <w:p>
+            <w:r>
+              <w:rPr>
+                <w:sz w:val="20"/>
+                <w:szCs w:val="20"/>
+              </w:rPr>
+              <w:t>Khiếu nại từ đại lý, phát sinh từ đơn hàng hoặc chat message.</w:t>
+            </w:r>
+          </w:p>
+        </w:tc>
+        <w:tc>
+          <w:tcPr>
+            <w:tcW w:w="2340" w:type="dxa"/>
+            <w:tcBorders>
+              <w:top w:val="single" w:sz="1" w:space="0" w:color="CCCCCC"/>
+              <w:left w:val="single" w:sz="1" w:space="0" w:color="CCCCCC"/>
+              <w:bottom w:val="single" w:sz="1" w:space="0" w:color="CCCCCC"/>
+              <w:right w:val="single" w:sz="1" w:space="0" w:color="CCCCCC"/>
+            </w:tcBorders>
+            <w:tcMar>
+              <w:top w:w="60" w:type="dxa"/>
+              <w:left w:w="100" w:type="dxa"/>
+              <w:bottom w:w="60" w:type="dxa"/>
+              <w:right w:w="100" w:type="dxa"/>
+            </w:tcMar>
+          </w:tcPr>
+          <w:p>
+            <w:r>
+              <w:rPr>
+                <w:sz w:val="20"/>
+                <w:szCs w:val="20"/>
+              </w:rPr>
+              <w:t>id (PK nội bộ), public_id (UUIDv4 API)</w:t>
+            </w:r>
+          </w:p>
+        </w:tc>
+        <w:tc>
+          <w:tcPr>
+            <w:tcW w:w="2340" w:type="dxa"/>
+            <w:tcBorders>
+              <w:top w:val="single" w:sz="1" w:space="0" w:color="CCCCCC"/>
+              <w:left w:val="single" w:sz="1" w:space="0" w:color="CCCCCC"/>
+              <w:bottom w:val="single" w:sz="1" w:space="0" w:color="CCCCCC"/>
+              <w:right w:val="single" w:sz="1" w:space="0" w:color="CCCCCC"/>
+            </w:tcBorders>
+            <w:tcMar>
+              <w:top w:w="60" w:type="dxa"/>
+              <w:left w:w="100" w:type="dxa"/>
+              <w:bottom w:w="60" w:type="dxa"/>
+              <w:right w:w="100" w:type="dxa"/>
+            </w:tcMar>
+          </w:tcPr>
+          <w:p>
+            <w:r>
+              <w:rPr>
+                <w:sz w:val="20"/>
+                <w:szCs w:val="20"/>
+              </w:rPr>
+              <w:t>n-1 users, n-1 orders, n-1 chat_rooms, n-1 chat_messages</w:t>
+            </w:r>
+          </w:p>
+        </w:tc>
+      </w:tr>
+      <w:tr>
+        <w:tblPrEx>
+          <w:tblCellMar>
+            <w:top w:w="0" w:type="dxa"/>
+            <w:bottom w:w="0" w:type="dxa"/>
+          </w:tblCellMar>
+        </w:tblPrEx>
+        <w:tc>
+          <w:tcPr>
+            <w:tcW w:w="2340" w:type="dxa"/>
+            <w:tcBorders>
+              <w:top w:val="single" w:sz="1" w:space="0" w:color="CCCCCC"/>
+              <w:left w:val="single" w:sz="1" w:space="0" w:color="CCCCCC"/>
+              <w:bottom w:val="single" w:sz="1" w:space="0" w:color="CCCCCC"/>
+              <w:right w:val="single" w:sz="1" w:space="0" w:color="CCCCCC"/>
+            </w:tcBorders>
+            <w:tcMar>
+              <w:top w:w="60" w:type="dxa"/>
+              <w:left w:w="100" w:type="dxa"/>
+              <w:bottom w:w="60" w:type="dxa"/>
+              <w:right w:w="100" w:type="dxa"/>
+            </w:tcMar>
+          </w:tcPr>
+          <w:p>
+            <w:r>
+              <w:rPr>
+                <w:sz w:val="20"/>
+                <w:szCs w:val="20"/>
+              </w:rPr>
+              <w:t>notifications</w:t>
+            </w:r>
+          </w:p>
+        </w:tc>
+        <w:tc>
+          <w:tcPr>
+            <w:tcW w:w="2340" w:type="dxa"/>
+            <w:tcBorders>
+              <w:top w:val="single" w:sz="1" w:space="0" w:color="CCCCCC"/>
+              <w:left w:val="single" w:sz="1" w:space="0" w:color="CCCCCC"/>
+              <w:bottom w:val="single" w:sz="1" w:space="0" w:color="CCCCCC"/>
+              <w:right w:val="single" w:sz="1" w:space="0" w:color="CCCCCC"/>
+            </w:tcBorders>
+            <w:tcMar>
+              <w:top w:w="60" w:type="dxa"/>
+              <w:left w:w="100" w:type="dxa"/>
+              <w:bottom w:w="60" w:type="dxa"/>
+              <w:right w:w="100" w:type="dxa"/>
+            </w:tcMar>
+          </w:tcPr>
+          <w:p>
+            <w:r>
+              <w:rPr>
+                <w:sz w:val="20"/>
+                <w:szCs w:val="20"/>
+              </w:rPr>
+              <w:t>Thông báo push/in-app cho người dùng.</w:t>
+            </w:r>
+          </w:p>
+        </w:tc>
+        <w:tc>
+          <w:tcPr>
+            <w:tcW w:w="2340" w:type="dxa"/>
+            <w:tcBorders>
+              <w:top w:val="single" w:sz="1" w:space="0" w:color="CCCCCC"/>
+              <w:left w:val="single" w:sz="1" w:space="0" w:color="CCCCCC"/>
+              <w:bottom w:val="single" w:sz="1" w:space="0" w:color="CCCCCC"/>
+              <w:right w:val="single" w:sz="1" w:space="0" w:color="CCCCCC"/>
+            </w:tcBorders>
+            <w:tcMar>
+              <w:top w:w="60" w:type="dxa"/>
+              <w:left w:w="100" w:type="dxa"/>
+              <w:bottom w:w="60" w:type="dxa"/>
+              <w:right w:w="100" w:type="dxa"/>
+            </w:tcMar>
+          </w:tcPr>
+          <w:p>
+            <w:r>
+              <w:rPr>
+                <w:sz w:val="20"/>
+                <w:szCs w:val="20"/>
+              </w:rPr>
+              <w:t>id (PK nội bộ), public_id (UUIDv4 API)</w:t>
+            </w:r>
+          </w:p>
+        </w:tc>
+        <w:tc>
+          <w:tcPr>
+            <w:tcW w:w="2340" w:type="dxa"/>
+            <w:tcBorders>
+              <w:top w:val="single" w:sz="1" w:space="0" w:color="CCCCCC"/>
+              <w:left w:val="single" w:sz="1" w:space="0" w:color="CCCCCC"/>
+              <w:bottom w:val="single" w:sz="1" w:space="0" w:color="CCCCCC"/>
+              <w:right w:val="single" w:sz="1" w:space="0" w:color="CCCCCC"/>
+            </w:tcBorders>
+            <w:tcMar>
+              <w:top w:w="60" w:type="dxa"/>
+              <w:left w:w="100" w:type="dxa"/>
+              <w:bottom w:w="60" w:type="dxa"/>
+              <w:right w:w="100" w:type="dxa"/>
+            </w:tcMar>
+          </w:tcPr>
+          <w:p>
+            <w:r>
+              <w:rPr>
+                <w:sz w:val="20"/>
+                <w:szCs w:val="20"/>
+              </w:rPr>
+              <w:t>n-1 users, có thể liên kết orders/products/chat_rooms</w:t>
+            </w:r>
+          </w:p>
+        </w:tc>
+      </w:tr>
+      <w:tr>
+        <w:tblPrEx>
+          <w:tblCellMar>
+            <w:top w:w="0" w:type="dxa"/>
+            <w:bottom w:w="0" w:type="dxa"/>
+          </w:tblCellMar>
+        </w:tblPrEx>
+        <w:tc>
+          <w:tcPr>
+            <w:tcW w:w="2340" w:type="dxa"/>
+            <w:tcBorders>
+              <w:top w:val="single" w:sz="1" w:space="0" w:color="CCCCCC"/>
+              <w:left w:val="single" w:sz="1" w:space="0" w:color="CCCCCC"/>
+              <w:bottom w:val="single" w:sz="1" w:space="0" w:color="CCCCCC"/>
+              <w:right w:val="single" w:sz="1" w:space="0" w:color="CCCCCC"/>
+            </w:tcBorders>
+            <w:tcMar>
+              <w:top w:w="60" w:type="dxa"/>
+              <w:left w:w="100" w:type="dxa"/>
+              <w:bottom w:w="60" w:type="dxa"/>
+              <w:right w:w="100" w:type="dxa"/>
+            </w:tcMar>
+          </w:tcPr>
+          <w:p>
+            <w:r>
+              <w:rPr>
+                <w:sz w:val="20"/>
+                <w:szCs w:val="20"/>
+              </w:rPr>
               <w:t>warehouses</w:t>
             </w:r>
           </w:p>
@@ -1648,33 +2544,33 @@
                 <w:sz w:val="20"/>
                 <w:szCs w:val="20"/>
               </w:rPr>
-              <w:t>Kho hàng và điểm lấy hàng</w:t>
-            </w:r>
-          </w:p>
-        </w:tc>
-        <w:tc>
-          <w:tcPr>
-            <w:tcW w:w="2340" w:type="dxa"/>
-            <w:tcBorders>
-              <w:top w:val="single" w:sz="1" w:space="0" w:color="CCCCCC"/>
-              <w:left w:val="single" w:sz="1" w:space="0" w:color="CCCCCC"/>
-              <w:bottom w:val="single" w:sz="1" w:space="0" w:color="CCCCCC"/>
-              <w:right w:val="single" w:sz="1" w:space="0" w:color="CCCCCC"/>
-            </w:tcBorders>
-            <w:tcMar>
-              <w:top w:w="60" w:type="dxa"/>
-              <w:left w:w="100" w:type="dxa"/>
-              <w:bottom w:w="60" w:type="dxa"/>
-              <w:right w:w="100" w:type="dxa"/>
-            </w:tcMar>
-          </w:tcPr>
-          <w:p>
-            <w:r>
-              <w:rPr>
-                <w:sz w:val="20"/>
-                <w:szCs w:val="20"/>
-              </w:rPr>
-              <w:t>warehouse_id (PK)</w:t>
+              <w:t>Kho hàng và điểm lấy hàng.</w:t>
+            </w:r>
+          </w:p>
+        </w:tc>
+        <w:tc>
+          <w:tcPr>
+            <w:tcW w:w="2340" w:type="dxa"/>
+            <w:tcBorders>
+              <w:top w:val="single" w:sz="1" w:space="0" w:color="CCCCCC"/>
+              <w:left w:val="single" w:sz="1" w:space="0" w:color="CCCCCC"/>
+              <w:bottom w:val="single" w:sz="1" w:space="0" w:color="CCCCCC"/>
+              <w:right w:val="single" w:sz="1" w:space="0" w:color="CCCCCC"/>
+            </w:tcBorders>
+            <w:tcMar>
+              <w:top w:w="60" w:type="dxa"/>
+              <w:left w:w="100" w:type="dxa"/>
+              <w:bottom w:w="60" w:type="dxa"/>
+              <w:right w:w="100" w:type="dxa"/>
+            </w:tcMar>
+          </w:tcPr>
+          <w:p>
+            <w:r>
+              <w:rPr>
+                <w:sz w:val="20"/>
+                <w:szCs w:val="20"/>
+              </w:rPr>
+              <w:t>id (PK nội bộ), public_id (UUIDv4 API)</w:t>
             </w:r>
           </w:p>
         </w:tc>
@@ -1927,59 +2823,59 @@
                 <w:sz w:val="20"/>
                 <w:szCs w:val="20"/>
               </w:rPr>
-              <w:t>/api/auth/login</w:t>
-            </w:r>
-          </w:p>
-        </w:tc>
-        <w:tc>
-          <w:tcPr>
-            <w:tcW w:w="2340" w:type="dxa"/>
-            <w:tcBorders>
-              <w:top w:val="single" w:sz="1" w:space="0" w:color="CCCCCC"/>
-              <w:left w:val="single" w:sz="1" w:space="0" w:color="CCCCCC"/>
-              <w:bottom w:val="single" w:sz="1" w:space="0" w:color="CCCCCC"/>
-              <w:right w:val="single" w:sz="1" w:space="0" w:color="CCCCCC"/>
-            </w:tcBorders>
-            <w:tcMar>
-              <w:top w:w="60" w:type="dxa"/>
-              <w:left w:w="100" w:type="dxa"/>
-              <w:bottom w:w="60" w:type="dxa"/>
-              <w:right w:w="100" w:type="dxa"/>
-            </w:tcMar>
-          </w:tcPr>
-          <w:p>
-            <w:r>
-              <w:rPr>
-                <w:sz w:val="20"/>
-                <w:szCs w:val="20"/>
-              </w:rPr>
-              <w:t>Đăng nhập</w:t>
-            </w:r>
-          </w:p>
-        </w:tc>
-        <w:tc>
-          <w:tcPr>
-            <w:tcW w:w="2340" w:type="dxa"/>
-            <w:tcBorders>
-              <w:top w:val="single" w:sz="1" w:space="0" w:color="CCCCCC"/>
-              <w:left w:val="single" w:sz="1" w:space="0" w:color="CCCCCC"/>
-              <w:bottom w:val="single" w:sz="1" w:space="0" w:color="CCCCCC"/>
-              <w:right w:val="single" w:sz="1" w:space="0" w:color="CCCCCC"/>
-            </w:tcBorders>
-            <w:tcMar>
-              <w:top w:w="60" w:type="dxa"/>
-              <w:left w:w="100" w:type="dxa"/>
-              <w:bottom w:w="60" w:type="dxa"/>
-              <w:right w:w="100" w:type="dxa"/>
-            </w:tcMar>
-          </w:tcPr>
-          <w:p>
-            <w:r>
-              <w:rPr>
-                <w:sz w:val="20"/>
-                <w:szCs w:val="20"/>
-              </w:rPr>
-              <w:t>Công khai</w:t>
+              <w:t>/api/auth/logout</w:t>
+            </w:r>
+          </w:p>
+        </w:tc>
+        <w:tc>
+          <w:tcPr>
+            <w:tcW w:w="2340" w:type="dxa"/>
+            <w:tcBorders>
+              <w:top w:val="single" w:sz="1" w:space="0" w:color="CCCCCC"/>
+              <w:left w:val="single" w:sz="1" w:space="0" w:color="CCCCCC"/>
+              <w:bottom w:val="single" w:sz="1" w:space="0" w:color="CCCCCC"/>
+              <w:right w:val="single" w:sz="1" w:space="0" w:color="CCCCCC"/>
+            </w:tcBorders>
+            <w:tcMar>
+              <w:top w:w="60" w:type="dxa"/>
+              <w:left w:w="100" w:type="dxa"/>
+              <w:bottom w:w="60" w:type="dxa"/>
+              <w:right w:w="100" w:type="dxa"/>
+            </w:tcMar>
+          </w:tcPr>
+          <w:p>
+            <w:r>
+              <w:rPr>
+                <w:sz w:val="20"/>
+                <w:szCs w:val="20"/>
+              </w:rPr>
+              <w:t>Logout hoặc token cleanup nếu backend lưu refresh token/denylist.</w:t>
+            </w:r>
+          </w:p>
+        </w:tc>
+        <w:tc>
+          <w:tcPr>
+            <w:tcW w:w="2340" w:type="dxa"/>
+            <w:tcBorders>
+              <w:top w:val="single" w:sz="1" w:space="0" w:color="CCCCCC"/>
+              <w:left w:val="single" w:sz="1" w:space="0" w:color="CCCCCC"/>
+              <w:bottom w:val="single" w:sz="1" w:space="0" w:color="CCCCCC"/>
+              <w:right w:val="single" w:sz="1" w:space="0" w:color="CCCCCC"/>
+            </w:tcBorders>
+            <w:tcMar>
+              <w:top w:w="60" w:type="dxa"/>
+              <w:left w:w="100" w:type="dxa"/>
+              <w:bottom w:w="60" w:type="dxa"/>
+              <w:right w:w="100" w:type="dxa"/>
+            </w:tcMar>
+          </w:tcPr>
+          <w:p>
+            <w:r>
+              <w:rPr>
+                <w:sz w:val="20"/>
+                <w:szCs w:val="20"/>
+              </w:rPr>
+              <w:t>Authenticated</w:t>
             </w:r>
           </w:p>
         </w:tc>
@@ -2039,33 +2935,33 @@
                 <w:sz w:val="20"/>
                 <w:szCs w:val="20"/>
               </w:rPr>
-              <w:t>/api/auth/register</w:t>
-            </w:r>
-          </w:p>
-        </w:tc>
-        <w:tc>
-          <w:tcPr>
-            <w:tcW w:w="2340" w:type="dxa"/>
-            <w:tcBorders>
-              <w:top w:val="single" w:sz="1" w:space="0" w:color="CCCCCC"/>
-              <w:left w:val="single" w:sz="1" w:space="0" w:color="CCCCCC"/>
-              <w:bottom w:val="single" w:sz="1" w:space="0" w:color="CCCCCC"/>
-              <w:right w:val="single" w:sz="1" w:space="0" w:color="CCCCCC"/>
-            </w:tcBorders>
-            <w:tcMar>
-              <w:top w:w="60" w:type="dxa"/>
-              <w:left w:w="100" w:type="dxa"/>
-              <w:bottom w:w="60" w:type="dxa"/>
-              <w:right w:w="100" w:type="dxa"/>
-            </w:tcMar>
-          </w:tcPr>
-          <w:p>
-            <w:r>
-              <w:rPr>
-                <w:sz w:val="20"/>
-                <w:szCs w:val="20"/>
-              </w:rPr>
-              <w:t>Đăng ký đại lý</w:t>
+              <w:t>/api/auth/login</w:t>
+            </w:r>
+          </w:p>
+        </w:tc>
+        <w:tc>
+          <w:tcPr>
+            <w:tcW w:w="2340" w:type="dxa"/>
+            <w:tcBorders>
+              <w:top w:val="single" w:sz="1" w:space="0" w:color="CCCCCC"/>
+              <w:left w:val="single" w:sz="1" w:space="0" w:color="CCCCCC"/>
+              <w:bottom w:val="single" w:sz="1" w:space="0" w:color="CCCCCC"/>
+              <w:right w:val="single" w:sz="1" w:space="0" w:color="CCCCCC"/>
+            </w:tcBorders>
+            <w:tcMar>
+              <w:top w:w="60" w:type="dxa"/>
+              <w:left w:w="100" w:type="dxa"/>
+              <w:bottom w:w="60" w:type="dxa"/>
+              <w:right w:w="100" w:type="dxa"/>
+            </w:tcMar>
+          </w:tcPr>
+          <w:p>
+            <w:r>
+              <w:rPr>
+                <w:sz w:val="20"/>
+                <w:szCs w:val="20"/>
+              </w:rPr>
+              <w:t>Đăng nhập, trả JWT kèm roles của user.</w:t>
             </w:r>
           </w:p>
         </w:tc>
@@ -2125,7 +3021,7 @@
                 <w:sz w:val="20"/>
                 <w:szCs w:val="20"/>
               </w:rPr>
-              <w:t>GET</w:t>
+              <w:t>POST</w:t>
             </w:r>
           </w:p>
         </w:tc>
@@ -2151,59 +3047,59 @@
                 <w:sz w:val="20"/>
                 <w:szCs w:val="20"/>
               </w:rPr>
-              <w:t>/api/products</w:t>
-            </w:r>
-          </w:p>
-        </w:tc>
-        <w:tc>
-          <w:tcPr>
-            <w:tcW w:w="2340" w:type="dxa"/>
-            <w:tcBorders>
-              <w:top w:val="single" w:sz="1" w:space="0" w:color="CCCCCC"/>
-              <w:left w:val="single" w:sz="1" w:space="0" w:color="CCCCCC"/>
-              <w:bottom w:val="single" w:sz="1" w:space="0" w:color="CCCCCC"/>
-              <w:right w:val="single" w:sz="1" w:space="0" w:color="CCCCCC"/>
-            </w:tcBorders>
-            <w:tcMar>
-              <w:top w:w="60" w:type="dxa"/>
-              <w:left w:w="100" w:type="dxa"/>
-              <w:bottom w:w="60" w:type="dxa"/>
-              <w:right w:w="100" w:type="dxa"/>
-            </w:tcMar>
-          </w:tcPr>
-          <w:p>
-            <w:r>
-              <w:rPr>
-                <w:sz w:val="20"/>
-                <w:szCs w:val="20"/>
-              </w:rPr>
-              <w:t>Lấy danh sách sản phẩm</w:t>
-            </w:r>
-          </w:p>
-        </w:tc>
-        <w:tc>
-          <w:tcPr>
-            <w:tcW w:w="2340" w:type="dxa"/>
-            <w:tcBorders>
-              <w:top w:val="single" w:sz="1" w:space="0" w:color="CCCCCC"/>
-              <w:left w:val="single" w:sz="1" w:space="0" w:color="CCCCCC"/>
-              <w:bottom w:val="single" w:sz="1" w:space="0" w:color="CCCCCC"/>
-              <w:right w:val="single" w:sz="1" w:space="0" w:color="CCCCCC"/>
-            </w:tcBorders>
-            <w:tcMar>
-              <w:top w:w="60" w:type="dxa"/>
-              <w:left w:w="100" w:type="dxa"/>
-              <w:bottom w:w="60" w:type="dxa"/>
-              <w:right w:w="100" w:type="dxa"/>
-            </w:tcMar>
-          </w:tcPr>
-          <w:p>
-            <w:r>
-              <w:rPr>
-                <w:sz w:val="20"/>
-                <w:szCs w:val="20"/>
-              </w:rPr>
-              <w:t>Tất cả role</w:t>
+              <w:t>/api/auth/register</w:t>
+            </w:r>
+          </w:p>
+        </w:tc>
+        <w:tc>
+          <w:tcPr>
+            <w:tcW w:w="2340" w:type="dxa"/>
+            <w:tcBorders>
+              <w:top w:val="single" w:sz="1" w:space="0" w:color="CCCCCC"/>
+              <w:left w:val="single" w:sz="1" w:space="0" w:color="CCCCCC"/>
+              <w:bottom w:val="single" w:sz="1" w:space="0" w:color="CCCCCC"/>
+              <w:right w:val="single" w:sz="1" w:space="0" w:color="CCCCCC"/>
+            </w:tcBorders>
+            <w:tcMar>
+              <w:top w:w="60" w:type="dxa"/>
+              <w:left w:w="100" w:type="dxa"/>
+              <w:bottom w:w="60" w:type="dxa"/>
+              <w:right w:w="100" w:type="dxa"/>
+            </w:tcMar>
+          </w:tcPr>
+          <w:p>
+            <w:r>
+              <w:rPr>
+                <w:sz w:val="20"/>
+                <w:szCs w:val="20"/>
+              </w:rPr>
+              <w:t>Đăng ký đại lý và gán role USER mặc định.</w:t>
+            </w:r>
+          </w:p>
+        </w:tc>
+        <w:tc>
+          <w:tcPr>
+            <w:tcW w:w="2340" w:type="dxa"/>
+            <w:tcBorders>
+              <w:top w:val="single" w:sz="1" w:space="0" w:color="CCCCCC"/>
+              <w:left w:val="single" w:sz="1" w:space="0" w:color="CCCCCC"/>
+              <w:bottom w:val="single" w:sz="1" w:space="0" w:color="CCCCCC"/>
+              <w:right w:val="single" w:sz="1" w:space="0" w:color="CCCCCC"/>
+            </w:tcBorders>
+            <w:tcMar>
+              <w:top w:w="60" w:type="dxa"/>
+              <w:left w:w="100" w:type="dxa"/>
+              <w:bottom w:w="60" w:type="dxa"/>
+              <w:right w:w="100" w:type="dxa"/>
+            </w:tcMar>
+          </w:tcPr>
+          <w:p>
+            <w:r>
+              <w:rPr>
+                <w:sz w:val="20"/>
+                <w:szCs w:val="20"/>
+              </w:rPr>
+              <w:t>Công khai</w:t>
             </w:r>
           </w:p>
         </w:tc>
@@ -2263,33 +3159,33 @@
                 <w:sz w:val="20"/>
                 <w:szCs w:val="20"/>
               </w:rPr>
-              <w:t>/api/products/:id</w:t>
-            </w:r>
-          </w:p>
-        </w:tc>
-        <w:tc>
-          <w:tcPr>
-            <w:tcW w:w="2340" w:type="dxa"/>
-            <w:tcBorders>
-              <w:top w:val="single" w:sz="1" w:space="0" w:color="CCCCCC"/>
-              <w:left w:val="single" w:sz="1" w:space="0" w:color="CCCCCC"/>
-              <w:bottom w:val="single" w:sz="1" w:space="0" w:color="CCCCCC"/>
-              <w:right w:val="single" w:sz="1" w:space="0" w:color="CCCCCC"/>
-            </w:tcBorders>
-            <w:tcMar>
-              <w:top w:w="60" w:type="dxa"/>
-              <w:left w:w="100" w:type="dxa"/>
-              <w:bottom w:w="60" w:type="dxa"/>
-              <w:right w:w="100" w:type="dxa"/>
-            </w:tcMar>
-          </w:tcPr>
-          <w:p>
-            <w:r>
-              <w:rPr>
-                <w:sz w:val="20"/>
-                <w:szCs w:val="20"/>
-              </w:rPr>
-              <w:t>Chi tiết sản phẩm + giá sỉ</w:t>
+              <w:t>/api/products</w:t>
+            </w:r>
+          </w:p>
+        </w:tc>
+        <w:tc>
+          <w:tcPr>
+            <w:tcW w:w="2340" w:type="dxa"/>
+            <w:tcBorders>
+              <w:top w:val="single" w:sz="1" w:space="0" w:color="CCCCCC"/>
+              <w:left w:val="single" w:sz="1" w:space="0" w:color="CCCCCC"/>
+              <w:bottom w:val="single" w:sz="1" w:space="0" w:color="CCCCCC"/>
+              <w:right w:val="single" w:sz="1" w:space="0" w:color="CCCCCC"/>
+            </w:tcBorders>
+            <w:tcMar>
+              <w:top w:w="60" w:type="dxa"/>
+              <w:left w:w="100" w:type="dxa"/>
+              <w:bottom w:w="60" w:type="dxa"/>
+              <w:right w:w="100" w:type="dxa"/>
+            </w:tcMar>
+          </w:tcPr>
+          <w:p>
+            <w:r>
+              <w:rPr>
+                <w:sz w:val="20"/>
+                <w:szCs w:val="20"/>
+              </w:rPr>
+              <w:t>Lấy danh sách sản phẩm, tìm kiếm, lọc, sắp xếp.</w:t>
             </w:r>
           </w:p>
         </w:tc>
@@ -2349,7 +3245,7 @@
                 <w:sz w:val="20"/>
                 <w:szCs w:val="20"/>
               </w:rPr>
-              <w:t>POST</w:t>
+              <w:t>GET</w:t>
             </w:r>
           </w:p>
         </w:tc>
@@ -2375,59 +3271,59 @@
                 <w:sz w:val="20"/>
                 <w:szCs w:val="20"/>
               </w:rPr>
-              <w:t>/api/cart/sync</w:t>
-            </w:r>
-          </w:p>
-        </w:tc>
-        <w:tc>
-          <w:tcPr>
-            <w:tcW w:w="2340" w:type="dxa"/>
-            <w:tcBorders>
-              <w:top w:val="single" w:sz="1" w:space="0" w:color="CCCCCC"/>
-              <w:left w:val="single" w:sz="1" w:space="0" w:color="CCCCCC"/>
-              <w:bottom w:val="single" w:sz="1" w:space="0" w:color="CCCCCC"/>
-              <w:right w:val="single" w:sz="1" w:space="0" w:color="CCCCCC"/>
-            </w:tcBorders>
-            <w:tcMar>
-              <w:top w:w="60" w:type="dxa"/>
-              <w:left w:w="100" w:type="dxa"/>
-              <w:bottom w:w="60" w:type="dxa"/>
-              <w:right w:w="100" w:type="dxa"/>
-            </w:tcMar>
-          </w:tcPr>
-          <w:p>
-            <w:r>
-              <w:rPr>
-                <w:sz w:val="20"/>
-                <w:szCs w:val="20"/>
-              </w:rPr>
-              <w:t>Đồng bộ giỏ hàng từ local storage lên server</w:t>
-            </w:r>
-          </w:p>
-        </w:tc>
-        <w:tc>
-          <w:tcPr>
-            <w:tcW w:w="2340" w:type="dxa"/>
-            <w:tcBorders>
-              <w:top w:val="single" w:sz="1" w:space="0" w:color="CCCCCC"/>
-              <w:left w:val="single" w:sz="1" w:space="0" w:color="CCCCCC"/>
-              <w:bottom w:val="single" w:sz="1" w:space="0" w:color="CCCCCC"/>
-              <w:right w:val="single" w:sz="1" w:space="0" w:color="CCCCCC"/>
-            </w:tcBorders>
-            <w:tcMar>
-              <w:top w:w="60" w:type="dxa"/>
-              <w:left w:w="100" w:type="dxa"/>
-              <w:bottom w:w="60" w:type="dxa"/>
-              <w:right w:w="100" w:type="dxa"/>
-            </w:tcMar>
-          </w:tcPr>
-          <w:p>
-            <w:r>
-              <w:rPr>
-                <w:sz w:val="20"/>
-                <w:szCs w:val="20"/>
-              </w:rPr>
-              <w:t>Đại lý</w:t>
+              <w:t>/api/products/{id}</w:t>
+            </w:r>
+          </w:p>
+        </w:tc>
+        <w:tc>
+          <w:tcPr>
+            <w:tcW w:w="2340" w:type="dxa"/>
+            <w:tcBorders>
+              <w:top w:val="single" w:sz="1" w:space="0" w:color="CCCCCC"/>
+              <w:left w:val="single" w:sz="1" w:space="0" w:color="CCCCCC"/>
+              <w:bottom w:val="single" w:sz="1" w:space="0" w:color="CCCCCC"/>
+              <w:right w:val="single" w:sz="1" w:space="0" w:color="CCCCCC"/>
+            </w:tcBorders>
+            <w:tcMar>
+              <w:top w:w="60" w:type="dxa"/>
+              <w:left w:w="100" w:type="dxa"/>
+              <w:bottom w:w="60" w:type="dxa"/>
+              <w:right w:w="100" w:type="dxa"/>
+            </w:tcMar>
+          </w:tcPr>
+          <w:p>
+            <w:r>
+              <w:rPr>
+                <w:sz w:val="20"/>
+                <w:szCs w:val="20"/>
+              </w:rPr>
+              <w:t>Chi tiết sản phẩm + ảnh + giá sỉ.</w:t>
+            </w:r>
+          </w:p>
+        </w:tc>
+        <w:tc>
+          <w:tcPr>
+            <w:tcW w:w="2340" w:type="dxa"/>
+            <w:tcBorders>
+              <w:top w:val="single" w:sz="1" w:space="0" w:color="CCCCCC"/>
+              <w:left w:val="single" w:sz="1" w:space="0" w:color="CCCCCC"/>
+              <w:bottom w:val="single" w:sz="1" w:space="0" w:color="CCCCCC"/>
+              <w:right w:val="single" w:sz="1" w:space="0" w:color="CCCCCC"/>
+            </w:tcBorders>
+            <w:tcMar>
+              <w:top w:w="60" w:type="dxa"/>
+              <w:left w:w="100" w:type="dxa"/>
+              <w:bottom w:w="60" w:type="dxa"/>
+              <w:right w:w="100" w:type="dxa"/>
+            </w:tcMar>
+          </w:tcPr>
+          <w:p>
+            <w:r>
+              <w:rPr>
+                <w:sz w:val="20"/>
+                <w:szCs w:val="20"/>
+              </w:rPr>
+              <w:t>Tất cả role</w:t>
             </w:r>
           </w:p>
         </w:tc>
@@ -2461,7 +3357,6 @@
                 <w:sz w:val="20"/>
                 <w:szCs w:val="20"/>
               </w:rPr>
-              <w:lastRenderedPageBreak/>
               <w:t>POST</w:t>
             </w:r>
           </w:p>
@@ -2488,33 +3383,33 @@
                 <w:sz w:val="20"/>
                 <w:szCs w:val="20"/>
               </w:rPr>
-              <w:t>/api/orders</w:t>
-            </w:r>
-          </w:p>
-        </w:tc>
-        <w:tc>
-          <w:tcPr>
-            <w:tcW w:w="2340" w:type="dxa"/>
-            <w:tcBorders>
-              <w:top w:val="single" w:sz="1" w:space="0" w:color="CCCCCC"/>
-              <w:left w:val="single" w:sz="1" w:space="0" w:color="CCCCCC"/>
-              <w:bottom w:val="single" w:sz="1" w:space="0" w:color="CCCCCC"/>
-              <w:right w:val="single" w:sz="1" w:space="0" w:color="CCCCCC"/>
-            </w:tcBorders>
-            <w:tcMar>
-              <w:top w:w="60" w:type="dxa"/>
-              <w:left w:w="100" w:type="dxa"/>
-              <w:bottom w:w="60" w:type="dxa"/>
-              <w:right w:w="100" w:type="dxa"/>
-            </w:tcMar>
-          </w:tcPr>
-          <w:p>
-            <w:r>
-              <w:rPr>
-                <w:sz w:val="20"/>
-                <w:szCs w:val="20"/>
-              </w:rPr>
-              <w:t>Tạo đơn hàng mới</w:t>
+              <w:t>/api/cart/sync</w:t>
+            </w:r>
+          </w:p>
+        </w:tc>
+        <w:tc>
+          <w:tcPr>
+            <w:tcW w:w="2340" w:type="dxa"/>
+            <w:tcBorders>
+              <w:top w:val="single" w:sz="1" w:space="0" w:color="CCCCCC"/>
+              <w:left w:val="single" w:sz="1" w:space="0" w:color="CCCCCC"/>
+              <w:bottom w:val="single" w:sz="1" w:space="0" w:color="CCCCCC"/>
+              <w:right w:val="single" w:sz="1" w:space="0" w:color="CCCCCC"/>
+            </w:tcBorders>
+            <w:tcMar>
+              <w:top w:w="60" w:type="dxa"/>
+              <w:left w:w="100" w:type="dxa"/>
+              <w:bottom w:w="60" w:type="dxa"/>
+              <w:right w:w="100" w:type="dxa"/>
+            </w:tcMar>
+          </w:tcPr>
+          <w:p>
+            <w:r>
+              <w:rPr>
+                <w:sz w:val="20"/>
+                <w:szCs w:val="20"/>
+              </w:rPr>
+              <w:t>Đồng bộ giỏ hàng từ local storage lên carts/cart_items.</w:t>
             </w:r>
           </w:p>
         </w:tc>
@@ -2600,59 +3495,59 @@
                 <w:sz w:val="20"/>
                 <w:szCs w:val="20"/>
               </w:rPr>
-              <w:t>/api/orders</w:t>
-            </w:r>
-          </w:p>
-        </w:tc>
-        <w:tc>
-          <w:tcPr>
-            <w:tcW w:w="2340" w:type="dxa"/>
-            <w:tcBorders>
-              <w:top w:val="single" w:sz="1" w:space="0" w:color="CCCCCC"/>
-              <w:left w:val="single" w:sz="1" w:space="0" w:color="CCCCCC"/>
-              <w:bottom w:val="single" w:sz="1" w:space="0" w:color="CCCCCC"/>
-              <w:right w:val="single" w:sz="1" w:space="0" w:color="CCCCCC"/>
-            </w:tcBorders>
-            <w:tcMar>
-              <w:top w:w="60" w:type="dxa"/>
-              <w:left w:w="100" w:type="dxa"/>
-              <w:bottom w:w="60" w:type="dxa"/>
-              <w:right w:w="100" w:type="dxa"/>
-            </w:tcMar>
-          </w:tcPr>
-          <w:p>
-            <w:r>
-              <w:rPr>
-                <w:sz w:val="20"/>
-                <w:szCs w:val="20"/>
-              </w:rPr>
-              <w:t>Danh sách đơn hàng theo role/trạng thái</w:t>
-            </w:r>
-          </w:p>
-        </w:tc>
-        <w:tc>
-          <w:tcPr>
-            <w:tcW w:w="2340" w:type="dxa"/>
-            <w:tcBorders>
-              <w:top w:val="single" w:sz="1" w:space="0" w:color="CCCCCC"/>
-              <w:left w:val="single" w:sz="1" w:space="0" w:color="CCCCCC"/>
-              <w:bottom w:val="single" w:sz="1" w:space="0" w:color="CCCCCC"/>
-              <w:right w:val="single" w:sz="1" w:space="0" w:color="CCCCCC"/>
-            </w:tcBorders>
-            <w:tcMar>
-              <w:top w:w="60" w:type="dxa"/>
-              <w:left w:w="100" w:type="dxa"/>
-              <w:bottom w:w="60" w:type="dxa"/>
-              <w:right w:w="100" w:type="dxa"/>
-            </w:tcMar>
-          </w:tcPr>
-          <w:p>
-            <w:r>
-              <w:rPr>
-                <w:sz w:val="20"/>
-                <w:szCs w:val="20"/>
-              </w:rPr>
-              <w:t>Tất cả role</w:t>
+              <w:t>/api/orders/{id}</w:t>
+            </w:r>
+          </w:p>
+        </w:tc>
+        <w:tc>
+          <w:tcPr>
+            <w:tcW w:w="2340" w:type="dxa"/>
+            <w:tcBorders>
+              <w:top w:val="single" w:sz="1" w:space="0" w:color="CCCCCC"/>
+              <w:left w:val="single" w:sz="1" w:space="0" w:color="CCCCCC"/>
+              <w:bottom w:val="single" w:sz="1" w:space="0" w:color="CCCCCC"/>
+              <w:right w:val="single" w:sz="1" w:space="0" w:color="CCCCCC"/>
+            </w:tcBorders>
+            <w:tcMar>
+              <w:top w:w="60" w:type="dxa"/>
+              <w:left w:w="100" w:type="dxa"/>
+              <w:bottom w:w="60" w:type="dxa"/>
+              <w:right w:w="100" w:type="dxa"/>
+            </w:tcMar>
+          </w:tcPr>
+          <w:p>
+            <w:r>
+              <w:rPr>
+                <w:sz w:val="20"/>
+                <w:szCs w:val="20"/>
+              </w:rPr>
+              <w:t>Chi tiết đơn hàng, items và lịch sử trạng thái.</w:t>
+            </w:r>
+          </w:p>
+        </w:tc>
+        <w:tc>
+          <w:tcPr>
+            <w:tcW w:w="2340" w:type="dxa"/>
+            <w:tcBorders>
+              <w:top w:val="single" w:sz="1" w:space="0" w:color="CCCCCC"/>
+              <w:left w:val="single" w:sz="1" w:space="0" w:color="CCCCCC"/>
+              <w:bottom w:val="single" w:sz="1" w:space="0" w:color="CCCCCC"/>
+              <w:right w:val="single" w:sz="1" w:space="0" w:color="CCCCCC"/>
+            </w:tcBorders>
+            <w:tcMar>
+              <w:top w:w="60" w:type="dxa"/>
+              <w:left w:w="100" w:type="dxa"/>
+              <w:bottom w:w="60" w:type="dxa"/>
+              <w:right w:w="100" w:type="dxa"/>
+            </w:tcMar>
+          </w:tcPr>
+          <w:p>
+            <w:r>
+              <w:rPr>
+                <w:sz w:val="20"/>
+                <w:szCs w:val="20"/>
+              </w:rPr>
+              <w:t>Owner, Staff, Admin</w:t>
             </w:r>
           </w:p>
         </w:tc>
@@ -2686,7 +3581,7 @@
                 <w:sz w:val="20"/>
                 <w:szCs w:val="20"/>
               </w:rPr>
-              <w:t>PUT</w:t>
+              <w:t>POST</w:t>
             </w:r>
           </w:p>
         </w:tc>
@@ -2712,59 +3607,59 @@
                 <w:sz w:val="20"/>
                 <w:szCs w:val="20"/>
               </w:rPr>
-              <w:t>/api/orders/:id/status</w:t>
-            </w:r>
-          </w:p>
-        </w:tc>
-        <w:tc>
-          <w:tcPr>
-            <w:tcW w:w="2340" w:type="dxa"/>
-            <w:tcBorders>
-              <w:top w:val="single" w:sz="1" w:space="0" w:color="CCCCCC"/>
-              <w:left w:val="single" w:sz="1" w:space="0" w:color="CCCCCC"/>
-              <w:bottom w:val="single" w:sz="1" w:space="0" w:color="CCCCCC"/>
-              <w:right w:val="single" w:sz="1" w:space="0" w:color="CCCCCC"/>
-            </w:tcBorders>
-            <w:tcMar>
-              <w:top w:w="60" w:type="dxa"/>
-              <w:left w:w="100" w:type="dxa"/>
-              <w:bottom w:w="60" w:type="dxa"/>
-              <w:right w:w="100" w:type="dxa"/>
-            </w:tcMar>
-          </w:tcPr>
-          <w:p>
-            <w:r>
-              <w:rPr>
-                <w:sz w:val="20"/>
-                <w:szCs w:val="20"/>
-              </w:rPr>
-              <w:t>Cập nhật trạng thái đơn hàng</w:t>
-            </w:r>
-          </w:p>
-        </w:tc>
-        <w:tc>
-          <w:tcPr>
-            <w:tcW w:w="2340" w:type="dxa"/>
-            <w:tcBorders>
-              <w:top w:val="single" w:sz="1" w:space="0" w:color="CCCCCC"/>
-              <w:left w:val="single" w:sz="1" w:space="0" w:color="CCCCCC"/>
-              <w:bottom w:val="single" w:sz="1" w:space="0" w:color="CCCCCC"/>
-              <w:right w:val="single" w:sz="1" w:space="0" w:color="CCCCCC"/>
-            </w:tcBorders>
-            <w:tcMar>
-              <w:top w:w="60" w:type="dxa"/>
-              <w:left w:w="100" w:type="dxa"/>
-              <w:bottom w:w="60" w:type="dxa"/>
-              <w:right w:w="100" w:type="dxa"/>
-            </w:tcMar>
-          </w:tcPr>
-          <w:p>
-            <w:r>
-              <w:rPr>
-                <w:sz w:val="20"/>
-                <w:szCs w:val="20"/>
-              </w:rPr>
-              <w:t>Admin, Staff</w:t>
+              <w:t>/api/orders</w:t>
+            </w:r>
+          </w:p>
+        </w:tc>
+        <w:tc>
+          <w:tcPr>
+            <w:tcW w:w="2340" w:type="dxa"/>
+            <w:tcBorders>
+              <w:top w:val="single" w:sz="1" w:space="0" w:color="CCCCCC"/>
+              <w:left w:val="single" w:sz="1" w:space="0" w:color="CCCCCC"/>
+              <w:bottom w:val="single" w:sz="1" w:space="0" w:color="CCCCCC"/>
+              <w:right w:val="single" w:sz="1" w:space="0" w:color="CCCCCC"/>
+            </w:tcBorders>
+            <w:tcMar>
+              <w:top w:w="60" w:type="dxa"/>
+              <w:left w:w="100" w:type="dxa"/>
+              <w:bottom w:w="60" w:type="dxa"/>
+              <w:right w:w="100" w:type="dxa"/>
+            </w:tcMar>
+          </w:tcPr>
+          <w:p>
+            <w:r>
+              <w:rPr>
+                <w:sz w:val="20"/>
+                <w:szCs w:val="20"/>
+              </w:rPr>
+              <w:t>Tạo đơn hàng mới từ cart_items.</w:t>
+            </w:r>
+          </w:p>
+        </w:tc>
+        <w:tc>
+          <w:tcPr>
+            <w:tcW w:w="2340" w:type="dxa"/>
+            <w:tcBorders>
+              <w:top w:val="single" w:sz="1" w:space="0" w:color="CCCCCC"/>
+              <w:left w:val="single" w:sz="1" w:space="0" w:color="CCCCCC"/>
+              <w:bottom w:val="single" w:sz="1" w:space="0" w:color="CCCCCC"/>
+              <w:right w:val="single" w:sz="1" w:space="0" w:color="CCCCCC"/>
+            </w:tcBorders>
+            <w:tcMar>
+              <w:top w:w="60" w:type="dxa"/>
+              <w:left w:w="100" w:type="dxa"/>
+              <w:bottom w:w="60" w:type="dxa"/>
+              <w:right w:w="100" w:type="dxa"/>
+            </w:tcMar>
+          </w:tcPr>
+          <w:p>
+            <w:r>
+              <w:rPr>
+                <w:sz w:val="20"/>
+                <w:szCs w:val="20"/>
+              </w:rPr>
+              <w:t>Đại lý</w:t>
             </w:r>
           </w:p>
         </w:tc>
@@ -2798,7 +3693,7 @@
                 <w:sz w:val="20"/>
                 <w:szCs w:val="20"/>
               </w:rPr>
-              <w:t>POST</w:t>
+              <w:t>GET</w:t>
             </w:r>
           </w:p>
         </w:tc>
@@ -2824,33 +3719,33 @@
                 <w:sz w:val="20"/>
                 <w:szCs w:val="20"/>
               </w:rPr>
-              <w:t>/api/chat/send</w:t>
-            </w:r>
-          </w:p>
-        </w:tc>
-        <w:tc>
-          <w:tcPr>
-            <w:tcW w:w="2340" w:type="dxa"/>
-            <w:tcBorders>
-              <w:top w:val="single" w:sz="1" w:space="0" w:color="CCCCCC"/>
-              <w:left w:val="single" w:sz="1" w:space="0" w:color="CCCCCC"/>
-              <w:bottom w:val="single" w:sz="1" w:space="0" w:color="CCCCCC"/>
-              <w:right w:val="single" w:sz="1" w:space="0" w:color="CCCCCC"/>
-            </w:tcBorders>
-            <w:tcMar>
-              <w:top w:w="60" w:type="dxa"/>
-              <w:left w:w="100" w:type="dxa"/>
-              <w:bottom w:w="60" w:type="dxa"/>
-              <w:right w:w="100" w:type="dxa"/>
-            </w:tcMar>
-          </w:tcPr>
-          <w:p>
-            <w:r>
-              <w:rPr>
-                <w:sz w:val="20"/>
-                <w:szCs w:val="20"/>
-              </w:rPr>
-              <w:t>Gửi tin nhắn chat</w:t>
+              <w:t>/api/orders</w:t>
+            </w:r>
+          </w:p>
+        </w:tc>
+        <w:tc>
+          <w:tcPr>
+            <w:tcW w:w="2340" w:type="dxa"/>
+            <w:tcBorders>
+              <w:top w:val="single" w:sz="1" w:space="0" w:color="CCCCCC"/>
+              <w:left w:val="single" w:sz="1" w:space="0" w:color="CCCCCC"/>
+              <w:bottom w:val="single" w:sz="1" w:space="0" w:color="CCCCCC"/>
+              <w:right w:val="single" w:sz="1" w:space="0" w:color="CCCCCC"/>
+            </w:tcBorders>
+            <w:tcMar>
+              <w:top w:w="60" w:type="dxa"/>
+              <w:left w:w="100" w:type="dxa"/>
+              <w:bottom w:w="60" w:type="dxa"/>
+              <w:right w:w="100" w:type="dxa"/>
+            </w:tcMar>
+          </w:tcPr>
+          <w:p>
+            <w:r>
+              <w:rPr>
+                <w:sz w:val="20"/>
+                <w:szCs w:val="20"/>
+              </w:rPr>
+              <w:t>Danh sách đơn hàng theo role/trạng thái.</w:t>
             </w:r>
           </w:p>
         </w:tc>
@@ -2910,7 +3805,7 @@
                 <w:sz w:val="20"/>
                 <w:szCs w:val="20"/>
               </w:rPr>
-              <w:t>GET</w:t>
+              <w:t>PUT</w:t>
             </w:r>
           </w:p>
         </w:tc>
@@ -2936,59 +3831,59 @@
                 <w:sz w:val="20"/>
                 <w:szCs w:val="20"/>
               </w:rPr>
-              <w:t>/api/notifications</w:t>
-            </w:r>
-          </w:p>
-        </w:tc>
-        <w:tc>
-          <w:tcPr>
-            <w:tcW w:w="2340" w:type="dxa"/>
-            <w:tcBorders>
-              <w:top w:val="single" w:sz="1" w:space="0" w:color="CCCCCC"/>
-              <w:left w:val="single" w:sz="1" w:space="0" w:color="CCCCCC"/>
-              <w:bottom w:val="single" w:sz="1" w:space="0" w:color="CCCCCC"/>
-              <w:right w:val="single" w:sz="1" w:space="0" w:color="CCCCCC"/>
-            </w:tcBorders>
-            <w:tcMar>
-              <w:top w:w="60" w:type="dxa"/>
-              <w:left w:w="100" w:type="dxa"/>
-              <w:bottom w:w="60" w:type="dxa"/>
-              <w:right w:w="100" w:type="dxa"/>
-            </w:tcMar>
-          </w:tcPr>
-          <w:p>
-            <w:r>
-              <w:rPr>
-                <w:sz w:val="20"/>
-                <w:szCs w:val="20"/>
-              </w:rPr>
-              <w:t>Lấy thông báo</w:t>
-            </w:r>
-          </w:p>
-        </w:tc>
-        <w:tc>
-          <w:tcPr>
-            <w:tcW w:w="2340" w:type="dxa"/>
-            <w:tcBorders>
-              <w:top w:val="single" w:sz="1" w:space="0" w:color="CCCCCC"/>
-              <w:left w:val="single" w:sz="1" w:space="0" w:color="CCCCCC"/>
-              <w:bottom w:val="single" w:sz="1" w:space="0" w:color="CCCCCC"/>
-              <w:right w:val="single" w:sz="1" w:space="0" w:color="CCCCCC"/>
-            </w:tcBorders>
-            <w:tcMar>
-              <w:top w:w="60" w:type="dxa"/>
-              <w:left w:w="100" w:type="dxa"/>
-              <w:bottom w:w="60" w:type="dxa"/>
-              <w:right w:w="100" w:type="dxa"/>
-            </w:tcMar>
-          </w:tcPr>
-          <w:p>
-            <w:r>
-              <w:rPr>
-                <w:sz w:val="20"/>
-                <w:szCs w:val="20"/>
-              </w:rPr>
-              <w:t>Tất cả role</w:t>
+              <w:t>/api/orders/{id}/status</w:t>
+            </w:r>
+          </w:p>
+        </w:tc>
+        <w:tc>
+          <w:tcPr>
+            <w:tcW w:w="2340" w:type="dxa"/>
+            <w:tcBorders>
+              <w:top w:val="single" w:sz="1" w:space="0" w:color="CCCCCC"/>
+              <w:left w:val="single" w:sz="1" w:space="0" w:color="CCCCCC"/>
+              <w:bottom w:val="single" w:sz="1" w:space="0" w:color="CCCCCC"/>
+              <w:right w:val="single" w:sz="1" w:space="0" w:color="CCCCCC"/>
+            </w:tcBorders>
+            <w:tcMar>
+              <w:top w:w="60" w:type="dxa"/>
+              <w:left w:w="100" w:type="dxa"/>
+              <w:bottom w:w="60" w:type="dxa"/>
+              <w:right w:w="100" w:type="dxa"/>
+            </w:tcMar>
+          </w:tcPr>
+          <w:p>
+            <w:r>
+              <w:rPr>
+                <w:sz w:val="20"/>
+                <w:szCs w:val="20"/>
+              </w:rPr>
+              <w:t>Cập nhật trạng thái đơn hàng và ghi order_status_history.</w:t>
+            </w:r>
+          </w:p>
+        </w:tc>
+        <w:tc>
+          <w:tcPr>
+            <w:tcW w:w="2340" w:type="dxa"/>
+            <w:tcBorders>
+              <w:top w:val="single" w:sz="1" w:space="0" w:color="CCCCCC"/>
+              <w:left w:val="single" w:sz="1" w:space="0" w:color="CCCCCC"/>
+              <w:bottom w:val="single" w:sz="1" w:space="0" w:color="CCCCCC"/>
+              <w:right w:val="single" w:sz="1" w:space="0" w:color="CCCCCC"/>
+            </w:tcBorders>
+            <w:tcMar>
+              <w:top w:w="60" w:type="dxa"/>
+              <w:left w:w="100" w:type="dxa"/>
+              <w:bottom w:w="60" w:type="dxa"/>
+              <w:right w:w="100" w:type="dxa"/>
+            </w:tcMar>
+          </w:tcPr>
+          <w:p>
+            <w:r>
+              <w:rPr>
+                <w:sz w:val="20"/>
+                <w:szCs w:val="20"/>
+              </w:rPr>
+              <w:t>Admin, Staff</w:t>
             </w:r>
           </w:p>
         </w:tc>
@@ -3022,7 +3917,7 @@
                 <w:sz w:val="20"/>
                 <w:szCs w:val="20"/>
               </w:rPr>
-              <w:t>GET</w:t>
+              <w:t>POST</w:t>
             </w:r>
           </w:p>
         </w:tc>
@@ -3048,33 +3943,33 @@
                 <w:sz w:val="20"/>
                 <w:szCs w:val="20"/>
               </w:rPr>
-              <w:t>/api/warehouses</w:t>
-            </w:r>
-          </w:p>
-        </w:tc>
-        <w:tc>
-          <w:tcPr>
-            <w:tcW w:w="2340" w:type="dxa"/>
-            <w:tcBorders>
-              <w:top w:val="single" w:sz="1" w:space="0" w:color="CCCCCC"/>
-              <w:left w:val="single" w:sz="1" w:space="0" w:color="CCCCCC"/>
-              <w:bottom w:val="single" w:sz="1" w:space="0" w:color="CCCCCC"/>
-              <w:right w:val="single" w:sz="1" w:space="0" w:color="CCCCCC"/>
-            </w:tcBorders>
-            <w:tcMar>
-              <w:top w:w="60" w:type="dxa"/>
-              <w:left w:w="100" w:type="dxa"/>
-              <w:bottom w:w="60" w:type="dxa"/>
-              <w:right w:w="100" w:type="dxa"/>
-            </w:tcMar>
-          </w:tcPr>
-          <w:p>
-            <w:r>
-              <w:rPr>
-                <w:sz w:val="20"/>
-                <w:szCs w:val="20"/>
-              </w:rPr>
-              <w:t>Danh sách kho hàng</w:t>
+              <w:t>/api/chat/send</w:t>
+            </w:r>
+          </w:p>
+        </w:tc>
+        <w:tc>
+          <w:tcPr>
+            <w:tcW w:w="2340" w:type="dxa"/>
+            <w:tcBorders>
+              <w:top w:val="single" w:sz="1" w:space="0" w:color="CCCCCC"/>
+              <w:left w:val="single" w:sz="1" w:space="0" w:color="CCCCCC"/>
+              <w:bottom w:val="single" w:sz="1" w:space="0" w:color="CCCCCC"/>
+              <w:right w:val="single" w:sz="1" w:space="0" w:color="CCCCCC"/>
+            </w:tcBorders>
+            <w:tcMar>
+              <w:top w:w="60" w:type="dxa"/>
+              <w:left w:w="100" w:type="dxa"/>
+              <w:bottom w:w="60" w:type="dxa"/>
+              <w:right w:w="100" w:type="dxa"/>
+            </w:tcMar>
+          </w:tcPr>
+          <w:p>
+            <w:r>
+              <w:rPr>
+                <w:sz w:val="20"/>
+                <w:szCs w:val="20"/>
+              </w:rPr>
+              <w:t>Gửi tin nhắn chat, có thể kèm metadata file đính kèm.</w:t>
             </w:r>
           </w:p>
         </w:tc>
@@ -3134,7 +4029,7 @@
                 <w:sz w:val="20"/>
                 <w:szCs w:val="20"/>
               </w:rPr>
-              <w:t>GET</w:t>
+              <w:t>PUT</w:t>
             </w:r>
           </w:p>
         </w:tc>
@@ -3160,59 +4055,59 @@
                 <w:sz w:val="20"/>
                 <w:szCs w:val="20"/>
               </w:rPr>
-              <w:t>/api/admin/dashboard</w:t>
-            </w:r>
-          </w:p>
-        </w:tc>
-        <w:tc>
-          <w:tcPr>
-            <w:tcW w:w="2340" w:type="dxa"/>
-            <w:tcBorders>
-              <w:top w:val="single" w:sz="1" w:space="0" w:color="CCCCCC"/>
-              <w:left w:val="single" w:sz="1" w:space="0" w:color="CCCCCC"/>
-              <w:bottom w:val="single" w:sz="1" w:space="0" w:color="CCCCCC"/>
-              <w:right w:val="single" w:sz="1" w:space="0" w:color="CCCCCC"/>
-            </w:tcBorders>
-            <w:tcMar>
-              <w:top w:w="60" w:type="dxa"/>
-              <w:left w:w="100" w:type="dxa"/>
-              <w:bottom w:w="60" w:type="dxa"/>
-              <w:right w:w="100" w:type="dxa"/>
-            </w:tcMar>
-          </w:tcPr>
-          <w:p>
-            <w:r>
-              <w:rPr>
-                <w:sz w:val="20"/>
-                <w:szCs w:val="20"/>
-              </w:rPr>
-              <w:t>Thống kê tổng quan</w:t>
-            </w:r>
-          </w:p>
-        </w:tc>
-        <w:tc>
-          <w:tcPr>
-            <w:tcW w:w="2340" w:type="dxa"/>
-            <w:tcBorders>
-              <w:top w:val="single" w:sz="1" w:space="0" w:color="CCCCCC"/>
-              <w:left w:val="single" w:sz="1" w:space="0" w:color="CCCCCC"/>
-              <w:bottom w:val="single" w:sz="1" w:space="0" w:color="CCCCCC"/>
-              <w:right w:val="single" w:sz="1" w:space="0" w:color="CCCCCC"/>
-            </w:tcBorders>
-            <w:tcMar>
-              <w:top w:w="60" w:type="dxa"/>
-              <w:left w:w="100" w:type="dxa"/>
-              <w:bottom w:w="60" w:type="dxa"/>
-              <w:right w:w="100" w:type="dxa"/>
-            </w:tcMar>
-          </w:tcPr>
-          <w:p>
-            <w:r>
-              <w:rPr>
-                <w:sz w:val="20"/>
-                <w:szCs w:val="20"/>
-              </w:rPr>
-              <w:t>Admin</w:t>
+              <w:t>/api/notifications/{id}/read</w:t>
+            </w:r>
+          </w:p>
+        </w:tc>
+        <w:tc>
+          <w:tcPr>
+            <w:tcW w:w="2340" w:type="dxa"/>
+            <w:tcBorders>
+              <w:top w:val="single" w:sz="1" w:space="0" w:color="CCCCCC"/>
+              <w:left w:val="single" w:sz="1" w:space="0" w:color="CCCCCC"/>
+              <w:bottom w:val="single" w:sz="1" w:space="0" w:color="CCCCCC"/>
+              <w:right w:val="single" w:sz="1" w:space="0" w:color="CCCCCC"/>
+            </w:tcBorders>
+            <w:tcMar>
+              <w:top w:w="60" w:type="dxa"/>
+              <w:left w:w="100" w:type="dxa"/>
+              <w:bottom w:w="60" w:type="dxa"/>
+              <w:right w:w="100" w:type="dxa"/>
+            </w:tcMar>
+          </w:tcPr>
+          <w:p>
+            <w:r>
+              <w:rPr>
+                <w:sz w:val="20"/>
+                <w:szCs w:val="20"/>
+              </w:rPr>
+              <w:t>Đánh dấu thông báo đã đọc.</w:t>
+            </w:r>
+          </w:p>
+        </w:tc>
+        <w:tc>
+          <w:tcPr>
+            <w:tcW w:w="2340" w:type="dxa"/>
+            <w:tcBorders>
+              <w:top w:val="single" w:sz="1" w:space="0" w:color="CCCCCC"/>
+              <w:left w:val="single" w:sz="1" w:space="0" w:color="CCCCCC"/>
+              <w:bottom w:val="single" w:sz="1" w:space="0" w:color="CCCCCC"/>
+              <w:right w:val="single" w:sz="1" w:space="0" w:color="CCCCCC"/>
+            </w:tcBorders>
+            <w:tcMar>
+              <w:top w:w="60" w:type="dxa"/>
+              <w:left w:w="100" w:type="dxa"/>
+              <w:bottom w:w="60" w:type="dxa"/>
+              <w:right w:w="100" w:type="dxa"/>
+            </w:tcMar>
+          </w:tcPr>
+          <w:p>
+            <w:r>
+              <w:rPr>
+                <w:sz w:val="20"/>
+                <w:szCs w:val="20"/>
+              </w:rPr>
+              <w:t>Owner</w:t>
             </w:r>
           </w:p>
         </w:tc>
@@ -3246,7 +4141,7 @@
                 <w:sz w:val="20"/>
                 <w:szCs w:val="20"/>
               </w:rPr>
-              <w:t>CRUD</w:t>
+              <w:t>GET</w:t>
             </w:r>
           </w:p>
         </w:tc>
@@ -3272,59 +4167,59 @@
                 <w:sz w:val="20"/>
                 <w:szCs w:val="20"/>
               </w:rPr>
-              <w:t>/api/admin/products</w:t>
-            </w:r>
-          </w:p>
-        </w:tc>
-        <w:tc>
-          <w:tcPr>
-            <w:tcW w:w="2340" w:type="dxa"/>
-            <w:tcBorders>
-              <w:top w:val="single" w:sz="1" w:space="0" w:color="CCCCCC"/>
-              <w:left w:val="single" w:sz="1" w:space="0" w:color="CCCCCC"/>
-              <w:bottom w:val="single" w:sz="1" w:space="0" w:color="CCCCCC"/>
-              <w:right w:val="single" w:sz="1" w:space="0" w:color="CCCCCC"/>
-            </w:tcBorders>
-            <w:tcMar>
-              <w:top w:w="60" w:type="dxa"/>
-              <w:left w:w="100" w:type="dxa"/>
-              <w:bottom w:w="60" w:type="dxa"/>
-              <w:right w:w="100" w:type="dxa"/>
-            </w:tcMar>
-          </w:tcPr>
-          <w:p>
-            <w:r>
-              <w:rPr>
-                <w:sz w:val="20"/>
-                <w:szCs w:val="20"/>
-              </w:rPr>
-              <w:t>Quản lý sản phẩm</w:t>
-            </w:r>
-          </w:p>
-        </w:tc>
-        <w:tc>
-          <w:tcPr>
-            <w:tcW w:w="2340" w:type="dxa"/>
-            <w:tcBorders>
-              <w:top w:val="single" w:sz="1" w:space="0" w:color="CCCCCC"/>
-              <w:left w:val="single" w:sz="1" w:space="0" w:color="CCCCCC"/>
-              <w:bottom w:val="single" w:sz="1" w:space="0" w:color="CCCCCC"/>
-              <w:right w:val="single" w:sz="1" w:space="0" w:color="CCCCCC"/>
-            </w:tcBorders>
-            <w:tcMar>
-              <w:top w:w="60" w:type="dxa"/>
-              <w:left w:w="100" w:type="dxa"/>
-              <w:bottom w:w="60" w:type="dxa"/>
-              <w:right w:w="100" w:type="dxa"/>
-            </w:tcMar>
-          </w:tcPr>
-          <w:p>
-            <w:r>
-              <w:rPr>
-                <w:sz w:val="20"/>
-                <w:szCs w:val="20"/>
-              </w:rPr>
-              <w:t>Admin</w:t>
+              <w:t>/api/chat/{roomId}</w:t>
+            </w:r>
+          </w:p>
+        </w:tc>
+        <w:tc>
+          <w:tcPr>
+            <w:tcW w:w="2340" w:type="dxa"/>
+            <w:tcBorders>
+              <w:top w:val="single" w:sz="1" w:space="0" w:color="CCCCCC"/>
+              <w:left w:val="single" w:sz="1" w:space="0" w:color="CCCCCC"/>
+              <w:bottom w:val="single" w:sz="1" w:space="0" w:color="CCCCCC"/>
+              <w:right w:val="single" w:sz="1" w:space="0" w:color="CCCCCC"/>
+            </w:tcBorders>
+            <w:tcMar>
+              <w:top w:w="60" w:type="dxa"/>
+              <w:left w:w="100" w:type="dxa"/>
+              <w:bottom w:w="60" w:type="dxa"/>
+              <w:right w:w="100" w:type="dxa"/>
+            </w:tcMar>
+          </w:tcPr>
+          <w:p>
+            <w:r>
+              <w:rPr>
+                <w:sz w:val="20"/>
+                <w:szCs w:val="20"/>
+              </w:rPr>
+              <w:t>Lấy lịch sử chat, bao gồm chat_attachments.</w:t>
+            </w:r>
+          </w:p>
+        </w:tc>
+        <w:tc>
+          <w:tcPr>
+            <w:tcW w:w="2340" w:type="dxa"/>
+            <w:tcBorders>
+              <w:top w:val="single" w:sz="1" w:space="0" w:color="CCCCCC"/>
+              <w:left w:val="single" w:sz="1" w:space="0" w:color="CCCCCC"/>
+              <w:bottom w:val="single" w:sz="1" w:space="0" w:color="CCCCCC"/>
+              <w:right w:val="single" w:sz="1" w:space="0" w:color="CCCCCC"/>
+            </w:tcBorders>
+            <w:tcMar>
+              <w:top w:w="60" w:type="dxa"/>
+              <w:left w:w="100" w:type="dxa"/>
+              <w:bottom w:w="60" w:type="dxa"/>
+              <w:right w:w="100" w:type="dxa"/>
+            </w:tcMar>
+          </w:tcPr>
+          <w:p>
+            <w:r>
+              <w:rPr>
+                <w:sz w:val="20"/>
+                <w:szCs w:val="20"/>
+              </w:rPr>
+              <w:t>Participant, Staff, Admin</w:t>
             </w:r>
           </w:p>
         </w:tc>
@@ -3358,6 +4253,454 @@
                 <w:sz w:val="20"/>
                 <w:szCs w:val="20"/>
               </w:rPr>
+              <w:t>GET/PUT</w:t>
+            </w:r>
+          </w:p>
+        </w:tc>
+        <w:tc>
+          <w:tcPr>
+            <w:tcW w:w="3120" w:type="dxa"/>
+            <w:tcBorders>
+              <w:top w:val="single" w:sz="1" w:space="0" w:color="CCCCCC"/>
+              <w:left w:val="single" w:sz="1" w:space="0" w:color="CCCCCC"/>
+              <w:bottom w:val="single" w:sz="1" w:space="0" w:color="CCCCCC"/>
+              <w:right w:val="single" w:sz="1" w:space="0" w:color="CCCCCC"/>
+            </w:tcBorders>
+            <w:tcMar>
+              <w:top w:w="60" w:type="dxa"/>
+              <w:left w:w="100" w:type="dxa"/>
+              <w:bottom w:w="60" w:type="dxa"/>
+              <w:right w:w="100" w:type="dxa"/>
+            </w:tcMar>
+          </w:tcPr>
+          <w:p>
+            <w:r>
+              <w:rPr>
+                <w:sz w:val="20"/>
+                <w:szCs w:val="20"/>
+              </w:rPr>
+              <w:t>/api/users/me</w:t>
+            </w:r>
+          </w:p>
+        </w:tc>
+        <w:tc>
+          <w:tcPr>
+            <w:tcW w:w="2340" w:type="dxa"/>
+            <w:tcBorders>
+              <w:top w:val="single" w:sz="1" w:space="0" w:color="CCCCCC"/>
+              <w:left w:val="single" w:sz="1" w:space="0" w:color="CCCCCC"/>
+              <w:bottom w:val="single" w:sz="1" w:space="0" w:color="CCCCCC"/>
+              <w:right w:val="single" w:sz="1" w:space="0" w:color="CCCCCC"/>
+            </w:tcBorders>
+            <w:tcMar>
+              <w:top w:w="60" w:type="dxa"/>
+              <w:left w:w="100" w:type="dxa"/>
+              <w:bottom w:w="60" w:type="dxa"/>
+              <w:right w:w="100" w:type="dxa"/>
+            </w:tcMar>
+          </w:tcPr>
+          <w:p>
+            <w:r>
+              <w:rPr>
+                <w:sz w:val="20"/>
+                <w:szCs w:val="20"/>
+              </w:rPr>
+              <w:t>Xem và cập nhật hồ sơ hiện tại.</w:t>
+            </w:r>
+          </w:p>
+        </w:tc>
+        <w:tc>
+          <w:tcPr>
+            <w:tcW w:w="2340" w:type="dxa"/>
+            <w:tcBorders>
+              <w:top w:val="single" w:sz="1" w:space="0" w:color="CCCCCC"/>
+              <w:left w:val="single" w:sz="1" w:space="0" w:color="CCCCCC"/>
+              <w:bottom w:val="single" w:sz="1" w:space="0" w:color="CCCCCC"/>
+              <w:right w:val="single" w:sz="1" w:space="0" w:color="CCCCCC"/>
+            </w:tcBorders>
+            <w:tcMar>
+              <w:top w:w="60" w:type="dxa"/>
+              <w:left w:w="100" w:type="dxa"/>
+              <w:bottom w:w="60" w:type="dxa"/>
+              <w:right w:w="100" w:type="dxa"/>
+            </w:tcMar>
+          </w:tcPr>
+          <w:p>
+            <w:r>
+              <w:rPr>
+                <w:sz w:val="20"/>
+                <w:szCs w:val="20"/>
+              </w:rPr>
+              <w:t>Authenticated</w:t>
+            </w:r>
+          </w:p>
+        </w:tc>
+      </w:tr>
+      <w:tr>
+        <w:tblPrEx>
+          <w:tblCellMar>
+            <w:top w:w="0" w:type="dxa"/>
+            <w:bottom w:w="0" w:type="dxa"/>
+          </w:tblCellMar>
+        </w:tblPrEx>
+        <w:tc>
+          <w:tcPr>
+            <w:tcW w:w="1560" w:type="dxa"/>
+            <w:tcBorders>
+              <w:top w:val="single" w:sz="1" w:space="0" w:color="CCCCCC"/>
+              <w:left w:val="single" w:sz="1" w:space="0" w:color="CCCCCC"/>
+              <w:bottom w:val="single" w:sz="1" w:space="0" w:color="CCCCCC"/>
+              <w:right w:val="single" w:sz="1" w:space="0" w:color="CCCCCC"/>
+            </w:tcBorders>
+            <w:tcMar>
+              <w:top w:w="60" w:type="dxa"/>
+              <w:left w:w="100" w:type="dxa"/>
+              <w:bottom w:w="60" w:type="dxa"/>
+              <w:right w:w="100" w:type="dxa"/>
+            </w:tcMar>
+          </w:tcPr>
+          <w:p>
+            <w:r>
+              <w:rPr>
+                <w:sz w:val="20"/>
+                <w:szCs w:val="20"/>
+              </w:rPr>
+              <w:t>GET</w:t>
+            </w:r>
+          </w:p>
+        </w:tc>
+        <w:tc>
+          <w:tcPr>
+            <w:tcW w:w="3120" w:type="dxa"/>
+            <w:tcBorders>
+              <w:top w:val="single" w:sz="1" w:space="0" w:color="CCCCCC"/>
+              <w:left w:val="single" w:sz="1" w:space="0" w:color="CCCCCC"/>
+              <w:bottom w:val="single" w:sz="1" w:space="0" w:color="CCCCCC"/>
+              <w:right w:val="single" w:sz="1" w:space="0" w:color="CCCCCC"/>
+            </w:tcBorders>
+            <w:tcMar>
+              <w:top w:w="60" w:type="dxa"/>
+              <w:left w:w="100" w:type="dxa"/>
+              <w:bottom w:w="60" w:type="dxa"/>
+              <w:right w:w="100" w:type="dxa"/>
+            </w:tcMar>
+          </w:tcPr>
+          <w:p>
+            <w:r>
+              <w:rPr>
+                <w:sz w:val="20"/>
+                <w:szCs w:val="20"/>
+              </w:rPr>
+              <w:t>/api/notifications</w:t>
+            </w:r>
+          </w:p>
+        </w:tc>
+        <w:tc>
+          <w:tcPr>
+            <w:tcW w:w="2340" w:type="dxa"/>
+            <w:tcBorders>
+              <w:top w:val="single" w:sz="1" w:space="0" w:color="CCCCCC"/>
+              <w:left w:val="single" w:sz="1" w:space="0" w:color="CCCCCC"/>
+              <w:bottom w:val="single" w:sz="1" w:space="0" w:color="CCCCCC"/>
+              <w:right w:val="single" w:sz="1" w:space="0" w:color="CCCCCC"/>
+            </w:tcBorders>
+            <w:tcMar>
+              <w:top w:w="60" w:type="dxa"/>
+              <w:left w:w="100" w:type="dxa"/>
+              <w:bottom w:w="60" w:type="dxa"/>
+              <w:right w:w="100" w:type="dxa"/>
+            </w:tcMar>
+          </w:tcPr>
+          <w:p>
+            <w:r>
+              <w:rPr>
+                <w:sz w:val="20"/>
+                <w:szCs w:val="20"/>
+              </w:rPr>
+              <w:t>Lấy thông báo.</w:t>
+            </w:r>
+          </w:p>
+        </w:tc>
+        <w:tc>
+          <w:tcPr>
+            <w:tcW w:w="2340" w:type="dxa"/>
+            <w:tcBorders>
+              <w:top w:val="single" w:sz="1" w:space="0" w:color="CCCCCC"/>
+              <w:left w:val="single" w:sz="1" w:space="0" w:color="CCCCCC"/>
+              <w:bottom w:val="single" w:sz="1" w:space="0" w:color="CCCCCC"/>
+              <w:right w:val="single" w:sz="1" w:space="0" w:color="CCCCCC"/>
+            </w:tcBorders>
+            <w:tcMar>
+              <w:top w:w="60" w:type="dxa"/>
+              <w:left w:w="100" w:type="dxa"/>
+              <w:bottom w:w="60" w:type="dxa"/>
+              <w:right w:w="100" w:type="dxa"/>
+            </w:tcMar>
+          </w:tcPr>
+          <w:p>
+            <w:r>
+              <w:rPr>
+                <w:sz w:val="20"/>
+                <w:szCs w:val="20"/>
+              </w:rPr>
+              <w:t>Tất cả role</w:t>
+            </w:r>
+          </w:p>
+        </w:tc>
+      </w:tr>
+      <w:tr>
+        <w:tblPrEx>
+          <w:tblCellMar>
+            <w:top w:w="0" w:type="dxa"/>
+            <w:bottom w:w="0" w:type="dxa"/>
+          </w:tblCellMar>
+        </w:tblPrEx>
+        <w:tc>
+          <w:tcPr>
+            <w:tcW w:w="1560" w:type="dxa"/>
+            <w:tcBorders>
+              <w:top w:val="single" w:sz="1" w:space="0" w:color="CCCCCC"/>
+              <w:left w:val="single" w:sz="1" w:space="0" w:color="CCCCCC"/>
+              <w:bottom w:val="single" w:sz="1" w:space="0" w:color="CCCCCC"/>
+              <w:right w:val="single" w:sz="1" w:space="0" w:color="CCCCCC"/>
+            </w:tcBorders>
+            <w:tcMar>
+              <w:top w:w="60" w:type="dxa"/>
+              <w:left w:w="100" w:type="dxa"/>
+              <w:bottom w:w="60" w:type="dxa"/>
+              <w:right w:w="100" w:type="dxa"/>
+            </w:tcMar>
+          </w:tcPr>
+          <w:p>
+            <w:r>
+              <w:rPr>
+                <w:sz w:val="20"/>
+                <w:szCs w:val="20"/>
+              </w:rPr>
+              <w:t>GET</w:t>
+            </w:r>
+          </w:p>
+        </w:tc>
+        <w:tc>
+          <w:tcPr>
+            <w:tcW w:w="3120" w:type="dxa"/>
+            <w:tcBorders>
+              <w:top w:val="single" w:sz="1" w:space="0" w:color="CCCCCC"/>
+              <w:left w:val="single" w:sz="1" w:space="0" w:color="CCCCCC"/>
+              <w:bottom w:val="single" w:sz="1" w:space="0" w:color="CCCCCC"/>
+              <w:right w:val="single" w:sz="1" w:space="0" w:color="CCCCCC"/>
+            </w:tcBorders>
+            <w:tcMar>
+              <w:top w:w="60" w:type="dxa"/>
+              <w:left w:w="100" w:type="dxa"/>
+              <w:bottom w:w="60" w:type="dxa"/>
+              <w:right w:w="100" w:type="dxa"/>
+            </w:tcMar>
+          </w:tcPr>
+          <w:p>
+            <w:r>
+              <w:rPr>
+                <w:sz w:val="20"/>
+                <w:szCs w:val="20"/>
+              </w:rPr>
+              <w:t>/api/warehouses</w:t>
+            </w:r>
+          </w:p>
+        </w:tc>
+        <w:tc>
+          <w:tcPr>
+            <w:tcW w:w="2340" w:type="dxa"/>
+            <w:tcBorders>
+              <w:top w:val="single" w:sz="1" w:space="0" w:color="CCCCCC"/>
+              <w:left w:val="single" w:sz="1" w:space="0" w:color="CCCCCC"/>
+              <w:bottom w:val="single" w:sz="1" w:space="0" w:color="CCCCCC"/>
+              <w:right w:val="single" w:sz="1" w:space="0" w:color="CCCCCC"/>
+            </w:tcBorders>
+            <w:tcMar>
+              <w:top w:w="60" w:type="dxa"/>
+              <w:left w:w="100" w:type="dxa"/>
+              <w:bottom w:w="60" w:type="dxa"/>
+              <w:right w:w="100" w:type="dxa"/>
+            </w:tcMar>
+          </w:tcPr>
+          <w:p>
+            <w:r>
+              <w:rPr>
+                <w:sz w:val="20"/>
+                <w:szCs w:val="20"/>
+              </w:rPr>
+              <w:t>Danh sách kho hàng.</w:t>
+            </w:r>
+          </w:p>
+        </w:tc>
+        <w:tc>
+          <w:tcPr>
+            <w:tcW w:w="2340" w:type="dxa"/>
+            <w:tcBorders>
+              <w:top w:val="single" w:sz="1" w:space="0" w:color="CCCCCC"/>
+              <w:left w:val="single" w:sz="1" w:space="0" w:color="CCCCCC"/>
+              <w:bottom w:val="single" w:sz="1" w:space="0" w:color="CCCCCC"/>
+              <w:right w:val="single" w:sz="1" w:space="0" w:color="CCCCCC"/>
+            </w:tcBorders>
+            <w:tcMar>
+              <w:top w:w="60" w:type="dxa"/>
+              <w:left w:w="100" w:type="dxa"/>
+              <w:bottom w:w="60" w:type="dxa"/>
+              <w:right w:w="100" w:type="dxa"/>
+            </w:tcMar>
+          </w:tcPr>
+          <w:p>
+            <w:r>
+              <w:rPr>
+                <w:sz w:val="20"/>
+                <w:szCs w:val="20"/>
+              </w:rPr>
+              <w:t>Tất cả role</w:t>
+            </w:r>
+          </w:p>
+        </w:tc>
+      </w:tr>
+      <w:tr>
+        <w:tblPrEx>
+          <w:tblCellMar>
+            <w:top w:w="0" w:type="dxa"/>
+            <w:bottom w:w="0" w:type="dxa"/>
+          </w:tblCellMar>
+        </w:tblPrEx>
+        <w:tc>
+          <w:tcPr>
+            <w:tcW w:w="1560" w:type="dxa"/>
+            <w:tcBorders>
+              <w:top w:val="single" w:sz="1" w:space="0" w:color="CCCCCC"/>
+              <w:left w:val="single" w:sz="1" w:space="0" w:color="CCCCCC"/>
+              <w:bottom w:val="single" w:sz="1" w:space="0" w:color="CCCCCC"/>
+              <w:right w:val="single" w:sz="1" w:space="0" w:color="CCCCCC"/>
+            </w:tcBorders>
+            <w:tcMar>
+              <w:top w:w="60" w:type="dxa"/>
+              <w:left w:w="100" w:type="dxa"/>
+              <w:bottom w:w="60" w:type="dxa"/>
+              <w:right w:w="100" w:type="dxa"/>
+            </w:tcMar>
+          </w:tcPr>
+          <w:p>
+            <w:r>
+              <w:rPr>
+                <w:sz w:val="20"/>
+                <w:szCs w:val="20"/>
+              </w:rPr>
+              <w:t>GET</w:t>
+            </w:r>
+          </w:p>
+        </w:tc>
+        <w:tc>
+          <w:tcPr>
+            <w:tcW w:w="3120" w:type="dxa"/>
+            <w:tcBorders>
+              <w:top w:val="single" w:sz="1" w:space="0" w:color="CCCCCC"/>
+              <w:left w:val="single" w:sz="1" w:space="0" w:color="CCCCCC"/>
+              <w:bottom w:val="single" w:sz="1" w:space="0" w:color="CCCCCC"/>
+              <w:right w:val="single" w:sz="1" w:space="0" w:color="CCCCCC"/>
+            </w:tcBorders>
+            <w:tcMar>
+              <w:top w:w="60" w:type="dxa"/>
+              <w:left w:w="100" w:type="dxa"/>
+              <w:bottom w:w="60" w:type="dxa"/>
+              <w:right w:w="100" w:type="dxa"/>
+            </w:tcMar>
+          </w:tcPr>
+          <w:p>
+            <w:r>
+              <w:rPr>
+                <w:sz w:val="20"/>
+                <w:szCs w:val="20"/>
+              </w:rPr>
+              <w:t>/api/admin/dashboard</w:t>
+            </w:r>
+          </w:p>
+        </w:tc>
+        <w:tc>
+          <w:tcPr>
+            <w:tcW w:w="2340" w:type="dxa"/>
+            <w:tcBorders>
+              <w:top w:val="single" w:sz="1" w:space="0" w:color="CCCCCC"/>
+              <w:left w:val="single" w:sz="1" w:space="0" w:color="CCCCCC"/>
+              <w:bottom w:val="single" w:sz="1" w:space="0" w:color="CCCCCC"/>
+              <w:right w:val="single" w:sz="1" w:space="0" w:color="CCCCCC"/>
+            </w:tcBorders>
+            <w:tcMar>
+              <w:top w:w="60" w:type="dxa"/>
+              <w:left w:w="100" w:type="dxa"/>
+              <w:bottom w:w="60" w:type="dxa"/>
+              <w:right w:w="100" w:type="dxa"/>
+            </w:tcMar>
+          </w:tcPr>
+          <w:p>
+            <w:r>
+              <w:rPr>
+                <w:sz w:val="20"/>
+                <w:szCs w:val="20"/>
+              </w:rPr>
+              <w:t>Thống kê tổng quan.</w:t>
+            </w:r>
+          </w:p>
+        </w:tc>
+        <w:tc>
+          <w:tcPr>
+            <w:tcW w:w="2340" w:type="dxa"/>
+            <w:tcBorders>
+              <w:top w:val="single" w:sz="1" w:space="0" w:color="CCCCCC"/>
+              <w:left w:val="single" w:sz="1" w:space="0" w:color="CCCCCC"/>
+              <w:bottom w:val="single" w:sz="1" w:space="0" w:color="CCCCCC"/>
+              <w:right w:val="single" w:sz="1" w:space="0" w:color="CCCCCC"/>
+            </w:tcBorders>
+            <w:tcMar>
+              <w:top w:w="60" w:type="dxa"/>
+              <w:left w:w="100" w:type="dxa"/>
+              <w:bottom w:w="60" w:type="dxa"/>
+              <w:right w:w="100" w:type="dxa"/>
+            </w:tcMar>
+          </w:tcPr>
+          <w:p>
+            <w:r>
+              <w:rPr>
+                <w:sz w:val="20"/>
+                <w:szCs w:val="20"/>
+              </w:rPr>
+              <w:t>Admin</w:t>
+            </w:r>
+          </w:p>
+        </w:tc>
+      </w:tr>
+      <w:tr>
+        <w:tblPrEx>
+          <w:tblCellMar>
+            <w:top w:w="0" w:type="dxa"/>
+            <w:bottom w:w="0" w:type="dxa"/>
+          </w:tblCellMar>
+        </w:tblPrEx>
+        <w:tc>
+          <w:tcPr>
+            <w:tcW w:w="1560" w:type="dxa"/>
+            <w:tcBorders>
+              <w:top w:val="single" w:sz="1" w:space="0" w:color="CCCCCC"/>
+              <w:left w:val="single" w:sz="1" w:space="0" w:color="CCCCCC"/>
+              <w:bottom w:val="single" w:sz="1" w:space="0" w:color="CCCCCC"/>
+              <w:right w:val="single" w:sz="1" w:space="0" w:color="CCCCCC"/>
+            </w:tcBorders>
+            <w:tcMar>
+              <w:top w:w="60" w:type="dxa"/>
+              <w:left w:w="100" w:type="dxa"/>
+              <w:bottom w:w="60" w:type="dxa"/>
+              <w:right w:w="100" w:type="dxa"/>
+            </w:tcMar>
+          </w:tcPr>
+          <w:p>
+            <w:r>
+              <w:rPr>
+                <w:sz w:val="20"/>
+                <w:szCs w:val="20"/>
+              </w:rPr>
               <w:t>CRUD</w:t>
             </w:r>
           </w:p>
@@ -3384,6 +4727,118 @@
                 <w:sz w:val="20"/>
                 <w:szCs w:val="20"/>
               </w:rPr>
+              <w:t>/api/admin/products</w:t>
+            </w:r>
+          </w:p>
+        </w:tc>
+        <w:tc>
+          <w:tcPr>
+            <w:tcW w:w="2340" w:type="dxa"/>
+            <w:tcBorders>
+              <w:top w:val="single" w:sz="1" w:space="0" w:color="CCCCCC"/>
+              <w:left w:val="single" w:sz="1" w:space="0" w:color="CCCCCC"/>
+              <w:bottom w:val="single" w:sz="1" w:space="0" w:color="CCCCCC"/>
+              <w:right w:val="single" w:sz="1" w:space="0" w:color="CCCCCC"/>
+            </w:tcBorders>
+            <w:tcMar>
+              <w:top w:w="60" w:type="dxa"/>
+              <w:left w:w="100" w:type="dxa"/>
+              <w:bottom w:w="60" w:type="dxa"/>
+              <w:right w:w="100" w:type="dxa"/>
+            </w:tcMar>
+          </w:tcPr>
+          <w:p>
+            <w:r>
+              <w:rPr>
+                <w:sz w:val="20"/>
+                <w:szCs w:val="20"/>
+              </w:rPr>
+              <w:t>Quản lý sản phẩm, ảnh, tồn kho, giá sỉ.</w:t>
+            </w:r>
+          </w:p>
+        </w:tc>
+        <w:tc>
+          <w:tcPr>
+            <w:tcW w:w="2340" w:type="dxa"/>
+            <w:tcBorders>
+              <w:top w:val="single" w:sz="1" w:space="0" w:color="CCCCCC"/>
+              <w:left w:val="single" w:sz="1" w:space="0" w:color="CCCCCC"/>
+              <w:bottom w:val="single" w:sz="1" w:space="0" w:color="CCCCCC"/>
+              <w:right w:val="single" w:sz="1" w:space="0" w:color="CCCCCC"/>
+            </w:tcBorders>
+            <w:tcMar>
+              <w:top w:w="60" w:type="dxa"/>
+              <w:left w:w="100" w:type="dxa"/>
+              <w:bottom w:w="60" w:type="dxa"/>
+              <w:right w:w="100" w:type="dxa"/>
+            </w:tcMar>
+          </w:tcPr>
+          <w:p>
+            <w:r>
+              <w:rPr>
+                <w:sz w:val="20"/>
+                <w:szCs w:val="20"/>
+              </w:rPr>
+              <w:t>Admin</w:t>
+            </w:r>
+          </w:p>
+        </w:tc>
+      </w:tr>
+      <w:tr>
+        <w:tblPrEx>
+          <w:tblCellMar>
+            <w:top w:w="0" w:type="dxa"/>
+            <w:bottom w:w="0" w:type="dxa"/>
+          </w:tblCellMar>
+        </w:tblPrEx>
+        <w:tc>
+          <w:tcPr>
+            <w:tcW w:w="1560" w:type="dxa"/>
+            <w:tcBorders>
+              <w:top w:val="single" w:sz="1" w:space="0" w:color="CCCCCC"/>
+              <w:left w:val="single" w:sz="1" w:space="0" w:color="CCCCCC"/>
+              <w:bottom w:val="single" w:sz="1" w:space="0" w:color="CCCCCC"/>
+              <w:right w:val="single" w:sz="1" w:space="0" w:color="CCCCCC"/>
+            </w:tcBorders>
+            <w:tcMar>
+              <w:top w:w="60" w:type="dxa"/>
+              <w:left w:w="100" w:type="dxa"/>
+              <w:bottom w:w="60" w:type="dxa"/>
+              <w:right w:w="100" w:type="dxa"/>
+            </w:tcMar>
+          </w:tcPr>
+          <w:p>
+            <w:r>
+              <w:rPr>
+                <w:sz w:val="20"/>
+                <w:szCs w:val="20"/>
+              </w:rPr>
+              <w:t>CRUD</w:t>
+            </w:r>
+          </w:p>
+        </w:tc>
+        <w:tc>
+          <w:tcPr>
+            <w:tcW w:w="3120" w:type="dxa"/>
+            <w:tcBorders>
+              <w:top w:val="single" w:sz="1" w:space="0" w:color="CCCCCC"/>
+              <w:left w:val="single" w:sz="1" w:space="0" w:color="CCCCCC"/>
+              <w:bottom w:val="single" w:sz="1" w:space="0" w:color="CCCCCC"/>
+              <w:right w:val="single" w:sz="1" w:space="0" w:color="CCCCCC"/>
+            </w:tcBorders>
+            <w:tcMar>
+              <w:top w:w="60" w:type="dxa"/>
+              <w:left w:w="100" w:type="dxa"/>
+              <w:bottom w:w="60" w:type="dxa"/>
+              <w:right w:w="100" w:type="dxa"/>
+            </w:tcMar>
+          </w:tcPr>
+          <w:p>
+            <w:r>
+              <w:rPr>
+                <w:sz w:val="20"/>
+                <w:szCs w:val="20"/>
+              </w:rPr>
               <w:t>/api/admin/users</w:t>
             </w:r>
           </w:p>
@@ -3410,7 +4865,7 @@
                 <w:sz w:val="20"/>
                 <w:szCs w:val="20"/>
               </w:rPr>
-              <w:t>Quản lý tài khoản</w:t>
+              <w:t>Quản lý tài khoản và gán role qua user_roles.</w:t>
             </w:r>
           </w:p>
         </w:tc>
@@ -3749,7 +5204,7 @@
                 <w:sz w:val="20"/>
                 <w:szCs w:val="20"/>
               </w:rPr>
-              <w:t>orders</w:t>
+              <w:t>users</w:t>
             </w:r>
           </w:p>
         </w:tc>
@@ -3801,33 +5256,33 @@
                 <w:sz w:val="20"/>
                 <w:szCs w:val="20"/>
               </w:rPr>
-              <w:t>order_items</w:t>
-            </w:r>
-          </w:p>
-        </w:tc>
-        <w:tc>
-          <w:tcPr>
-            <w:tcW w:w="2340" w:type="dxa"/>
-            <w:tcBorders>
-              <w:top w:val="single" w:sz="1" w:space="0" w:color="CCCCCC"/>
-              <w:left w:val="single" w:sz="1" w:space="0" w:color="CCCCCC"/>
-              <w:bottom w:val="single" w:sz="1" w:space="0" w:color="CCCCCC"/>
-              <w:right w:val="single" w:sz="1" w:space="0" w:color="CCCCCC"/>
-            </w:tcBorders>
-            <w:tcMar>
-              <w:top w:w="60" w:type="dxa"/>
-              <w:left w:w="100" w:type="dxa"/>
-              <w:bottom w:w="60" w:type="dxa"/>
-              <w:right w:w="100" w:type="dxa"/>
-            </w:tcMar>
-          </w:tcPr>
-          <w:p>
-            <w:r>
-              <w:rPr>
-                <w:sz w:val="20"/>
-                <w:szCs w:val="20"/>
-              </w:rPr>
-              <w:t>Một đơn hàng gồm nhiều dòng sản phẩm.</w:t>
+              <w:t>carts</w:t>
+            </w:r>
+          </w:p>
+        </w:tc>
+        <w:tc>
+          <w:tcPr>
+            <w:tcW w:w="2340" w:type="dxa"/>
+            <w:tcBorders>
+              <w:top w:val="single" w:sz="1" w:space="0" w:color="CCCCCC"/>
+              <w:left w:val="single" w:sz="1" w:space="0" w:color="CCCCCC"/>
+              <w:bottom w:val="single" w:sz="1" w:space="0" w:color="CCCCCC"/>
+              <w:right w:val="single" w:sz="1" w:space="0" w:color="CCCCCC"/>
+            </w:tcBorders>
+            <w:tcMar>
+              <w:top w:w="60" w:type="dxa"/>
+              <w:left w:w="100" w:type="dxa"/>
+              <w:bottom w:w="60" w:type="dxa"/>
+              <w:right w:w="100" w:type="dxa"/>
+            </w:tcMar>
+          </w:tcPr>
+          <w:p>
+            <w:r>
+              <w:rPr>
+                <w:sz w:val="20"/>
+                <w:szCs w:val="20"/>
+              </w:rPr>
+              <w:t>Mỗi user có một cart active trong MVP.</w:t>
             </w:r>
           </w:p>
         </w:tc>
@@ -3861,85 +5316,85 @@
                 <w:sz w:val="20"/>
                 <w:szCs w:val="20"/>
               </w:rPr>
-              <w:t>products</w:t>
-            </w:r>
-          </w:p>
-        </w:tc>
-        <w:tc>
-          <w:tcPr>
-            <w:tcW w:w="2340" w:type="dxa"/>
-            <w:tcBorders>
-              <w:top w:val="single" w:sz="1" w:space="0" w:color="CCCCCC"/>
-              <w:left w:val="single" w:sz="1" w:space="0" w:color="CCCCCC"/>
-              <w:bottom w:val="single" w:sz="1" w:space="0" w:color="CCCCCC"/>
-              <w:right w:val="single" w:sz="1" w:space="0" w:color="CCCCCC"/>
-            </w:tcBorders>
-            <w:tcMar>
-              <w:top w:w="60" w:type="dxa"/>
-              <w:left w:w="100" w:type="dxa"/>
-              <w:bottom w:w="60" w:type="dxa"/>
-              <w:right w:w="100" w:type="dxa"/>
-            </w:tcMar>
-          </w:tcPr>
-          <w:p>
-            <w:r>
-              <w:rPr>
-                <w:sz w:val="20"/>
-                <w:szCs w:val="20"/>
-              </w:rPr>
-              <w:t>n-1</w:t>
-            </w:r>
-          </w:p>
-        </w:tc>
-        <w:tc>
-          <w:tcPr>
-            <w:tcW w:w="2340" w:type="dxa"/>
-            <w:tcBorders>
-              <w:top w:val="single" w:sz="1" w:space="0" w:color="CCCCCC"/>
-              <w:left w:val="single" w:sz="1" w:space="0" w:color="CCCCCC"/>
-              <w:bottom w:val="single" w:sz="1" w:space="0" w:color="CCCCCC"/>
-              <w:right w:val="single" w:sz="1" w:space="0" w:color="CCCCCC"/>
-            </w:tcBorders>
-            <w:tcMar>
-              <w:top w:w="60" w:type="dxa"/>
-              <w:left w:w="100" w:type="dxa"/>
-              <w:bottom w:w="60" w:type="dxa"/>
-              <w:right w:w="100" w:type="dxa"/>
-            </w:tcMar>
-          </w:tcPr>
-          <w:p>
-            <w:r>
-              <w:rPr>
-                <w:sz w:val="20"/>
-                <w:szCs w:val="20"/>
-              </w:rPr>
-              <w:t>categories</w:t>
-            </w:r>
-          </w:p>
-        </w:tc>
-        <w:tc>
-          <w:tcPr>
-            <w:tcW w:w="2340" w:type="dxa"/>
-            <w:tcBorders>
-              <w:top w:val="single" w:sz="1" w:space="0" w:color="CCCCCC"/>
-              <w:left w:val="single" w:sz="1" w:space="0" w:color="CCCCCC"/>
-              <w:bottom w:val="single" w:sz="1" w:space="0" w:color="CCCCCC"/>
-              <w:right w:val="single" w:sz="1" w:space="0" w:color="CCCCCC"/>
-            </w:tcBorders>
-            <w:tcMar>
-              <w:top w:w="60" w:type="dxa"/>
-              <w:left w:w="100" w:type="dxa"/>
-              <w:bottom w:w="60" w:type="dxa"/>
-              <w:right w:w="100" w:type="dxa"/>
-            </w:tcMar>
-          </w:tcPr>
-          <w:p>
-            <w:r>
-              <w:rPr>
-                <w:sz w:val="20"/>
-                <w:szCs w:val="20"/>
-              </w:rPr>
-              <w:t>Mỗi sản phẩm thuộc một danh mục.</w:t>
+              <w:t>users</w:t>
+            </w:r>
+          </w:p>
+        </w:tc>
+        <w:tc>
+          <w:tcPr>
+            <w:tcW w:w="2340" w:type="dxa"/>
+            <w:tcBorders>
+              <w:top w:val="single" w:sz="1" w:space="0" w:color="CCCCCC"/>
+              <w:left w:val="single" w:sz="1" w:space="0" w:color="CCCCCC"/>
+              <w:bottom w:val="single" w:sz="1" w:space="0" w:color="CCCCCC"/>
+              <w:right w:val="single" w:sz="1" w:space="0" w:color="CCCCCC"/>
+            </w:tcBorders>
+            <w:tcMar>
+              <w:top w:w="60" w:type="dxa"/>
+              <w:left w:w="100" w:type="dxa"/>
+              <w:bottom w:w="60" w:type="dxa"/>
+              <w:right w:w="100" w:type="dxa"/>
+            </w:tcMar>
+          </w:tcPr>
+          <w:p>
+            <w:r>
+              <w:rPr>
+                <w:sz w:val="20"/>
+                <w:szCs w:val="20"/>
+              </w:rPr>
+              <w:t>1-n</w:t>
+            </w:r>
+          </w:p>
+        </w:tc>
+        <w:tc>
+          <w:tcPr>
+            <w:tcW w:w="2340" w:type="dxa"/>
+            <w:tcBorders>
+              <w:top w:val="single" w:sz="1" w:space="0" w:color="CCCCCC"/>
+              <w:left w:val="single" w:sz="1" w:space="0" w:color="CCCCCC"/>
+              <w:bottom w:val="single" w:sz="1" w:space="0" w:color="CCCCCC"/>
+              <w:right w:val="single" w:sz="1" w:space="0" w:color="CCCCCC"/>
+            </w:tcBorders>
+            <w:tcMar>
+              <w:top w:w="60" w:type="dxa"/>
+              <w:left w:w="100" w:type="dxa"/>
+              <w:bottom w:w="60" w:type="dxa"/>
+              <w:right w:w="100" w:type="dxa"/>
+            </w:tcMar>
+          </w:tcPr>
+          <w:p>
+            <w:r>
+              <w:rPr>
+                <w:sz w:val="20"/>
+                <w:szCs w:val="20"/>
+              </w:rPr>
+              <w:t>user_roles</w:t>
+            </w:r>
+          </w:p>
+        </w:tc>
+        <w:tc>
+          <w:tcPr>
+            <w:tcW w:w="2340" w:type="dxa"/>
+            <w:tcBorders>
+              <w:top w:val="single" w:sz="1" w:space="0" w:color="CCCCCC"/>
+              <w:left w:val="single" w:sz="1" w:space="0" w:color="CCCCCC"/>
+              <w:bottom w:val="single" w:sz="1" w:space="0" w:color="CCCCCC"/>
+              <w:right w:val="single" w:sz="1" w:space="0" w:color="CCCCCC"/>
+            </w:tcBorders>
+            <w:tcMar>
+              <w:top w:w="60" w:type="dxa"/>
+              <w:left w:w="100" w:type="dxa"/>
+              <w:bottom w:w="60" w:type="dxa"/>
+              <w:right w:w="100" w:type="dxa"/>
+            </w:tcMar>
+          </w:tcPr>
+          <w:p>
+            <w:r>
+              <w:rPr>
+                <w:sz w:val="20"/>
+                <w:szCs w:val="20"/>
+              </w:rPr>
+              <w:t>Một user có thể được gán nhiều role.</w:t>
             </w:r>
           </w:p>
         </w:tc>
@@ -3973,7 +5428,7 @@
                 <w:sz w:val="20"/>
                 <w:szCs w:val="20"/>
               </w:rPr>
-              <w:t>products</w:t>
+              <w:t>roles</w:t>
             </w:r>
           </w:p>
         </w:tc>
@@ -4025,33 +5480,33 @@
                 <w:sz w:val="20"/>
                 <w:szCs w:val="20"/>
               </w:rPr>
-              <w:t>price_tiers</w:t>
-            </w:r>
-          </w:p>
-        </w:tc>
-        <w:tc>
-          <w:tcPr>
-            <w:tcW w:w="2340" w:type="dxa"/>
-            <w:tcBorders>
-              <w:top w:val="single" w:sz="1" w:space="0" w:color="CCCCCC"/>
-              <w:left w:val="single" w:sz="1" w:space="0" w:color="CCCCCC"/>
-              <w:bottom w:val="single" w:sz="1" w:space="0" w:color="CCCCCC"/>
-              <w:right w:val="single" w:sz="1" w:space="0" w:color="CCCCCC"/>
-            </w:tcBorders>
-            <w:tcMar>
-              <w:top w:w="60" w:type="dxa"/>
-              <w:left w:w="100" w:type="dxa"/>
-              <w:bottom w:w="60" w:type="dxa"/>
-              <w:right w:w="100" w:type="dxa"/>
-            </w:tcMar>
-          </w:tcPr>
-          <w:p>
-            <w:r>
-              <w:rPr>
-                <w:sz w:val="20"/>
-                <w:szCs w:val="20"/>
-              </w:rPr>
-              <w:t>Một sản phẩm có nhiều mức giá sỉ theo số lượng.</w:t>
+              <w:t>user_roles</w:t>
+            </w:r>
+          </w:p>
+        </w:tc>
+        <w:tc>
+          <w:tcPr>
+            <w:tcW w:w="2340" w:type="dxa"/>
+            <w:tcBorders>
+              <w:top w:val="single" w:sz="1" w:space="0" w:color="CCCCCC"/>
+              <w:left w:val="single" w:sz="1" w:space="0" w:color="CCCCCC"/>
+              <w:bottom w:val="single" w:sz="1" w:space="0" w:color="CCCCCC"/>
+              <w:right w:val="single" w:sz="1" w:space="0" w:color="CCCCCC"/>
+            </w:tcBorders>
+            <w:tcMar>
+              <w:top w:w="60" w:type="dxa"/>
+              <w:left w:w="100" w:type="dxa"/>
+              <w:bottom w:w="60" w:type="dxa"/>
+              <w:right w:w="100" w:type="dxa"/>
+            </w:tcMar>
+          </w:tcPr>
+          <w:p>
+            <w:r>
+              <w:rPr>
+                <w:sz w:val="20"/>
+                <w:szCs w:val="20"/>
+              </w:rPr>
+              <w:t>Một role có thể được gán cho nhiều user.</w:t>
             </w:r>
           </w:p>
         </w:tc>
@@ -4085,7 +5540,7 @@
                 <w:sz w:val="20"/>
                 <w:szCs w:val="20"/>
               </w:rPr>
-              <w:t>users</w:t>
+              <w:t>categories</w:t>
             </w:r>
           </w:p>
         </w:tc>
@@ -4137,33 +5592,33 @@
                 <w:sz w:val="20"/>
                 <w:szCs w:val="20"/>
               </w:rPr>
-              <w:t>notifications</w:t>
-            </w:r>
-          </w:p>
-        </w:tc>
-        <w:tc>
-          <w:tcPr>
-            <w:tcW w:w="2340" w:type="dxa"/>
-            <w:tcBorders>
-              <w:top w:val="single" w:sz="1" w:space="0" w:color="CCCCCC"/>
-              <w:left w:val="single" w:sz="1" w:space="0" w:color="CCCCCC"/>
-              <w:bottom w:val="single" w:sz="1" w:space="0" w:color="CCCCCC"/>
-              <w:right w:val="single" w:sz="1" w:space="0" w:color="CCCCCC"/>
-            </w:tcBorders>
-            <w:tcMar>
-              <w:top w:w="60" w:type="dxa"/>
-              <w:left w:w="100" w:type="dxa"/>
-              <w:bottom w:w="60" w:type="dxa"/>
-              <w:right w:w="100" w:type="dxa"/>
-            </w:tcMar>
-          </w:tcPr>
-          <w:p>
-            <w:r>
-              <w:rPr>
-                <w:sz w:val="20"/>
-                <w:szCs w:val="20"/>
-              </w:rPr>
-              <w:t>Mỗi người dùng nhận nhiều thông báo.</w:t>
+              <w:t>products</w:t>
+            </w:r>
+          </w:p>
+        </w:tc>
+        <w:tc>
+          <w:tcPr>
+            <w:tcW w:w="2340" w:type="dxa"/>
+            <w:tcBorders>
+              <w:top w:val="single" w:sz="1" w:space="0" w:color="CCCCCC"/>
+              <w:left w:val="single" w:sz="1" w:space="0" w:color="CCCCCC"/>
+              <w:bottom w:val="single" w:sz="1" w:space="0" w:color="CCCCCC"/>
+              <w:right w:val="single" w:sz="1" w:space="0" w:color="CCCCCC"/>
+            </w:tcBorders>
+            <w:tcMar>
+              <w:top w:w="60" w:type="dxa"/>
+              <w:left w:w="100" w:type="dxa"/>
+              <w:bottom w:w="60" w:type="dxa"/>
+              <w:right w:w="100" w:type="dxa"/>
+            </w:tcMar>
+          </w:tcPr>
+          <w:p>
+            <w:r>
+              <w:rPr>
+                <w:sz w:val="20"/>
+                <w:szCs w:val="20"/>
+              </w:rPr>
+              <w:t>Một danh mục có nhiều sản phẩm.</w:t>
             </w:r>
           </w:p>
         </w:tc>
@@ -4197,6 +5652,454 @@
                 <w:sz w:val="20"/>
                 <w:szCs w:val="20"/>
               </w:rPr>
+              <w:t>products</w:t>
+            </w:r>
+          </w:p>
+        </w:tc>
+        <w:tc>
+          <w:tcPr>
+            <w:tcW w:w="2340" w:type="dxa"/>
+            <w:tcBorders>
+              <w:top w:val="single" w:sz="1" w:space="0" w:color="CCCCCC"/>
+              <w:left w:val="single" w:sz="1" w:space="0" w:color="CCCCCC"/>
+              <w:bottom w:val="single" w:sz="1" w:space="0" w:color="CCCCCC"/>
+              <w:right w:val="single" w:sz="1" w:space="0" w:color="CCCCCC"/>
+            </w:tcBorders>
+            <w:tcMar>
+              <w:top w:w="60" w:type="dxa"/>
+              <w:left w:w="100" w:type="dxa"/>
+              <w:bottom w:w="60" w:type="dxa"/>
+              <w:right w:w="100" w:type="dxa"/>
+            </w:tcMar>
+          </w:tcPr>
+          <w:p>
+            <w:r>
+              <w:rPr>
+                <w:sz w:val="20"/>
+                <w:szCs w:val="20"/>
+              </w:rPr>
+              <w:t>1-n</w:t>
+            </w:r>
+          </w:p>
+        </w:tc>
+        <w:tc>
+          <w:tcPr>
+            <w:tcW w:w="2340" w:type="dxa"/>
+            <w:tcBorders>
+              <w:top w:val="single" w:sz="1" w:space="0" w:color="CCCCCC"/>
+              <w:left w:val="single" w:sz="1" w:space="0" w:color="CCCCCC"/>
+              <w:bottom w:val="single" w:sz="1" w:space="0" w:color="CCCCCC"/>
+              <w:right w:val="single" w:sz="1" w:space="0" w:color="CCCCCC"/>
+            </w:tcBorders>
+            <w:tcMar>
+              <w:top w:w="60" w:type="dxa"/>
+              <w:left w:w="100" w:type="dxa"/>
+              <w:bottom w:w="60" w:type="dxa"/>
+              <w:right w:w="100" w:type="dxa"/>
+            </w:tcMar>
+          </w:tcPr>
+          <w:p>
+            <w:r>
+              <w:rPr>
+                <w:sz w:val="20"/>
+                <w:szCs w:val="20"/>
+              </w:rPr>
+              <w:t>product_images</w:t>
+            </w:r>
+          </w:p>
+        </w:tc>
+        <w:tc>
+          <w:tcPr>
+            <w:tcW w:w="2340" w:type="dxa"/>
+            <w:tcBorders>
+              <w:top w:val="single" w:sz="1" w:space="0" w:color="CCCCCC"/>
+              <w:left w:val="single" w:sz="1" w:space="0" w:color="CCCCCC"/>
+              <w:bottom w:val="single" w:sz="1" w:space="0" w:color="CCCCCC"/>
+              <w:right w:val="single" w:sz="1" w:space="0" w:color="CCCCCC"/>
+            </w:tcBorders>
+            <w:tcMar>
+              <w:top w:w="60" w:type="dxa"/>
+              <w:left w:w="100" w:type="dxa"/>
+              <w:bottom w:w="60" w:type="dxa"/>
+              <w:right w:w="100" w:type="dxa"/>
+            </w:tcMar>
+          </w:tcPr>
+          <w:p>
+            <w:r>
+              <w:rPr>
+                <w:sz w:val="20"/>
+                <w:szCs w:val="20"/>
+              </w:rPr>
+              <w:t>Một sản phẩm có nhiều ảnh.</w:t>
+            </w:r>
+          </w:p>
+        </w:tc>
+      </w:tr>
+      <w:tr>
+        <w:tblPrEx>
+          <w:tblCellMar>
+            <w:top w:w="0" w:type="dxa"/>
+            <w:bottom w:w="0" w:type="dxa"/>
+          </w:tblCellMar>
+        </w:tblPrEx>
+        <w:tc>
+          <w:tcPr>
+            <w:tcW w:w="2340" w:type="dxa"/>
+            <w:tcBorders>
+              <w:top w:val="single" w:sz="1" w:space="0" w:color="CCCCCC"/>
+              <w:left w:val="single" w:sz="1" w:space="0" w:color="CCCCCC"/>
+              <w:bottom w:val="single" w:sz="1" w:space="0" w:color="CCCCCC"/>
+              <w:right w:val="single" w:sz="1" w:space="0" w:color="CCCCCC"/>
+            </w:tcBorders>
+            <w:tcMar>
+              <w:top w:w="60" w:type="dxa"/>
+              <w:left w:w="100" w:type="dxa"/>
+              <w:bottom w:w="60" w:type="dxa"/>
+              <w:right w:w="100" w:type="dxa"/>
+            </w:tcMar>
+          </w:tcPr>
+          <w:p>
+            <w:r>
+              <w:rPr>
+                <w:sz w:val="20"/>
+                <w:szCs w:val="20"/>
+              </w:rPr>
+              <w:t>products</w:t>
+            </w:r>
+          </w:p>
+        </w:tc>
+        <w:tc>
+          <w:tcPr>
+            <w:tcW w:w="2340" w:type="dxa"/>
+            <w:tcBorders>
+              <w:top w:val="single" w:sz="1" w:space="0" w:color="CCCCCC"/>
+              <w:left w:val="single" w:sz="1" w:space="0" w:color="CCCCCC"/>
+              <w:bottom w:val="single" w:sz="1" w:space="0" w:color="CCCCCC"/>
+              <w:right w:val="single" w:sz="1" w:space="0" w:color="CCCCCC"/>
+            </w:tcBorders>
+            <w:tcMar>
+              <w:top w:w="60" w:type="dxa"/>
+              <w:left w:w="100" w:type="dxa"/>
+              <w:bottom w:w="60" w:type="dxa"/>
+              <w:right w:w="100" w:type="dxa"/>
+            </w:tcMar>
+          </w:tcPr>
+          <w:p>
+            <w:r>
+              <w:rPr>
+                <w:sz w:val="20"/>
+                <w:szCs w:val="20"/>
+              </w:rPr>
+              <w:t>1-n</w:t>
+            </w:r>
+          </w:p>
+        </w:tc>
+        <w:tc>
+          <w:tcPr>
+            <w:tcW w:w="2340" w:type="dxa"/>
+            <w:tcBorders>
+              <w:top w:val="single" w:sz="1" w:space="0" w:color="CCCCCC"/>
+              <w:left w:val="single" w:sz="1" w:space="0" w:color="CCCCCC"/>
+              <w:bottom w:val="single" w:sz="1" w:space="0" w:color="CCCCCC"/>
+              <w:right w:val="single" w:sz="1" w:space="0" w:color="CCCCCC"/>
+            </w:tcBorders>
+            <w:tcMar>
+              <w:top w:w="60" w:type="dxa"/>
+              <w:left w:w="100" w:type="dxa"/>
+              <w:bottom w:w="60" w:type="dxa"/>
+              <w:right w:w="100" w:type="dxa"/>
+            </w:tcMar>
+          </w:tcPr>
+          <w:p>
+            <w:r>
+              <w:rPr>
+                <w:sz w:val="20"/>
+                <w:szCs w:val="20"/>
+              </w:rPr>
+              <w:t>price_tiers</w:t>
+            </w:r>
+          </w:p>
+        </w:tc>
+        <w:tc>
+          <w:tcPr>
+            <w:tcW w:w="2340" w:type="dxa"/>
+            <w:tcBorders>
+              <w:top w:val="single" w:sz="1" w:space="0" w:color="CCCCCC"/>
+              <w:left w:val="single" w:sz="1" w:space="0" w:color="CCCCCC"/>
+              <w:bottom w:val="single" w:sz="1" w:space="0" w:color="CCCCCC"/>
+              <w:right w:val="single" w:sz="1" w:space="0" w:color="CCCCCC"/>
+            </w:tcBorders>
+            <w:tcMar>
+              <w:top w:w="60" w:type="dxa"/>
+              <w:left w:w="100" w:type="dxa"/>
+              <w:bottom w:w="60" w:type="dxa"/>
+              <w:right w:w="100" w:type="dxa"/>
+            </w:tcMar>
+          </w:tcPr>
+          <w:p>
+            <w:r>
+              <w:rPr>
+                <w:sz w:val="20"/>
+                <w:szCs w:val="20"/>
+              </w:rPr>
+              <w:t>Một sản phẩm có nhiều mức giá sỉ theo số lượng.</w:t>
+            </w:r>
+          </w:p>
+        </w:tc>
+      </w:tr>
+      <w:tr>
+        <w:tblPrEx>
+          <w:tblCellMar>
+            <w:top w:w="0" w:type="dxa"/>
+            <w:bottom w:w="0" w:type="dxa"/>
+          </w:tblCellMar>
+        </w:tblPrEx>
+        <w:tc>
+          <w:tcPr>
+            <w:tcW w:w="2340" w:type="dxa"/>
+            <w:tcBorders>
+              <w:top w:val="single" w:sz="1" w:space="0" w:color="CCCCCC"/>
+              <w:left w:val="single" w:sz="1" w:space="0" w:color="CCCCCC"/>
+              <w:bottom w:val="single" w:sz="1" w:space="0" w:color="CCCCCC"/>
+              <w:right w:val="single" w:sz="1" w:space="0" w:color="CCCCCC"/>
+            </w:tcBorders>
+            <w:tcMar>
+              <w:top w:w="60" w:type="dxa"/>
+              <w:left w:w="100" w:type="dxa"/>
+              <w:bottom w:w="60" w:type="dxa"/>
+              <w:right w:w="100" w:type="dxa"/>
+            </w:tcMar>
+          </w:tcPr>
+          <w:p>
+            <w:r>
+              <w:rPr>
+                <w:sz w:val="20"/>
+                <w:szCs w:val="20"/>
+              </w:rPr>
+              <w:t>carts</w:t>
+            </w:r>
+          </w:p>
+        </w:tc>
+        <w:tc>
+          <w:tcPr>
+            <w:tcW w:w="2340" w:type="dxa"/>
+            <w:tcBorders>
+              <w:top w:val="single" w:sz="1" w:space="0" w:color="CCCCCC"/>
+              <w:left w:val="single" w:sz="1" w:space="0" w:color="CCCCCC"/>
+              <w:bottom w:val="single" w:sz="1" w:space="0" w:color="CCCCCC"/>
+              <w:right w:val="single" w:sz="1" w:space="0" w:color="CCCCCC"/>
+            </w:tcBorders>
+            <w:tcMar>
+              <w:top w:w="60" w:type="dxa"/>
+              <w:left w:w="100" w:type="dxa"/>
+              <w:bottom w:w="60" w:type="dxa"/>
+              <w:right w:w="100" w:type="dxa"/>
+            </w:tcMar>
+          </w:tcPr>
+          <w:p>
+            <w:r>
+              <w:rPr>
+                <w:sz w:val="20"/>
+                <w:szCs w:val="20"/>
+              </w:rPr>
+              <w:t>1-n</w:t>
+            </w:r>
+          </w:p>
+        </w:tc>
+        <w:tc>
+          <w:tcPr>
+            <w:tcW w:w="2340" w:type="dxa"/>
+            <w:tcBorders>
+              <w:top w:val="single" w:sz="1" w:space="0" w:color="CCCCCC"/>
+              <w:left w:val="single" w:sz="1" w:space="0" w:color="CCCCCC"/>
+              <w:bottom w:val="single" w:sz="1" w:space="0" w:color="CCCCCC"/>
+              <w:right w:val="single" w:sz="1" w:space="0" w:color="CCCCCC"/>
+            </w:tcBorders>
+            <w:tcMar>
+              <w:top w:w="60" w:type="dxa"/>
+              <w:left w:w="100" w:type="dxa"/>
+              <w:bottom w:w="60" w:type="dxa"/>
+              <w:right w:w="100" w:type="dxa"/>
+            </w:tcMar>
+          </w:tcPr>
+          <w:p>
+            <w:r>
+              <w:rPr>
+                <w:sz w:val="20"/>
+                <w:szCs w:val="20"/>
+              </w:rPr>
+              <w:t>cart_items</w:t>
+            </w:r>
+          </w:p>
+        </w:tc>
+        <w:tc>
+          <w:tcPr>
+            <w:tcW w:w="2340" w:type="dxa"/>
+            <w:tcBorders>
+              <w:top w:val="single" w:sz="1" w:space="0" w:color="CCCCCC"/>
+              <w:left w:val="single" w:sz="1" w:space="0" w:color="CCCCCC"/>
+              <w:bottom w:val="single" w:sz="1" w:space="0" w:color="CCCCCC"/>
+              <w:right w:val="single" w:sz="1" w:space="0" w:color="CCCCCC"/>
+            </w:tcBorders>
+            <w:tcMar>
+              <w:top w:w="60" w:type="dxa"/>
+              <w:left w:w="100" w:type="dxa"/>
+              <w:bottom w:w="60" w:type="dxa"/>
+              <w:right w:w="100" w:type="dxa"/>
+            </w:tcMar>
+          </w:tcPr>
+          <w:p>
+            <w:r>
+              <w:rPr>
+                <w:sz w:val="20"/>
+                <w:szCs w:val="20"/>
+              </w:rPr>
+              <w:t>Một giỏ hàng gồm nhiều dòng sản phẩm.</w:t>
+            </w:r>
+          </w:p>
+        </w:tc>
+      </w:tr>
+      <w:tr>
+        <w:tblPrEx>
+          <w:tblCellMar>
+            <w:top w:w="0" w:type="dxa"/>
+            <w:bottom w:w="0" w:type="dxa"/>
+          </w:tblCellMar>
+        </w:tblPrEx>
+        <w:tc>
+          <w:tcPr>
+            <w:tcW w:w="2340" w:type="dxa"/>
+            <w:tcBorders>
+              <w:top w:val="single" w:sz="1" w:space="0" w:color="CCCCCC"/>
+              <w:left w:val="single" w:sz="1" w:space="0" w:color="CCCCCC"/>
+              <w:bottom w:val="single" w:sz="1" w:space="0" w:color="CCCCCC"/>
+              <w:right w:val="single" w:sz="1" w:space="0" w:color="CCCCCC"/>
+            </w:tcBorders>
+            <w:tcMar>
+              <w:top w:w="60" w:type="dxa"/>
+              <w:left w:w="100" w:type="dxa"/>
+              <w:bottom w:w="60" w:type="dxa"/>
+              <w:right w:w="100" w:type="dxa"/>
+            </w:tcMar>
+          </w:tcPr>
+          <w:p>
+            <w:r>
+              <w:rPr>
+                <w:sz w:val="20"/>
+                <w:szCs w:val="20"/>
+              </w:rPr>
+              <w:t>products</w:t>
+            </w:r>
+          </w:p>
+        </w:tc>
+        <w:tc>
+          <w:tcPr>
+            <w:tcW w:w="2340" w:type="dxa"/>
+            <w:tcBorders>
+              <w:top w:val="single" w:sz="1" w:space="0" w:color="CCCCCC"/>
+              <w:left w:val="single" w:sz="1" w:space="0" w:color="CCCCCC"/>
+              <w:bottom w:val="single" w:sz="1" w:space="0" w:color="CCCCCC"/>
+              <w:right w:val="single" w:sz="1" w:space="0" w:color="CCCCCC"/>
+            </w:tcBorders>
+            <w:tcMar>
+              <w:top w:w="60" w:type="dxa"/>
+              <w:left w:w="100" w:type="dxa"/>
+              <w:bottom w:w="60" w:type="dxa"/>
+              <w:right w:w="100" w:type="dxa"/>
+            </w:tcMar>
+          </w:tcPr>
+          <w:p>
+            <w:r>
+              <w:rPr>
+                <w:sz w:val="20"/>
+                <w:szCs w:val="20"/>
+              </w:rPr>
+              <w:t>1-n</w:t>
+            </w:r>
+          </w:p>
+        </w:tc>
+        <w:tc>
+          <w:tcPr>
+            <w:tcW w:w="2340" w:type="dxa"/>
+            <w:tcBorders>
+              <w:top w:val="single" w:sz="1" w:space="0" w:color="CCCCCC"/>
+              <w:left w:val="single" w:sz="1" w:space="0" w:color="CCCCCC"/>
+              <w:bottom w:val="single" w:sz="1" w:space="0" w:color="CCCCCC"/>
+              <w:right w:val="single" w:sz="1" w:space="0" w:color="CCCCCC"/>
+            </w:tcBorders>
+            <w:tcMar>
+              <w:top w:w="60" w:type="dxa"/>
+              <w:left w:w="100" w:type="dxa"/>
+              <w:bottom w:w="60" w:type="dxa"/>
+              <w:right w:w="100" w:type="dxa"/>
+            </w:tcMar>
+          </w:tcPr>
+          <w:p>
+            <w:r>
+              <w:rPr>
+                <w:sz w:val="20"/>
+                <w:szCs w:val="20"/>
+              </w:rPr>
+              <w:t>cart_items</w:t>
+            </w:r>
+          </w:p>
+        </w:tc>
+        <w:tc>
+          <w:tcPr>
+            <w:tcW w:w="2340" w:type="dxa"/>
+            <w:tcBorders>
+              <w:top w:val="single" w:sz="1" w:space="0" w:color="CCCCCC"/>
+              <w:left w:val="single" w:sz="1" w:space="0" w:color="CCCCCC"/>
+              <w:bottom w:val="single" w:sz="1" w:space="0" w:color="CCCCCC"/>
+              <w:right w:val="single" w:sz="1" w:space="0" w:color="CCCCCC"/>
+            </w:tcBorders>
+            <w:tcMar>
+              <w:top w:w="60" w:type="dxa"/>
+              <w:left w:w="100" w:type="dxa"/>
+              <w:bottom w:w="60" w:type="dxa"/>
+              <w:right w:w="100" w:type="dxa"/>
+            </w:tcMar>
+          </w:tcPr>
+          <w:p>
+            <w:r>
+              <w:rPr>
+                <w:sz w:val="20"/>
+                <w:szCs w:val="20"/>
+              </w:rPr>
+              <w:t>Một sản phẩm có thể nằm trong nhiều giỏ hàng.</w:t>
+            </w:r>
+          </w:p>
+        </w:tc>
+      </w:tr>
+      <w:tr>
+        <w:tblPrEx>
+          <w:tblCellMar>
+            <w:top w:w="0" w:type="dxa"/>
+            <w:bottom w:w="0" w:type="dxa"/>
+          </w:tblCellMar>
+        </w:tblPrEx>
+        <w:tc>
+          <w:tcPr>
+            <w:tcW w:w="2340" w:type="dxa"/>
+            <w:tcBorders>
+              <w:top w:val="single" w:sz="1" w:space="0" w:color="CCCCCC"/>
+              <w:left w:val="single" w:sz="1" w:space="0" w:color="CCCCCC"/>
+              <w:bottom w:val="single" w:sz="1" w:space="0" w:color="CCCCCC"/>
+              <w:right w:val="single" w:sz="1" w:space="0" w:color="CCCCCC"/>
+            </w:tcBorders>
+            <w:tcMar>
+              <w:top w:w="60" w:type="dxa"/>
+              <w:left w:w="100" w:type="dxa"/>
+              <w:bottom w:w="60" w:type="dxa"/>
+              <w:right w:w="100" w:type="dxa"/>
+            </w:tcMar>
+          </w:tcPr>
+          <w:p>
+            <w:r>
+              <w:rPr>
+                <w:sz w:val="20"/>
+                <w:szCs w:val="20"/>
+              </w:rPr>
               <w:t>orders</w:t>
             </w:r>
           </w:p>
@@ -4249,6 +6152,342 @@
                 <w:sz w:val="20"/>
                 <w:szCs w:val="20"/>
               </w:rPr>
+              <w:t>order_items</w:t>
+            </w:r>
+          </w:p>
+        </w:tc>
+        <w:tc>
+          <w:tcPr>
+            <w:tcW w:w="2340" w:type="dxa"/>
+            <w:tcBorders>
+              <w:top w:val="single" w:sz="1" w:space="0" w:color="CCCCCC"/>
+              <w:left w:val="single" w:sz="1" w:space="0" w:color="CCCCCC"/>
+              <w:bottom w:val="single" w:sz="1" w:space="0" w:color="CCCCCC"/>
+              <w:right w:val="single" w:sz="1" w:space="0" w:color="CCCCCC"/>
+            </w:tcBorders>
+            <w:tcMar>
+              <w:top w:w="60" w:type="dxa"/>
+              <w:left w:w="100" w:type="dxa"/>
+              <w:bottom w:w="60" w:type="dxa"/>
+              <w:right w:w="100" w:type="dxa"/>
+            </w:tcMar>
+          </w:tcPr>
+          <w:p>
+            <w:r>
+              <w:rPr>
+                <w:sz w:val="20"/>
+                <w:szCs w:val="20"/>
+              </w:rPr>
+              <w:t>Một đơn hàng gồm nhiều dòng sản phẩm.</w:t>
+            </w:r>
+          </w:p>
+        </w:tc>
+      </w:tr>
+      <w:tr>
+        <w:tblPrEx>
+          <w:tblCellMar>
+            <w:top w:w="0" w:type="dxa"/>
+            <w:bottom w:w="0" w:type="dxa"/>
+          </w:tblCellMar>
+        </w:tblPrEx>
+        <w:tc>
+          <w:tcPr>
+            <w:tcW w:w="2340" w:type="dxa"/>
+            <w:tcBorders>
+              <w:top w:val="single" w:sz="1" w:space="0" w:color="CCCCCC"/>
+              <w:left w:val="single" w:sz="1" w:space="0" w:color="CCCCCC"/>
+              <w:bottom w:val="single" w:sz="1" w:space="0" w:color="CCCCCC"/>
+              <w:right w:val="single" w:sz="1" w:space="0" w:color="CCCCCC"/>
+            </w:tcBorders>
+            <w:tcMar>
+              <w:top w:w="60" w:type="dxa"/>
+              <w:left w:w="100" w:type="dxa"/>
+              <w:bottom w:w="60" w:type="dxa"/>
+              <w:right w:w="100" w:type="dxa"/>
+            </w:tcMar>
+          </w:tcPr>
+          <w:p>
+            <w:r>
+              <w:rPr>
+                <w:sz w:val="20"/>
+                <w:szCs w:val="20"/>
+              </w:rPr>
+              <w:t>orders</w:t>
+            </w:r>
+          </w:p>
+        </w:tc>
+        <w:tc>
+          <w:tcPr>
+            <w:tcW w:w="2340" w:type="dxa"/>
+            <w:tcBorders>
+              <w:top w:val="single" w:sz="1" w:space="0" w:color="CCCCCC"/>
+              <w:left w:val="single" w:sz="1" w:space="0" w:color="CCCCCC"/>
+              <w:bottom w:val="single" w:sz="1" w:space="0" w:color="CCCCCC"/>
+              <w:right w:val="single" w:sz="1" w:space="0" w:color="CCCCCC"/>
+            </w:tcBorders>
+            <w:tcMar>
+              <w:top w:w="60" w:type="dxa"/>
+              <w:left w:w="100" w:type="dxa"/>
+              <w:bottom w:w="60" w:type="dxa"/>
+              <w:right w:w="100" w:type="dxa"/>
+            </w:tcMar>
+          </w:tcPr>
+          <w:p>
+            <w:r>
+              <w:rPr>
+                <w:sz w:val="20"/>
+                <w:szCs w:val="20"/>
+              </w:rPr>
+              <w:t>1-n</w:t>
+            </w:r>
+          </w:p>
+        </w:tc>
+        <w:tc>
+          <w:tcPr>
+            <w:tcW w:w="2340" w:type="dxa"/>
+            <w:tcBorders>
+              <w:top w:val="single" w:sz="1" w:space="0" w:color="CCCCCC"/>
+              <w:left w:val="single" w:sz="1" w:space="0" w:color="CCCCCC"/>
+              <w:bottom w:val="single" w:sz="1" w:space="0" w:color="CCCCCC"/>
+              <w:right w:val="single" w:sz="1" w:space="0" w:color="CCCCCC"/>
+            </w:tcBorders>
+            <w:tcMar>
+              <w:top w:w="60" w:type="dxa"/>
+              <w:left w:w="100" w:type="dxa"/>
+              <w:bottom w:w="60" w:type="dxa"/>
+              <w:right w:w="100" w:type="dxa"/>
+            </w:tcMar>
+          </w:tcPr>
+          <w:p>
+            <w:r>
+              <w:rPr>
+                <w:sz w:val="20"/>
+                <w:szCs w:val="20"/>
+              </w:rPr>
+              <w:t>order_status_history</w:t>
+            </w:r>
+          </w:p>
+        </w:tc>
+        <w:tc>
+          <w:tcPr>
+            <w:tcW w:w="2340" w:type="dxa"/>
+            <w:tcBorders>
+              <w:top w:val="single" w:sz="1" w:space="0" w:color="CCCCCC"/>
+              <w:left w:val="single" w:sz="1" w:space="0" w:color="CCCCCC"/>
+              <w:bottom w:val="single" w:sz="1" w:space="0" w:color="CCCCCC"/>
+              <w:right w:val="single" w:sz="1" w:space="0" w:color="CCCCCC"/>
+            </w:tcBorders>
+            <w:tcMar>
+              <w:top w:w="60" w:type="dxa"/>
+              <w:left w:w="100" w:type="dxa"/>
+              <w:bottom w:w="60" w:type="dxa"/>
+              <w:right w:w="100" w:type="dxa"/>
+            </w:tcMar>
+          </w:tcPr>
+          <w:p>
+            <w:r>
+              <w:rPr>
+                <w:sz w:val="20"/>
+                <w:szCs w:val="20"/>
+              </w:rPr>
+              <w:t>Một đơn hàng có nhiều lần thay đổi trạng thái.</w:t>
+            </w:r>
+          </w:p>
+        </w:tc>
+      </w:tr>
+      <w:tr>
+        <w:tblPrEx>
+          <w:tblCellMar>
+            <w:top w:w="0" w:type="dxa"/>
+            <w:bottom w:w="0" w:type="dxa"/>
+          </w:tblCellMar>
+        </w:tblPrEx>
+        <w:tc>
+          <w:tcPr>
+            <w:tcW w:w="2340" w:type="dxa"/>
+            <w:tcBorders>
+              <w:top w:val="single" w:sz="1" w:space="0" w:color="CCCCCC"/>
+              <w:left w:val="single" w:sz="1" w:space="0" w:color="CCCCCC"/>
+              <w:bottom w:val="single" w:sz="1" w:space="0" w:color="CCCCCC"/>
+              <w:right w:val="single" w:sz="1" w:space="0" w:color="CCCCCC"/>
+            </w:tcBorders>
+            <w:tcMar>
+              <w:top w:w="60" w:type="dxa"/>
+              <w:left w:w="100" w:type="dxa"/>
+              <w:bottom w:w="60" w:type="dxa"/>
+              <w:right w:w="100" w:type="dxa"/>
+            </w:tcMar>
+          </w:tcPr>
+          <w:p>
+            <w:r>
+              <w:rPr>
+                <w:sz w:val="20"/>
+                <w:szCs w:val="20"/>
+              </w:rPr>
+              <w:t>users</w:t>
+            </w:r>
+          </w:p>
+        </w:tc>
+        <w:tc>
+          <w:tcPr>
+            <w:tcW w:w="2340" w:type="dxa"/>
+            <w:tcBorders>
+              <w:top w:val="single" w:sz="1" w:space="0" w:color="CCCCCC"/>
+              <w:left w:val="single" w:sz="1" w:space="0" w:color="CCCCCC"/>
+              <w:bottom w:val="single" w:sz="1" w:space="0" w:color="CCCCCC"/>
+              <w:right w:val="single" w:sz="1" w:space="0" w:color="CCCCCC"/>
+            </w:tcBorders>
+            <w:tcMar>
+              <w:top w:w="60" w:type="dxa"/>
+              <w:left w:w="100" w:type="dxa"/>
+              <w:bottom w:w="60" w:type="dxa"/>
+              <w:right w:w="100" w:type="dxa"/>
+            </w:tcMar>
+          </w:tcPr>
+          <w:p>
+            <w:r>
+              <w:rPr>
+                <w:sz w:val="20"/>
+                <w:szCs w:val="20"/>
+              </w:rPr>
+              <w:t>1-n</w:t>
+            </w:r>
+          </w:p>
+        </w:tc>
+        <w:tc>
+          <w:tcPr>
+            <w:tcW w:w="2340" w:type="dxa"/>
+            <w:tcBorders>
+              <w:top w:val="single" w:sz="1" w:space="0" w:color="CCCCCC"/>
+              <w:left w:val="single" w:sz="1" w:space="0" w:color="CCCCCC"/>
+              <w:bottom w:val="single" w:sz="1" w:space="0" w:color="CCCCCC"/>
+              <w:right w:val="single" w:sz="1" w:space="0" w:color="CCCCCC"/>
+            </w:tcBorders>
+            <w:tcMar>
+              <w:top w:w="60" w:type="dxa"/>
+              <w:left w:w="100" w:type="dxa"/>
+              <w:bottom w:w="60" w:type="dxa"/>
+              <w:right w:w="100" w:type="dxa"/>
+            </w:tcMar>
+          </w:tcPr>
+          <w:p>
+            <w:r>
+              <w:rPr>
+                <w:sz w:val="20"/>
+                <w:szCs w:val="20"/>
+              </w:rPr>
+              <w:t>notifications</w:t>
+            </w:r>
+          </w:p>
+        </w:tc>
+        <w:tc>
+          <w:tcPr>
+            <w:tcW w:w="2340" w:type="dxa"/>
+            <w:tcBorders>
+              <w:top w:val="single" w:sz="1" w:space="0" w:color="CCCCCC"/>
+              <w:left w:val="single" w:sz="1" w:space="0" w:color="CCCCCC"/>
+              <w:bottom w:val="single" w:sz="1" w:space="0" w:color="CCCCCC"/>
+              <w:right w:val="single" w:sz="1" w:space="0" w:color="CCCCCC"/>
+            </w:tcBorders>
+            <w:tcMar>
+              <w:top w:w="60" w:type="dxa"/>
+              <w:left w:w="100" w:type="dxa"/>
+              <w:bottom w:w="60" w:type="dxa"/>
+              <w:right w:w="100" w:type="dxa"/>
+            </w:tcMar>
+          </w:tcPr>
+          <w:p>
+            <w:r>
+              <w:rPr>
+                <w:sz w:val="20"/>
+                <w:szCs w:val="20"/>
+              </w:rPr>
+              <w:t>Mỗi người dùng nhận nhiều thông báo.</w:t>
+            </w:r>
+          </w:p>
+        </w:tc>
+      </w:tr>
+      <w:tr>
+        <w:tblPrEx>
+          <w:tblCellMar>
+            <w:top w:w="0" w:type="dxa"/>
+            <w:bottom w:w="0" w:type="dxa"/>
+          </w:tblCellMar>
+        </w:tblPrEx>
+        <w:tc>
+          <w:tcPr>
+            <w:tcW w:w="2340" w:type="dxa"/>
+            <w:tcBorders>
+              <w:top w:val="single" w:sz="1" w:space="0" w:color="CCCCCC"/>
+              <w:left w:val="single" w:sz="1" w:space="0" w:color="CCCCCC"/>
+              <w:bottom w:val="single" w:sz="1" w:space="0" w:color="CCCCCC"/>
+              <w:right w:val="single" w:sz="1" w:space="0" w:color="CCCCCC"/>
+            </w:tcBorders>
+            <w:tcMar>
+              <w:top w:w="60" w:type="dxa"/>
+              <w:left w:w="100" w:type="dxa"/>
+              <w:bottom w:w="60" w:type="dxa"/>
+              <w:right w:w="100" w:type="dxa"/>
+            </w:tcMar>
+          </w:tcPr>
+          <w:p>
+            <w:r>
+              <w:rPr>
+                <w:sz w:val="20"/>
+                <w:szCs w:val="20"/>
+              </w:rPr>
+              <w:t>orders</w:t>
+            </w:r>
+          </w:p>
+        </w:tc>
+        <w:tc>
+          <w:tcPr>
+            <w:tcW w:w="2340" w:type="dxa"/>
+            <w:tcBorders>
+              <w:top w:val="single" w:sz="1" w:space="0" w:color="CCCCCC"/>
+              <w:left w:val="single" w:sz="1" w:space="0" w:color="CCCCCC"/>
+              <w:bottom w:val="single" w:sz="1" w:space="0" w:color="CCCCCC"/>
+              <w:right w:val="single" w:sz="1" w:space="0" w:color="CCCCCC"/>
+            </w:tcBorders>
+            <w:tcMar>
+              <w:top w:w="60" w:type="dxa"/>
+              <w:left w:w="100" w:type="dxa"/>
+              <w:bottom w:w="60" w:type="dxa"/>
+              <w:right w:w="100" w:type="dxa"/>
+            </w:tcMar>
+          </w:tcPr>
+          <w:p>
+            <w:r>
+              <w:rPr>
+                <w:sz w:val="20"/>
+                <w:szCs w:val="20"/>
+              </w:rPr>
+              <w:t>1-n</w:t>
+            </w:r>
+          </w:p>
+        </w:tc>
+        <w:tc>
+          <w:tcPr>
+            <w:tcW w:w="2340" w:type="dxa"/>
+            <w:tcBorders>
+              <w:top w:val="single" w:sz="1" w:space="0" w:color="CCCCCC"/>
+              <w:left w:val="single" w:sz="1" w:space="0" w:color="CCCCCC"/>
+              <w:bottom w:val="single" w:sz="1" w:space="0" w:color="CCCCCC"/>
+              <w:right w:val="single" w:sz="1" w:space="0" w:color="CCCCCC"/>
+            </w:tcBorders>
+            <w:tcMar>
+              <w:top w:w="60" w:type="dxa"/>
+              <w:left w:w="100" w:type="dxa"/>
+              <w:bottom w:w="60" w:type="dxa"/>
+              <w:right w:w="100" w:type="dxa"/>
+            </w:tcMar>
+          </w:tcPr>
+          <w:p>
+            <w:r>
+              <w:rPr>
+                <w:sz w:val="20"/>
+                <w:szCs w:val="20"/>
+              </w:rPr>
               <w:t>complaints</w:t>
             </w:r>
           </w:p>
@@ -4276,6 +6515,454 @@
                 <w:szCs w:val="20"/>
               </w:rPr>
               <w:t>Một đơn hàng có thể phát sinh nhiều khiếu nại.</w:t>
+            </w:r>
+          </w:p>
+        </w:tc>
+      </w:tr>
+      <w:tr>
+        <w:tblPrEx>
+          <w:tblCellMar>
+            <w:top w:w="0" w:type="dxa"/>
+            <w:bottom w:w="0" w:type="dxa"/>
+          </w:tblCellMar>
+        </w:tblPrEx>
+        <w:tc>
+          <w:tcPr>
+            <w:tcW w:w="2340" w:type="dxa"/>
+            <w:tcBorders>
+              <w:top w:val="single" w:sz="1" w:space="0" w:color="CCCCCC"/>
+              <w:left w:val="single" w:sz="1" w:space="0" w:color="CCCCCC"/>
+              <w:bottom w:val="single" w:sz="1" w:space="0" w:color="CCCCCC"/>
+              <w:right w:val="single" w:sz="1" w:space="0" w:color="CCCCCC"/>
+            </w:tcBorders>
+            <w:tcMar>
+              <w:top w:w="60" w:type="dxa"/>
+              <w:left w:w="100" w:type="dxa"/>
+              <w:bottom w:w="60" w:type="dxa"/>
+              <w:right w:w="100" w:type="dxa"/>
+            </w:tcMar>
+          </w:tcPr>
+          <w:p>
+            <w:r>
+              <w:rPr>
+                <w:sz w:val="20"/>
+                <w:szCs w:val="20"/>
+              </w:rPr>
+              <w:t>chat_rooms</w:t>
+            </w:r>
+          </w:p>
+        </w:tc>
+        <w:tc>
+          <w:tcPr>
+            <w:tcW w:w="2340" w:type="dxa"/>
+            <w:tcBorders>
+              <w:top w:val="single" w:sz="1" w:space="0" w:color="CCCCCC"/>
+              <w:left w:val="single" w:sz="1" w:space="0" w:color="CCCCCC"/>
+              <w:bottom w:val="single" w:sz="1" w:space="0" w:color="CCCCCC"/>
+              <w:right w:val="single" w:sz="1" w:space="0" w:color="CCCCCC"/>
+            </w:tcBorders>
+            <w:tcMar>
+              <w:top w:w="60" w:type="dxa"/>
+              <w:left w:w="100" w:type="dxa"/>
+              <w:bottom w:w="60" w:type="dxa"/>
+              <w:right w:w="100" w:type="dxa"/>
+            </w:tcMar>
+          </w:tcPr>
+          <w:p>
+            <w:r>
+              <w:rPr>
+                <w:sz w:val="20"/>
+                <w:szCs w:val="20"/>
+              </w:rPr>
+              <w:t>1-n</w:t>
+            </w:r>
+          </w:p>
+        </w:tc>
+        <w:tc>
+          <w:tcPr>
+            <w:tcW w:w="2340" w:type="dxa"/>
+            <w:tcBorders>
+              <w:top w:val="single" w:sz="1" w:space="0" w:color="CCCCCC"/>
+              <w:left w:val="single" w:sz="1" w:space="0" w:color="CCCCCC"/>
+              <w:bottom w:val="single" w:sz="1" w:space="0" w:color="CCCCCC"/>
+              <w:right w:val="single" w:sz="1" w:space="0" w:color="CCCCCC"/>
+            </w:tcBorders>
+            <w:tcMar>
+              <w:top w:w="60" w:type="dxa"/>
+              <w:left w:w="100" w:type="dxa"/>
+              <w:bottom w:w="60" w:type="dxa"/>
+              <w:right w:w="100" w:type="dxa"/>
+            </w:tcMar>
+          </w:tcPr>
+          <w:p>
+            <w:r>
+              <w:rPr>
+                <w:sz w:val="20"/>
+                <w:szCs w:val="20"/>
+              </w:rPr>
+              <w:t>chat_messages</w:t>
+            </w:r>
+          </w:p>
+        </w:tc>
+        <w:tc>
+          <w:tcPr>
+            <w:tcW w:w="2340" w:type="dxa"/>
+            <w:tcBorders>
+              <w:top w:val="single" w:sz="1" w:space="0" w:color="CCCCCC"/>
+              <w:left w:val="single" w:sz="1" w:space="0" w:color="CCCCCC"/>
+              <w:bottom w:val="single" w:sz="1" w:space="0" w:color="CCCCCC"/>
+              <w:right w:val="single" w:sz="1" w:space="0" w:color="CCCCCC"/>
+            </w:tcBorders>
+            <w:tcMar>
+              <w:top w:w="60" w:type="dxa"/>
+              <w:left w:w="100" w:type="dxa"/>
+              <w:bottom w:w="60" w:type="dxa"/>
+              <w:right w:w="100" w:type="dxa"/>
+            </w:tcMar>
+          </w:tcPr>
+          <w:p>
+            <w:r>
+              <w:rPr>
+                <w:sz w:val="20"/>
+                <w:szCs w:val="20"/>
+              </w:rPr>
+              <w:t>Một phòng chat có nhiều tin nhắn.</w:t>
+            </w:r>
+          </w:p>
+        </w:tc>
+      </w:tr>
+      <w:tr>
+        <w:tblPrEx>
+          <w:tblCellMar>
+            <w:top w:w="0" w:type="dxa"/>
+            <w:bottom w:w="0" w:type="dxa"/>
+          </w:tblCellMar>
+        </w:tblPrEx>
+        <w:tc>
+          <w:tcPr>
+            <w:tcW w:w="2340" w:type="dxa"/>
+            <w:tcBorders>
+              <w:top w:val="single" w:sz="1" w:space="0" w:color="CCCCCC"/>
+              <w:left w:val="single" w:sz="1" w:space="0" w:color="CCCCCC"/>
+              <w:bottom w:val="single" w:sz="1" w:space="0" w:color="CCCCCC"/>
+              <w:right w:val="single" w:sz="1" w:space="0" w:color="CCCCCC"/>
+            </w:tcBorders>
+            <w:tcMar>
+              <w:top w:w="60" w:type="dxa"/>
+              <w:left w:w="100" w:type="dxa"/>
+              <w:bottom w:w="60" w:type="dxa"/>
+              <w:right w:w="100" w:type="dxa"/>
+            </w:tcMar>
+          </w:tcPr>
+          <w:p>
+            <w:r>
+              <w:rPr>
+                <w:sz w:val="20"/>
+                <w:szCs w:val="20"/>
+              </w:rPr>
+              <w:t>chat_messages</w:t>
+            </w:r>
+          </w:p>
+        </w:tc>
+        <w:tc>
+          <w:tcPr>
+            <w:tcW w:w="2340" w:type="dxa"/>
+            <w:tcBorders>
+              <w:top w:val="single" w:sz="1" w:space="0" w:color="CCCCCC"/>
+              <w:left w:val="single" w:sz="1" w:space="0" w:color="CCCCCC"/>
+              <w:bottom w:val="single" w:sz="1" w:space="0" w:color="CCCCCC"/>
+              <w:right w:val="single" w:sz="1" w:space="0" w:color="CCCCCC"/>
+            </w:tcBorders>
+            <w:tcMar>
+              <w:top w:w="60" w:type="dxa"/>
+              <w:left w:w="100" w:type="dxa"/>
+              <w:bottom w:w="60" w:type="dxa"/>
+              <w:right w:w="100" w:type="dxa"/>
+            </w:tcMar>
+          </w:tcPr>
+          <w:p>
+            <w:r>
+              <w:rPr>
+                <w:sz w:val="20"/>
+                <w:szCs w:val="20"/>
+              </w:rPr>
+              <w:t>1-n</w:t>
+            </w:r>
+          </w:p>
+        </w:tc>
+        <w:tc>
+          <w:tcPr>
+            <w:tcW w:w="2340" w:type="dxa"/>
+            <w:tcBorders>
+              <w:top w:val="single" w:sz="1" w:space="0" w:color="CCCCCC"/>
+              <w:left w:val="single" w:sz="1" w:space="0" w:color="CCCCCC"/>
+              <w:bottom w:val="single" w:sz="1" w:space="0" w:color="CCCCCC"/>
+              <w:right w:val="single" w:sz="1" w:space="0" w:color="CCCCCC"/>
+            </w:tcBorders>
+            <w:tcMar>
+              <w:top w:w="60" w:type="dxa"/>
+              <w:left w:w="100" w:type="dxa"/>
+              <w:bottom w:w="60" w:type="dxa"/>
+              <w:right w:w="100" w:type="dxa"/>
+            </w:tcMar>
+          </w:tcPr>
+          <w:p>
+            <w:r>
+              <w:rPr>
+                <w:sz w:val="20"/>
+                <w:szCs w:val="20"/>
+              </w:rPr>
+              <w:t>chat_attachments</w:t>
+            </w:r>
+          </w:p>
+        </w:tc>
+        <w:tc>
+          <w:tcPr>
+            <w:tcW w:w="2340" w:type="dxa"/>
+            <w:tcBorders>
+              <w:top w:val="single" w:sz="1" w:space="0" w:color="CCCCCC"/>
+              <w:left w:val="single" w:sz="1" w:space="0" w:color="CCCCCC"/>
+              <w:bottom w:val="single" w:sz="1" w:space="0" w:color="CCCCCC"/>
+              <w:right w:val="single" w:sz="1" w:space="0" w:color="CCCCCC"/>
+            </w:tcBorders>
+            <w:tcMar>
+              <w:top w:w="60" w:type="dxa"/>
+              <w:left w:w="100" w:type="dxa"/>
+              <w:bottom w:w="60" w:type="dxa"/>
+              <w:right w:w="100" w:type="dxa"/>
+            </w:tcMar>
+          </w:tcPr>
+          <w:p>
+            <w:r>
+              <w:rPr>
+                <w:sz w:val="20"/>
+                <w:szCs w:val="20"/>
+              </w:rPr>
+              <w:t>Một tin nhắn có thể có nhiều file đính kèm.</w:t>
+            </w:r>
+          </w:p>
+        </w:tc>
+      </w:tr>
+      <w:tr>
+        <w:tblPrEx>
+          <w:tblCellMar>
+            <w:top w:w="0" w:type="dxa"/>
+            <w:bottom w:w="0" w:type="dxa"/>
+          </w:tblCellMar>
+        </w:tblPrEx>
+        <w:tc>
+          <w:tcPr>
+            <w:tcW w:w="2340" w:type="dxa"/>
+            <w:tcBorders>
+              <w:top w:val="single" w:sz="1" w:space="0" w:color="CCCCCC"/>
+              <w:left w:val="single" w:sz="1" w:space="0" w:color="CCCCCC"/>
+              <w:bottom w:val="single" w:sz="1" w:space="0" w:color="CCCCCC"/>
+              <w:right w:val="single" w:sz="1" w:space="0" w:color="CCCCCC"/>
+            </w:tcBorders>
+            <w:tcMar>
+              <w:top w:w="60" w:type="dxa"/>
+              <w:left w:w="100" w:type="dxa"/>
+              <w:bottom w:w="60" w:type="dxa"/>
+              <w:right w:w="100" w:type="dxa"/>
+            </w:tcMar>
+          </w:tcPr>
+          <w:p>
+            <w:r>
+              <w:rPr>
+                <w:sz w:val="20"/>
+                <w:szCs w:val="20"/>
+              </w:rPr>
+              <w:t>price_tiers</w:t>
+            </w:r>
+          </w:p>
+        </w:tc>
+        <w:tc>
+          <w:tcPr>
+            <w:tcW w:w="2340" w:type="dxa"/>
+            <w:tcBorders>
+              <w:top w:val="single" w:sz="1" w:space="0" w:color="CCCCCC"/>
+              <w:left w:val="single" w:sz="1" w:space="0" w:color="CCCCCC"/>
+              <w:bottom w:val="single" w:sz="1" w:space="0" w:color="CCCCCC"/>
+              <w:right w:val="single" w:sz="1" w:space="0" w:color="CCCCCC"/>
+            </w:tcBorders>
+            <w:tcMar>
+              <w:top w:w="60" w:type="dxa"/>
+              <w:left w:w="100" w:type="dxa"/>
+              <w:bottom w:w="60" w:type="dxa"/>
+              <w:right w:w="100" w:type="dxa"/>
+            </w:tcMar>
+          </w:tcPr>
+          <w:p>
+            <w:r>
+              <w:rPr>
+                <w:sz w:val="20"/>
+                <w:szCs w:val="20"/>
+              </w:rPr>
+              <w:t>1-n</w:t>
+            </w:r>
+          </w:p>
+        </w:tc>
+        <w:tc>
+          <w:tcPr>
+            <w:tcW w:w="2340" w:type="dxa"/>
+            <w:tcBorders>
+              <w:top w:val="single" w:sz="1" w:space="0" w:color="CCCCCC"/>
+              <w:left w:val="single" w:sz="1" w:space="0" w:color="CCCCCC"/>
+              <w:bottom w:val="single" w:sz="1" w:space="0" w:color="CCCCCC"/>
+              <w:right w:val="single" w:sz="1" w:space="0" w:color="CCCCCC"/>
+            </w:tcBorders>
+            <w:tcMar>
+              <w:top w:w="60" w:type="dxa"/>
+              <w:left w:w="100" w:type="dxa"/>
+              <w:bottom w:w="60" w:type="dxa"/>
+              <w:right w:w="100" w:type="dxa"/>
+            </w:tcMar>
+          </w:tcPr>
+          <w:p>
+            <w:r>
+              <w:rPr>
+                <w:sz w:val="20"/>
+                <w:szCs w:val="20"/>
+              </w:rPr>
+              <w:t>cart_items</w:t>
+            </w:r>
+          </w:p>
+        </w:tc>
+        <w:tc>
+          <w:tcPr>
+            <w:tcW w:w="2340" w:type="dxa"/>
+            <w:tcBorders>
+              <w:top w:val="single" w:sz="1" w:space="0" w:color="CCCCCC"/>
+              <w:left w:val="single" w:sz="1" w:space="0" w:color="CCCCCC"/>
+              <w:bottom w:val="single" w:sz="1" w:space="0" w:color="CCCCCC"/>
+              <w:right w:val="single" w:sz="1" w:space="0" w:color="CCCCCC"/>
+            </w:tcBorders>
+            <w:tcMar>
+              <w:top w:w="60" w:type="dxa"/>
+              <w:left w:w="100" w:type="dxa"/>
+              <w:bottom w:w="60" w:type="dxa"/>
+              <w:right w:w="100" w:type="dxa"/>
+            </w:tcMar>
+          </w:tcPr>
+          <w:p>
+            <w:r>
+              <w:rPr>
+                <w:sz w:val="20"/>
+                <w:szCs w:val="20"/>
+              </w:rPr>
+              <w:t>Một mức giá có thể được chọn bởi nhiều cart item sau khi validate số lượng.</w:t>
+            </w:r>
+          </w:p>
+        </w:tc>
+      </w:tr>
+      <w:tr>
+        <w:tblPrEx>
+          <w:tblCellMar>
+            <w:top w:w="0" w:type="dxa"/>
+            <w:bottom w:w="0" w:type="dxa"/>
+          </w:tblCellMar>
+        </w:tblPrEx>
+        <w:tc>
+          <w:tcPr>
+            <w:tcW w:w="2340" w:type="dxa"/>
+            <w:tcBorders>
+              <w:top w:val="single" w:sz="1" w:space="0" w:color="CCCCCC"/>
+              <w:left w:val="single" w:sz="1" w:space="0" w:color="CCCCCC"/>
+              <w:bottom w:val="single" w:sz="1" w:space="0" w:color="CCCCCC"/>
+              <w:right w:val="single" w:sz="1" w:space="0" w:color="CCCCCC"/>
+            </w:tcBorders>
+            <w:tcMar>
+              <w:top w:w="60" w:type="dxa"/>
+              <w:left w:w="100" w:type="dxa"/>
+              <w:bottom w:w="60" w:type="dxa"/>
+              <w:right w:w="100" w:type="dxa"/>
+            </w:tcMar>
+          </w:tcPr>
+          <w:p>
+            <w:r>
+              <w:rPr>
+                <w:sz w:val="20"/>
+                <w:szCs w:val="20"/>
+              </w:rPr>
+              <w:t>chat_messages</w:t>
+            </w:r>
+          </w:p>
+        </w:tc>
+        <w:tc>
+          <w:tcPr>
+            <w:tcW w:w="2340" w:type="dxa"/>
+            <w:tcBorders>
+              <w:top w:val="single" w:sz="1" w:space="0" w:color="CCCCCC"/>
+              <w:left w:val="single" w:sz="1" w:space="0" w:color="CCCCCC"/>
+              <w:bottom w:val="single" w:sz="1" w:space="0" w:color="CCCCCC"/>
+              <w:right w:val="single" w:sz="1" w:space="0" w:color="CCCCCC"/>
+            </w:tcBorders>
+            <w:tcMar>
+              <w:top w:w="60" w:type="dxa"/>
+              <w:left w:w="100" w:type="dxa"/>
+              <w:bottom w:w="60" w:type="dxa"/>
+              <w:right w:w="100" w:type="dxa"/>
+            </w:tcMar>
+          </w:tcPr>
+          <w:p>
+            <w:r>
+              <w:rPr>
+                <w:sz w:val="20"/>
+                <w:szCs w:val="20"/>
+              </w:rPr>
+              <w:t>1-n</w:t>
+            </w:r>
+          </w:p>
+        </w:tc>
+        <w:tc>
+          <w:tcPr>
+            <w:tcW w:w="2340" w:type="dxa"/>
+            <w:tcBorders>
+              <w:top w:val="single" w:sz="1" w:space="0" w:color="CCCCCC"/>
+              <w:left w:val="single" w:sz="1" w:space="0" w:color="CCCCCC"/>
+              <w:bottom w:val="single" w:sz="1" w:space="0" w:color="CCCCCC"/>
+              <w:right w:val="single" w:sz="1" w:space="0" w:color="CCCCCC"/>
+            </w:tcBorders>
+            <w:tcMar>
+              <w:top w:w="60" w:type="dxa"/>
+              <w:left w:w="100" w:type="dxa"/>
+              <w:bottom w:w="60" w:type="dxa"/>
+              <w:right w:w="100" w:type="dxa"/>
+            </w:tcMar>
+          </w:tcPr>
+          <w:p>
+            <w:r>
+              <w:rPr>
+                <w:sz w:val="20"/>
+                <w:szCs w:val="20"/>
+              </w:rPr>
+              <w:t>complaints</w:t>
+            </w:r>
+          </w:p>
+        </w:tc>
+        <w:tc>
+          <w:tcPr>
+            <w:tcW w:w="2340" w:type="dxa"/>
+            <w:tcBorders>
+              <w:top w:val="single" w:sz="1" w:space="0" w:color="CCCCCC"/>
+              <w:left w:val="single" w:sz="1" w:space="0" w:color="CCCCCC"/>
+              <w:bottom w:val="single" w:sz="1" w:space="0" w:color="CCCCCC"/>
+              <w:right w:val="single" w:sz="1" w:space="0" w:color="CCCCCC"/>
+            </w:tcBorders>
+            <w:tcMar>
+              <w:top w:w="60" w:type="dxa"/>
+              <w:left w:w="100" w:type="dxa"/>
+              <w:bottom w:w="60" w:type="dxa"/>
+              <w:right w:w="100" w:type="dxa"/>
+            </w:tcMar>
+          </w:tcPr>
+          <w:p>
+            <w:r>
+              <w:rPr>
+                <w:sz w:val="20"/>
+                <w:szCs w:val="20"/>
+              </w:rPr>
+              <w:t>Một tin nhắn chat có thể phát sinh khiếu nại.</w:t>
             </w:r>
           </w:p>
         </w:tc>
@@ -4565,7 +7252,7 @@
                 <w:sz w:val="20"/>
                 <w:szCs w:val="20"/>
               </w:rPr>
-              <w:t>users, JWT token</w:t>
+              <w:t>users, roles, user_roles, JWT token</w:t>
             </w:r>
           </w:p>
         </w:tc>
@@ -4677,7 +7364,7 @@
                 <w:sz w:val="20"/>
                 <w:szCs w:val="20"/>
               </w:rPr>
-              <w:t>users</w:t>
+              <w:t>users, roles, user_roles</w:t>
             </w:r>
           </w:p>
         </w:tc>
@@ -4789,7 +7476,7 @@
                 <w:sz w:val="20"/>
                 <w:szCs w:val="20"/>
               </w:rPr>
-              <w:t>categories, products, notifications</w:t>
+              <w:t>categories, products, product_images, price_tiers, notifications</w:t>
             </w:r>
           </w:p>
         </w:tc>
@@ -4901,7 +7588,7 @@
                 <w:sz w:val="20"/>
                 <w:szCs w:val="20"/>
               </w:rPr>
-              <w:t>products, categories, price_tiers</w:t>
+              <w:t>products, categories, product_images, price_tiers</w:t>
             </w:r>
           </w:p>
         </w:tc>
@@ -4961,7 +7648,7 @@
                 <w:sz w:val="20"/>
                 <w:szCs w:val="20"/>
               </w:rPr>
-              <w:t>GET /api/products/:id</w:t>
+              <w:t>GET /api/products/{id}</w:t>
             </w:r>
           </w:p>
         </w:tc>
@@ -5013,7 +7700,7 @@
                 <w:sz w:val="20"/>
                 <w:szCs w:val="20"/>
               </w:rPr>
-              <w:t>products, price_tiers</w:t>
+              <w:t>products, product_images, price_tiers</w:t>
             </w:r>
           </w:p>
         </w:tc>
@@ -5047,7 +7734,6 @@
                 <w:sz w:val="20"/>
                 <w:szCs w:val="20"/>
               </w:rPr>
-              <w:lastRenderedPageBreak/>
               <w:t>Giỏ hàng</w:t>
             </w:r>
           </w:p>
@@ -5100,33 +7786,33 @@
                 <w:sz w:val="20"/>
                 <w:szCs w:val="20"/>
               </w:rPr>
-              <w:t>Thêm/sửa/xóa item trong local storage trước khi sync</w:t>
-            </w:r>
-          </w:p>
-        </w:tc>
-        <w:tc>
-          <w:tcPr>
-            <w:tcW w:w="2340" w:type="dxa"/>
-            <w:tcBorders>
-              <w:top w:val="single" w:sz="1" w:space="0" w:color="CCCCCC"/>
-              <w:left w:val="single" w:sz="1" w:space="0" w:color="CCCCCC"/>
-              <w:bottom w:val="single" w:sz="1" w:space="0" w:color="CCCCCC"/>
-              <w:right w:val="single" w:sz="1" w:space="0" w:color="CCCCCC"/>
-            </w:tcBorders>
-            <w:tcMar>
-              <w:top w:w="60" w:type="dxa"/>
-              <w:left w:w="100" w:type="dxa"/>
-              <w:bottom w:w="60" w:type="dxa"/>
-              <w:right w:w="100" w:type="dxa"/>
-            </w:tcMar>
-          </w:tcPr>
-          <w:p>
-            <w:r>
-              <w:rPr>
-                <w:sz w:val="20"/>
-                <w:szCs w:val="20"/>
-              </w:rPr>
-              <w:t>cart_items, products, price_tiers</w:t>
+              <w:t>Thêm/sửa/xóa item local trước khi sync; backend lưu carts/cart_items</w:t>
+            </w:r>
+          </w:p>
+        </w:tc>
+        <w:tc>
+          <w:tcPr>
+            <w:tcW w:w="2340" w:type="dxa"/>
+            <w:tcBorders>
+              <w:top w:val="single" w:sz="1" w:space="0" w:color="CCCCCC"/>
+              <w:left w:val="single" w:sz="1" w:space="0" w:color="CCCCCC"/>
+              <w:bottom w:val="single" w:sz="1" w:space="0" w:color="CCCCCC"/>
+              <w:right w:val="single" w:sz="1" w:space="0" w:color="CCCCCC"/>
+            </w:tcBorders>
+            <w:tcMar>
+              <w:top w:w="60" w:type="dxa"/>
+              <w:left w:w="100" w:type="dxa"/>
+              <w:bottom w:w="60" w:type="dxa"/>
+              <w:right w:w="100" w:type="dxa"/>
+            </w:tcMar>
+          </w:tcPr>
+          <w:p>
+            <w:r>
+              <w:rPr>
+                <w:sz w:val="20"/>
+                <w:szCs w:val="20"/>
+              </w:rPr>
+              <w:t>carts, cart_items, products, price_tiers</w:t>
             </w:r>
           </w:p>
         </w:tc>
@@ -5238,7 +7924,7 @@
                 <w:sz w:val="20"/>
                 <w:szCs w:val="20"/>
               </w:rPr>
-              <w:t>orders, order_items, users</w:t>
+              <w:t>carts, cart_items, orders, order_items, users, products</w:t>
             </w:r>
           </w:p>
         </w:tc>
@@ -5324,33 +8010,33 @@
                 <w:sz w:val="20"/>
                 <w:szCs w:val="20"/>
               </w:rPr>
-              <w:t>PUT /api/orders/:id/status</w:t>
-            </w:r>
-          </w:p>
-        </w:tc>
-        <w:tc>
-          <w:tcPr>
-            <w:tcW w:w="2340" w:type="dxa"/>
-            <w:tcBorders>
-              <w:top w:val="single" w:sz="1" w:space="0" w:color="CCCCCC"/>
-              <w:left w:val="single" w:sz="1" w:space="0" w:color="CCCCCC"/>
-              <w:bottom w:val="single" w:sz="1" w:space="0" w:color="CCCCCC"/>
-              <w:right w:val="single" w:sz="1" w:space="0" w:color="CCCCCC"/>
-            </w:tcBorders>
-            <w:tcMar>
-              <w:top w:w="60" w:type="dxa"/>
-              <w:left w:w="100" w:type="dxa"/>
-              <w:bottom w:w="60" w:type="dxa"/>
-              <w:right w:w="100" w:type="dxa"/>
-            </w:tcMar>
-          </w:tcPr>
-          <w:p>
-            <w:r>
-              <w:rPr>
-                <w:sz w:val="20"/>
-                <w:szCs w:val="20"/>
-              </w:rPr>
-              <w:t>orders, order_items, notifications</w:t>
+              <w:t>PUT /api/orders/{id}/status</w:t>
+            </w:r>
+          </w:p>
+        </w:tc>
+        <w:tc>
+          <w:tcPr>
+            <w:tcW w:w="2340" w:type="dxa"/>
+            <w:tcBorders>
+              <w:top w:val="single" w:sz="1" w:space="0" w:color="CCCCCC"/>
+              <w:left w:val="single" w:sz="1" w:space="0" w:color="CCCCCC"/>
+              <w:bottom w:val="single" w:sz="1" w:space="0" w:color="CCCCCC"/>
+              <w:right w:val="single" w:sz="1" w:space="0" w:color="CCCCCC"/>
+            </w:tcBorders>
+            <w:tcMar>
+              <w:top w:w="60" w:type="dxa"/>
+              <w:left w:w="100" w:type="dxa"/>
+              <w:bottom w:w="60" w:type="dxa"/>
+              <w:right w:w="100" w:type="dxa"/>
+            </w:tcMar>
+          </w:tcPr>
+          <w:p>
+            <w:r>
+              <w:rPr>
+                <w:sz w:val="20"/>
+                <w:szCs w:val="20"/>
+              </w:rPr>
+              <w:t>orders, order_items, order_status_history, notifications</w:t>
             </w:r>
           </w:p>
         </w:tc>
@@ -5410,17 +8096,8 @@
                 <w:sz w:val="20"/>
                 <w:szCs w:val="20"/>
               </w:rPr>
-              <w:t>GET /api/chat</w:t>
-            </w:r>
-            <w:proofErr w:type="gramStart"/>
-            <w:r>
-              <w:rPr>
-                <w:sz w:val="20"/>
-                <w:szCs w:val="20"/>
-              </w:rPr>
-              <w:t>/:roomId</w:t>
-            </w:r>
-            <w:proofErr w:type="gramEnd"/>
+              <w:t>GET /api/chat/{roomId}</w:t>
+            </w:r>
           </w:p>
         </w:tc>
         <w:tc>
@@ -5471,7 +8148,7 @@
                 <w:sz w:val="20"/>
                 <w:szCs w:val="20"/>
               </w:rPr>
-              <w:t>chat_messages, complaints</w:t>
+              <w:t>chat_rooms, chat_messages, chat_attachments, complaints</w:t>
             </w:r>
           </w:p>
         </w:tc>
@@ -5557,7 +8234,7 @@
                 <w:sz w:val="20"/>
                 <w:szCs w:val="20"/>
               </w:rPr>
-              <w:t>PUT /api/notifications/:id/read</w:t>
+              <w:t>PUT /api/notifications/{id}/read</w:t>
             </w:r>
           </w:p>
         </w:tc>
@@ -5807,7 +8484,7 @@
                 <w:sz w:val="20"/>
                 <w:szCs w:val="20"/>
               </w:rPr>
-              <w:t>users</w:t>
+              <w:t>users, roles, user_roles</w:t>
             </w:r>
           </w:p>
         </w:tc>
@@ -5893,33 +8570,33 @@
                 <w:sz w:val="20"/>
                 <w:szCs w:val="20"/>
               </w:rPr>
-              <w:t>CRUD /api/admin/products, CRUD /api/admin/users, PUT /api/orders/:id/status</w:t>
-            </w:r>
-          </w:p>
-        </w:tc>
-        <w:tc>
-          <w:tcPr>
-            <w:tcW w:w="2340" w:type="dxa"/>
-            <w:tcBorders>
-              <w:top w:val="single" w:sz="1" w:space="0" w:color="CCCCCC"/>
-              <w:left w:val="single" w:sz="1" w:space="0" w:color="CCCCCC"/>
-              <w:bottom w:val="single" w:sz="1" w:space="0" w:color="CCCCCC"/>
-              <w:right w:val="single" w:sz="1" w:space="0" w:color="CCCCCC"/>
-            </w:tcBorders>
-            <w:tcMar>
-              <w:top w:w="60" w:type="dxa"/>
-              <w:left w:w="100" w:type="dxa"/>
-              <w:bottom w:w="60" w:type="dxa"/>
-              <w:right w:w="100" w:type="dxa"/>
-            </w:tcMar>
-          </w:tcPr>
-          <w:p>
-            <w:r>
-              <w:rPr>
-                <w:sz w:val="20"/>
-                <w:szCs w:val="20"/>
-              </w:rPr>
-              <w:t>users, products, orders, complaints</w:t>
+              <w:t>CRUD /api/admin/products, CRUD /api/admin/users, PUT /api/orders/{id}/status</w:t>
+            </w:r>
+          </w:p>
+        </w:tc>
+        <w:tc>
+          <w:tcPr>
+            <w:tcW w:w="2340" w:type="dxa"/>
+            <w:tcBorders>
+              <w:top w:val="single" w:sz="1" w:space="0" w:color="CCCCCC"/>
+              <w:left w:val="single" w:sz="1" w:space="0" w:color="CCCCCC"/>
+              <w:bottom w:val="single" w:sz="1" w:space="0" w:color="CCCCCC"/>
+              <w:right w:val="single" w:sz="1" w:space="0" w:color="CCCCCC"/>
+            </w:tcBorders>
+            <w:tcMar>
+              <w:top w:w="60" w:type="dxa"/>
+              <w:left w:w="100" w:type="dxa"/>
+              <w:bottom w:w="60" w:type="dxa"/>
+              <w:right w:w="100" w:type="dxa"/>
+            </w:tcMar>
+          </w:tcPr>
+          <w:p>
+            <w:r>
+              <w:rPr>
+                <w:sz w:val="20"/>
+                <w:szCs w:val="20"/>
+              </w:rPr>
+              <w:t>users, roles, user_roles, products, product_images, price_tiers, orders, complaints</w:t>
             </w:r>
           </w:p>
         </w:tc>
@@ -5939,10 +8616,10 @@
           <w:b/>
           <w:bCs/>
         </w:rPr>
-        <w:t xml:space="preserve">3 role chính: </w:t>
-      </w:r>
-      <w:r>
-        <w:t>Admin (quản lý toàn bộ), Staff/Nhân viên (xử lý đơn, chat, khiếu nại), User/Đại lý (đặt hàng, xem sản phẩm, chat).</w:t>
+        <w:t xml:space="preserve">3 role mặc định: Admin (quản lý toàn bộ), Staff/Nhân viên (xử lý đơn, chat, khiếu nại), User/Đại lý (đặt hàng, xem sản phẩm, chat). Role không lưu trực tiếp trong users mà được lưu trong roles và gán qua user_roles để dễ mở rộng.</w:t>
+      </w:r>
+      <w:r>
+        <w:t/>
       </w:r>
     </w:p>
     <w:p>
@@ -6122,7 +8799,7 @@
         <w:rPr>
           <w:rFonts w:ascii="Times New Roman" w:hAnsi="Times New Roman" w:eastAsia="Times New Roman"/>
         </w:rPr>
-        <w:t>Tùy chọn đăng nhập Google.</w:t>
+        <w:t>Đăng nhập Google không thuộc MVP; chỉ thêm sau nếu có OAuth provider, callback và account linking rõ ràng.</w:t>
       </w:r>
     </w:p>
     <w:p>
@@ -6295,42 +8972,42 @@
         </w:rPr>
         <w:lastRenderedPageBreak/>
         <w:drawing>
-          <wp:inline distT="0" distB="0" distL="0" distR="0">
-            <wp:extent cx="2095500" cy="4533900"/>
-            <wp:effectExtent l="0" t="0" r="0" b="0"/>
-            <wp:docPr id="2" name="Dang nhap (Login)" descr="Dang nhap (Login)" title="Dang nhap (Login)"/>
-            <wp:cNvGraphicFramePr>
-              <a:graphicFrameLocks xmlns:a="http://schemas.openxmlformats.org/drawingml/2006/main" noChangeAspect="1"/>
-            </wp:cNvGraphicFramePr>
-            <a:graphic xmlns:a="http://schemas.openxmlformats.org/drawingml/2006/main">
-              <a:graphicData uri="http://schemas.openxmlformats.org/drawingml/2006/picture">
-                <pic:pic xmlns:pic="http://schemas.openxmlformats.org/drawingml/2006/picture">
-                  <pic:nvPicPr>
-                    <pic:cNvPr id="0" name=""/>
-                    <pic:cNvPicPr>
-                      <a:picLocks noChangeAspect="1" noChangeArrowheads="1"/>
-                    </pic:cNvPicPr>
-                  </pic:nvPicPr>
-                  <pic:blipFill>
-                    <a:blip r:embed="rId8"/>
-                    <a:srcRect/>
-                    <a:stretch>
-                      <a:fillRect/>
-                    </a:stretch>
-                  </pic:blipFill>
-                  <pic:spPr bwMode="auto">
-                    <a:xfrm>
-                      <a:off x="0" y="0"/>
-                      <a:ext cx="2095500" cy="4533900"/>
-                    </a:xfrm>
-                    <a:prstGeom prst="rect">
-                      <a:avLst/>
-                    </a:prstGeom>
-                  </pic:spPr>
-                </pic:pic>
-              </a:graphicData>
-            </a:graphic>
-          </wp:inline>
+          <ns2:inline distT="0" distB="0" distL="0" distR="0">
+            <ns2:extent cx="2095500" cy="4533900"/>
+            <ns2:effectExtent l="0" t="0" r="0" b="0"/>
+            <ns2:docPr id="2" name="Dang nhap (Login)" descr="Dang nhap (Login)" title="Dang nhap (Login)"/>
+            <ns2:cNvGraphicFramePr>
+              <ns3:graphicFrameLocks noChangeAspect="1"/>
+            </ns2:cNvGraphicFramePr>
+            <ns3:graphic>
+              <ns3:graphicData uri="http://schemas.openxmlformats.org/drawingml/2006/picture">
+                <ns4:pic>
+                  <ns4:nvPicPr>
+                    <ns4:cNvPr id="0" name=""/>
+                    <ns4:cNvPicPr>
+                      <ns3:picLocks noChangeAspect="1" noChangeArrowheads="1"/>
+                    </ns4:cNvPicPr>
+                  </ns4:nvPicPr>
+                  <ns4:blipFill>
+                    <ns3:blip ns5:embed="rId8"/>
+                    <ns3:srcRect/>
+                    <ns3:stretch>
+                      <ns3:fillRect/>
+                    </ns3:stretch>
+                  </ns4:blipFill>
+                  <ns4:spPr bwMode="auto">
+                    <ns3:xfrm>
+                      <ns3:off x="0" y="0"/>
+                      <ns3:ext cx="2095500" cy="4533900"/>
+                    </ns3:xfrm>
+                    <ns3:prstGeom prst="rect">
+                      <ns3:avLst/>
+                    </ns3:prstGeom>
+                  </ns4:spPr>
+                </ns4:pic>
+              </ns3:graphicData>
+            </ns3:graphic>
+          </ns2:inline>
         </w:drawing>
       </w:r>
     </w:p>
@@ -6689,42 +9366,42 @@
         </w:rPr>
         <w:lastRenderedPageBreak/>
         <w:drawing>
-          <wp:inline distT="0" distB="0" distL="0" distR="0">
-            <wp:extent cx="2095500" cy="4533900"/>
-            <wp:effectExtent l="0" t="0" r="0" b="0"/>
-            <wp:docPr id="3" name="Dang ky tai khoan (Register)" descr="Dang ky tai khoan (Register)" title="Dang ky tai khoan (Register)"/>
-            <wp:cNvGraphicFramePr>
-              <a:graphicFrameLocks xmlns:a="http://schemas.openxmlformats.org/drawingml/2006/main" noChangeAspect="1"/>
-            </wp:cNvGraphicFramePr>
-            <a:graphic xmlns:a="http://schemas.openxmlformats.org/drawingml/2006/main">
-              <a:graphicData uri="http://schemas.openxmlformats.org/drawingml/2006/picture">
-                <pic:pic xmlns:pic="http://schemas.openxmlformats.org/drawingml/2006/picture">
-                  <pic:nvPicPr>
-                    <pic:cNvPr id="0" name=""/>
-                    <pic:cNvPicPr>
-                      <a:picLocks noChangeAspect="1" noChangeArrowheads="1"/>
-                    </pic:cNvPicPr>
-                  </pic:nvPicPr>
-                  <pic:blipFill>
-                    <a:blip r:embed="rId9"/>
-                    <a:srcRect/>
-                    <a:stretch>
-                      <a:fillRect/>
-                    </a:stretch>
-                  </pic:blipFill>
-                  <pic:spPr bwMode="auto">
-                    <a:xfrm>
-                      <a:off x="0" y="0"/>
-                      <a:ext cx="2095500" cy="4533900"/>
-                    </a:xfrm>
-                    <a:prstGeom prst="rect">
-                      <a:avLst/>
-                    </a:prstGeom>
-                  </pic:spPr>
-                </pic:pic>
-              </a:graphicData>
-            </a:graphic>
-          </wp:inline>
+          <ns2:inline distT="0" distB="0" distL="0" distR="0">
+            <ns2:extent cx="2095500" cy="4533900"/>
+            <ns2:effectExtent l="0" t="0" r="0" b="0"/>
+            <ns2:docPr id="3" name="Dang ky tai khoan (Register)" descr="Dang ky tai khoan (Register)" title="Dang ky tai khoan (Register)"/>
+            <ns2:cNvGraphicFramePr>
+              <ns3:graphicFrameLocks noChangeAspect="1"/>
+            </ns2:cNvGraphicFramePr>
+            <ns3:graphic>
+              <ns3:graphicData uri="http://schemas.openxmlformats.org/drawingml/2006/picture">
+                <ns4:pic>
+                  <ns4:nvPicPr>
+                    <ns4:cNvPr id="0" name=""/>
+                    <ns4:cNvPicPr>
+                      <ns3:picLocks noChangeAspect="1" noChangeArrowheads="1"/>
+                    </ns4:cNvPicPr>
+                  </ns4:nvPicPr>
+                  <ns4:blipFill>
+                    <ns3:blip ns5:embed="rId9"/>
+                    <ns3:srcRect/>
+                    <ns3:stretch>
+                      <ns3:fillRect/>
+                    </ns3:stretch>
+                  </ns4:blipFill>
+                  <ns4:spPr bwMode="auto">
+                    <ns3:xfrm>
+                      <ns3:off x="0" y="0"/>
+                      <ns3:ext cx="2095500" cy="4533900"/>
+                    </ns3:xfrm>
+                    <ns3:prstGeom prst="rect">
+                      <ns3:avLst/>
+                    </ns3:prstGeom>
+                  </ns4:spPr>
+                </ns4:pic>
+              </ns3:graphicData>
+            </ns3:graphic>
+          </ns2:inline>
         </w:drawing>
       </w:r>
     </w:p>
@@ -7066,42 +9743,42 @@
         </w:rPr>
         <w:lastRenderedPageBreak/>
         <w:drawing>
-          <wp:inline distT="0" distB="0" distL="0" distR="0">
-            <wp:extent cx="2095500" cy="4533900"/>
-            <wp:effectExtent l="0" t="0" r="0" b="0"/>
-            <wp:docPr id="4" name="Trang chu (Home)" descr="Trang chu (Home)" title="Trang chu (Home)"/>
-            <wp:cNvGraphicFramePr>
-              <a:graphicFrameLocks xmlns:a="http://schemas.openxmlformats.org/drawingml/2006/main" noChangeAspect="1"/>
-            </wp:cNvGraphicFramePr>
-            <a:graphic xmlns:a="http://schemas.openxmlformats.org/drawingml/2006/main">
-              <a:graphicData uri="http://schemas.openxmlformats.org/drawingml/2006/picture">
-                <pic:pic xmlns:pic="http://schemas.openxmlformats.org/drawingml/2006/picture">
-                  <pic:nvPicPr>
-                    <pic:cNvPr id="0" name=""/>
-                    <pic:cNvPicPr>
-                      <a:picLocks noChangeAspect="1" noChangeArrowheads="1"/>
-                    </pic:cNvPicPr>
-                  </pic:nvPicPr>
-                  <pic:blipFill>
-                    <a:blip r:embed="rId10"/>
-                    <a:srcRect/>
-                    <a:stretch>
-                      <a:fillRect/>
-                    </a:stretch>
-                  </pic:blipFill>
-                  <pic:spPr bwMode="auto">
-                    <a:xfrm>
-                      <a:off x="0" y="0"/>
-                      <a:ext cx="2095500" cy="4533900"/>
-                    </a:xfrm>
-                    <a:prstGeom prst="rect">
-                      <a:avLst/>
-                    </a:prstGeom>
-                  </pic:spPr>
-                </pic:pic>
-              </a:graphicData>
-            </a:graphic>
-          </wp:inline>
+          <ns2:inline distT="0" distB="0" distL="0" distR="0">
+            <ns2:extent cx="2095500" cy="4533900"/>
+            <ns2:effectExtent l="0" t="0" r="0" b="0"/>
+            <ns2:docPr id="4" name="Trang chu (Home)" descr="Trang chu (Home)" title="Trang chu (Home)"/>
+            <ns2:cNvGraphicFramePr>
+              <ns3:graphicFrameLocks noChangeAspect="1"/>
+            </ns2:cNvGraphicFramePr>
+            <ns3:graphic>
+              <ns3:graphicData uri="http://schemas.openxmlformats.org/drawingml/2006/picture">
+                <ns4:pic>
+                  <ns4:nvPicPr>
+                    <ns4:cNvPr id="0" name=""/>
+                    <ns4:cNvPicPr>
+                      <ns3:picLocks noChangeAspect="1" noChangeArrowheads="1"/>
+                    </ns4:cNvPicPr>
+                  </ns4:nvPicPr>
+                  <ns4:blipFill>
+                    <ns3:blip ns5:embed="rId10"/>
+                    <ns3:srcRect/>
+                    <ns3:stretch>
+                      <ns3:fillRect/>
+                    </ns3:stretch>
+                  </ns4:blipFill>
+                  <ns4:spPr bwMode="auto">
+                    <ns3:xfrm>
+                      <ns3:off x="0" y="0"/>
+                      <ns3:ext cx="2095500" cy="4533900"/>
+                    </ns3:xfrm>
+                    <ns3:prstGeom prst="rect">
+                      <ns3:avLst/>
+                    </ns3:prstGeom>
+                  </ns4:spPr>
+                </ns4:pic>
+              </ns3:graphicData>
+            </ns3:graphic>
+          </ns2:inline>
         </w:drawing>
       </w:r>
     </w:p>
@@ -7447,42 +10124,42 @@
         </w:rPr>
         <w:lastRenderedPageBreak/>
         <w:drawing>
-          <wp:inline distT="0" distB="0" distL="0" distR="0">
-            <wp:extent cx="2095500" cy="4533900"/>
-            <wp:effectExtent l="0" t="0" r="0" b="0"/>
-            <wp:docPr id="5" name="Danh sach san pham (Product List)" descr="Danh sach san pham (Product List)" title="Danh sach san pham (Product List)"/>
-            <wp:cNvGraphicFramePr>
-              <a:graphicFrameLocks xmlns:a="http://schemas.openxmlformats.org/drawingml/2006/main" noChangeAspect="1"/>
-            </wp:cNvGraphicFramePr>
-            <a:graphic xmlns:a="http://schemas.openxmlformats.org/drawingml/2006/main">
-              <a:graphicData uri="http://schemas.openxmlformats.org/drawingml/2006/picture">
-                <pic:pic xmlns:pic="http://schemas.openxmlformats.org/drawingml/2006/picture">
-                  <pic:nvPicPr>
-                    <pic:cNvPr id="0" name=""/>
-                    <pic:cNvPicPr>
-                      <a:picLocks noChangeAspect="1" noChangeArrowheads="1"/>
-                    </pic:cNvPicPr>
-                  </pic:nvPicPr>
-                  <pic:blipFill>
-                    <a:blip r:embed="rId11"/>
-                    <a:srcRect/>
-                    <a:stretch>
-                      <a:fillRect/>
-                    </a:stretch>
-                  </pic:blipFill>
-                  <pic:spPr bwMode="auto">
-                    <a:xfrm>
-                      <a:off x="0" y="0"/>
-                      <a:ext cx="2095500" cy="4533900"/>
-                    </a:xfrm>
-                    <a:prstGeom prst="rect">
-                      <a:avLst/>
-                    </a:prstGeom>
-                  </pic:spPr>
-                </pic:pic>
-              </a:graphicData>
-            </a:graphic>
-          </wp:inline>
+          <ns2:inline distT="0" distB="0" distL="0" distR="0">
+            <ns2:extent cx="2095500" cy="4533900"/>
+            <ns2:effectExtent l="0" t="0" r="0" b="0"/>
+            <ns2:docPr id="5" name="Danh sach san pham (Product List)" descr="Danh sach san pham (Product List)" title="Danh sach san pham (Product List)"/>
+            <ns2:cNvGraphicFramePr>
+              <ns3:graphicFrameLocks noChangeAspect="1"/>
+            </ns2:cNvGraphicFramePr>
+            <ns3:graphic>
+              <ns3:graphicData uri="http://schemas.openxmlformats.org/drawingml/2006/picture">
+                <ns4:pic>
+                  <ns4:nvPicPr>
+                    <ns4:cNvPr id="0" name=""/>
+                    <ns4:cNvPicPr>
+                      <ns3:picLocks noChangeAspect="1" noChangeArrowheads="1"/>
+                    </ns4:cNvPicPr>
+                  </ns4:nvPicPr>
+                  <ns4:blipFill>
+                    <ns3:blip ns5:embed="rId11"/>
+                    <ns3:srcRect/>
+                    <ns3:stretch>
+                      <ns3:fillRect/>
+                    </ns3:stretch>
+                  </ns4:blipFill>
+                  <ns4:spPr bwMode="auto">
+                    <ns3:xfrm>
+                      <ns3:off x="0" y="0"/>
+                      <ns3:ext cx="2095500" cy="4533900"/>
+                    </ns3:xfrm>
+                    <ns3:prstGeom prst="rect">
+                      <ns3:avLst/>
+                    </ns3:prstGeom>
+                  </ns4:spPr>
+                </ns4:pic>
+              </ns3:graphicData>
+            </ns3:graphic>
+          </ns2:inline>
         </w:drawing>
       </w:r>
     </w:p>
@@ -7817,42 +10494,42 @@
         </w:rPr>
         <w:lastRenderedPageBreak/>
         <w:drawing>
-          <wp:inline distT="0" distB="0" distL="0" distR="0">
-            <wp:extent cx="2095500" cy="4533900"/>
-            <wp:effectExtent l="0" t="0" r="0" b="0"/>
-            <wp:docPr id="6" name="Chi tiet san pham (Product Detail)" descr="Chi tiet san pham (Product Detail)" title="Chi tiet san pham (Product Detail)"/>
-            <wp:cNvGraphicFramePr>
-              <a:graphicFrameLocks xmlns:a="http://schemas.openxmlformats.org/drawingml/2006/main" noChangeAspect="1"/>
-            </wp:cNvGraphicFramePr>
-            <a:graphic xmlns:a="http://schemas.openxmlformats.org/drawingml/2006/main">
-              <a:graphicData uri="http://schemas.openxmlformats.org/drawingml/2006/picture">
-                <pic:pic xmlns:pic="http://schemas.openxmlformats.org/drawingml/2006/picture">
-                  <pic:nvPicPr>
-                    <pic:cNvPr id="0" name=""/>
-                    <pic:cNvPicPr>
-                      <a:picLocks noChangeAspect="1" noChangeArrowheads="1"/>
-                    </pic:cNvPicPr>
-                  </pic:nvPicPr>
-                  <pic:blipFill>
-                    <a:blip r:embed="rId12"/>
-                    <a:srcRect/>
-                    <a:stretch>
-                      <a:fillRect/>
-                    </a:stretch>
-                  </pic:blipFill>
-                  <pic:spPr bwMode="auto">
-                    <a:xfrm>
-                      <a:off x="0" y="0"/>
-                      <a:ext cx="2095500" cy="4533900"/>
-                    </a:xfrm>
-                    <a:prstGeom prst="rect">
-                      <a:avLst/>
-                    </a:prstGeom>
-                  </pic:spPr>
-                </pic:pic>
-              </a:graphicData>
-            </a:graphic>
-          </wp:inline>
+          <ns2:inline distT="0" distB="0" distL="0" distR="0">
+            <ns2:extent cx="2095500" cy="4533900"/>
+            <ns2:effectExtent l="0" t="0" r="0" b="0"/>
+            <ns2:docPr id="6" name="Chi tiet san pham (Product Detail)" descr="Chi tiet san pham (Product Detail)" title="Chi tiet san pham (Product Detail)"/>
+            <ns2:cNvGraphicFramePr>
+              <ns3:graphicFrameLocks noChangeAspect="1"/>
+            </ns2:cNvGraphicFramePr>
+            <ns3:graphic>
+              <ns3:graphicData uri="http://schemas.openxmlformats.org/drawingml/2006/picture">
+                <ns4:pic>
+                  <ns4:nvPicPr>
+                    <ns4:cNvPr id="0" name=""/>
+                    <ns4:cNvPicPr>
+                      <ns3:picLocks noChangeAspect="1" noChangeArrowheads="1"/>
+                    </ns4:cNvPicPr>
+                  </ns4:nvPicPr>
+                  <ns4:blipFill>
+                    <ns3:blip ns5:embed="rId12"/>
+                    <ns3:srcRect/>
+                    <ns3:stretch>
+                      <ns3:fillRect/>
+                    </ns3:stretch>
+                  </ns4:blipFill>
+                  <ns4:spPr bwMode="auto">
+                    <ns3:xfrm>
+                      <ns3:off x="0" y="0"/>
+                      <ns3:ext cx="2095500" cy="4533900"/>
+                    </ns3:xfrm>
+                    <ns3:prstGeom prst="rect">
+                      <ns3:avLst/>
+                    </ns3:prstGeom>
+                  </ns4:spPr>
+                </ns4:pic>
+              </ns3:graphicData>
+            </ns3:graphic>
+          </ns2:inline>
         </w:drawing>
       </w:r>
     </w:p>
@@ -8226,42 +10903,42 @@
         </w:rPr>
         <w:lastRenderedPageBreak/>
         <w:drawing>
-          <wp:inline distT="0" distB="0" distL="0" distR="0">
-            <wp:extent cx="2095500" cy="4533900"/>
-            <wp:effectExtent l="0" t="0" r="0" b="0"/>
-            <wp:docPr id="7" name="Gio hang (Shopping Cart)" descr="Gio hang (Shopping Cart)" title="Gio hang (Shopping Cart)"/>
-            <wp:cNvGraphicFramePr>
-              <a:graphicFrameLocks xmlns:a="http://schemas.openxmlformats.org/drawingml/2006/main" noChangeAspect="1"/>
-            </wp:cNvGraphicFramePr>
-            <a:graphic xmlns:a="http://schemas.openxmlformats.org/drawingml/2006/main">
-              <a:graphicData uri="http://schemas.openxmlformats.org/drawingml/2006/picture">
-                <pic:pic xmlns:pic="http://schemas.openxmlformats.org/drawingml/2006/picture">
-                  <pic:nvPicPr>
-                    <pic:cNvPr id="0" name=""/>
-                    <pic:cNvPicPr>
-                      <a:picLocks noChangeAspect="1" noChangeArrowheads="1"/>
-                    </pic:cNvPicPr>
-                  </pic:nvPicPr>
-                  <pic:blipFill>
-                    <a:blip r:embed="rId13"/>
-                    <a:srcRect/>
-                    <a:stretch>
-                      <a:fillRect/>
-                    </a:stretch>
-                  </pic:blipFill>
-                  <pic:spPr bwMode="auto">
-                    <a:xfrm>
-                      <a:off x="0" y="0"/>
-                      <a:ext cx="2095500" cy="4533900"/>
-                    </a:xfrm>
-                    <a:prstGeom prst="rect">
-                      <a:avLst/>
-                    </a:prstGeom>
-                  </pic:spPr>
-                </pic:pic>
-              </a:graphicData>
-            </a:graphic>
-          </wp:inline>
+          <ns2:inline distT="0" distB="0" distL="0" distR="0">
+            <ns2:extent cx="2095500" cy="4533900"/>
+            <ns2:effectExtent l="0" t="0" r="0" b="0"/>
+            <ns2:docPr id="7" name="Gio hang (Shopping Cart)" descr="Gio hang (Shopping Cart)" title="Gio hang (Shopping Cart)"/>
+            <ns2:cNvGraphicFramePr>
+              <ns3:graphicFrameLocks noChangeAspect="1"/>
+            </ns2:cNvGraphicFramePr>
+            <ns3:graphic>
+              <ns3:graphicData uri="http://schemas.openxmlformats.org/drawingml/2006/picture">
+                <ns4:pic>
+                  <ns4:nvPicPr>
+                    <ns4:cNvPr id="0" name=""/>
+                    <ns4:cNvPicPr>
+                      <ns3:picLocks noChangeAspect="1" noChangeArrowheads="1"/>
+                    </ns4:cNvPicPr>
+                  </ns4:nvPicPr>
+                  <ns4:blipFill>
+                    <ns3:blip ns5:embed="rId13"/>
+                    <ns3:srcRect/>
+                    <ns3:stretch>
+                      <ns3:fillRect/>
+                    </ns3:stretch>
+                  </ns4:blipFill>
+                  <ns4:spPr bwMode="auto">
+                    <ns3:xfrm>
+                      <ns3:off x="0" y="0"/>
+                      <ns3:ext cx="2095500" cy="4533900"/>
+                    </ns3:xfrm>
+                    <ns3:prstGeom prst="rect">
+                      <ns3:avLst/>
+                    </ns3:prstGeom>
+                  </ns4:spPr>
+                </ns4:pic>
+              </ns3:graphicData>
+            </ns3:graphic>
+          </ns2:inline>
         </w:drawing>
       </w:r>
     </w:p>
@@ -8670,42 +11347,42 @@
         </w:rPr>
         <w:lastRenderedPageBreak/>
         <w:drawing>
-          <wp:inline distT="0" distB="0" distL="0" distR="0">
-            <wp:extent cx="2095500" cy="4533900"/>
-            <wp:effectExtent l="0" t="0" r="0" b="0"/>
-            <wp:docPr id="8" name="Dat hang &amp; Thanh toan (Checkout)" descr="Dat hang &amp; Thanh toan (Checkout)" title="Dat hang &amp; Thanh toan (Checkout)"/>
-            <wp:cNvGraphicFramePr>
-              <a:graphicFrameLocks xmlns:a="http://schemas.openxmlformats.org/drawingml/2006/main" noChangeAspect="1"/>
-            </wp:cNvGraphicFramePr>
-            <a:graphic xmlns:a="http://schemas.openxmlformats.org/drawingml/2006/main">
-              <a:graphicData uri="http://schemas.openxmlformats.org/drawingml/2006/picture">
-                <pic:pic xmlns:pic="http://schemas.openxmlformats.org/drawingml/2006/picture">
-                  <pic:nvPicPr>
-                    <pic:cNvPr id="0" name=""/>
-                    <pic:cNvPicPr>
-                      <a:picLocks noChangeAspect="1" noChangeArrowheads="1"/>
-                    </pic:cNvPicPr>
-                  </pic:nvPicPr>
-                  <pic:blipFill>
-                    <a:blip r:embed="rId14"/>
-                    <a:srcRect/>
-                    <a:stretch>
-                      <a:fillRect/>
-                    </a:stretch>
-                  </pic:blipFill>
-                  <pic:spPr bwMode="auto">
-                    <a:xfrm>
-                      <a:off x="0" y="0"/>
-                      <a:ext cx="2095500" cy="4533900"/>
-                    </a:xfrm>
-                    <a:prstGeom prst="rect">
-                      <a:avLst/>
-                    </a:prstGeom>
-                  </pic:spPr>
-                </pic:pic>
-              </a:graphicData>
-            </a:graphic>
-          </wp:inline>
+          <ns2:inline distT="0" distB="0" distL="0" distR="0">
+            <ns2:extent cx="2095500" cy="4533900"/>
+            <ns2:effectExtent l="0" t="0" r="0" b="0"/>
+            <ns2:docPr id="8" name="Dat hang &amp; Thanh toan (Checkout)" descr="Dat hang &amp; Thanh toan (Checkout)" title="Dat hang &amp; Thanh toan (Checkout)"/>
+            <ns2:cNvGraphicFramePr>
+              <ns3:graphicFrameLocks noChangeAspect="1"/>
+            </ns2:cNvGraphicFramePr>
+            <ns3:graphic>
+              <ns3:graphicData uri="http://schemas.openxmlformats.org/drawingml/2006/picture">
+                <ns4:pic>
+                  <ns4:nvPicPr>
+                    <ns4:cNvPr id="0" name=""/>
+                    <ns4:cNvPicPr>
+                      <ns3:picLocks noChangeAspect="1" noChangeArrowheads="1"/>
+                    </ns4:cNvPicPr>
+                  </ns4:nvPicPr>
+                  <ns4:blipFill>
+                    <ns3:blip ns5:embed="rId14"/>
+                    <ns3:srcRect/>
+                    <ns3:stretch>
+                      <ns3:fillRect/>
+                    </ns3:stretch>
+                  </ns4:blipFill>
+                  <ns4:spPr bwMode="auto">
+                    <ns3:xfrm>
+                      <ns3:off x="0" y="0"/>
+                      <ns3:ext cx="2095500" cy="4533900"/>
+                    </ns3:xfrm>
+                    <ns3:prstGeom prst="rect">
+                      <ns3:avLst/>
+                    </ns3:prstGeom>
+                  </ns4:spPr>
+                </ns4:pic>
+              </ns3:graphicData>
+            </ns3:graphic>
+          </ns2:inline>
         </w:drawing>
       </w:r>
     </w:p>
@@ -9062,42 +11739,42 @@
         </w:rPr>
         <w:lastRenderedPageBreak/>
         <w:drawing>
-          <wp:inline distT="0" distB="0" distL="0" distR="0">
-            <wp:extent cx="2095500" cy="4533900"/>
-            <wp:effectExtent l="0" t="0" r="0" b="0"/>
-            <wp:docPr id="9" name="Quan ly don hang (Orders)" descr="Quan ly don hang (Orders)" title="Quan ly don hang (Orders)"/>
-            <wp:cNvGraphicFramePr>
-              <a:graphicFrameLocks xmlns:a="http://schemas.openxmlformats.org/drawingml/2006/main" noChangeAspect="1"/>
-            </wp:cNvGraphicFramePr>
-            <a:graphic xmlns:a="http://schemas.openxmlformats.org/drawingml/2006/main">
-              <a:graphicData uri="http://schemas.openxmlformats.org/drawingml/2006/picture">
-                <pic:pic xmlns:pic="http://schemas.openxmlformats.org/drawingml/2006/picture">
-                  <pic:nvPicPr>
-                    <pic:cNvPr id="0" name=""/>
-                    <pic:cNvPicPr>
-                      <a:picLocks noChangeAspect="1" noChangeArrowheads="1"/>
-                    </pic:cNvPicPr>
-                  </pic:nvPicPr>
-                  <pic:blipFill>
-                    <a:blip r:embed="rId15"/>
-                    <a:srcRect/>
-                    <a:stretch>
-                      <a:fillRect/>
-                    </a:stretch>
-                  </pic:blipFill>
-                  <pic:spPr bwMode="auto">
-                    <a:xfrm>
-                      <a:off x="0" y="0"/>
-                      <a:ext cx="2095500" cy="4533900"/>
-                    </a:xfrm>
-                    <a:prstGeom prst="rect">
-                      <a:avLst/>
-                    </a:prstGeom>
-                  </pic:spPr>
-                </pic:pic>
-              </a:graphicData>
-            </a:graphic>
-          </wp:inline>
+          <ns2:inline distT="0" distB="0" distL="0" distR="0">
+            <ns2:extent cx="2095500" cy="4533900"/>
+            <ns2:effectExtent l="0" t="0" r="0" b="0"/>
+            <ns2:docPr id="9" name="Quan ly don hang (Orders)" descr="Quan ly don hang (Orders)" title="Quan ly don hang (Orders)"/>
+            <ns2:cNvGraphicFramePr>
+              <ns3:graphicFrameLocks noChangeAspect="1"/>
+            </ns2:cNvGraphicFramePr>
+            <ns3:graphic>
+              <ns3:graphicData uri="http://schemas.openxmlformats.org/drawingml/2006/picture">
+                <ns4:pic>
+                  <ns4:nvPicPr>
+                    <ns4:cNvPr id="0" name=""/>
+                    <ns4:cNvPicPr>
+                      <ns3:picLocks noChangeAspect="1" noChangeArrowheads="1"/>
+                    </ns4:cNvPicPr>
+                  </ns4:nvPicPr>
+                  <ns4:blipFill>
+                    <ns3:blip ns5:embed="rId15"/>
+                    <ns3:srcRect/>
+                    <ns3:stretch>
+                      <ns3:fillRect/>
+                    </ns3:stretch>
+                  </ns4:blipFill>
+                  <ns4:spPr bwMode="auto">
+                    <ns3:xfrm>
+                      <ns3:off x="0" y="0"/>
+                      <ns3:ext cx="2095500" cy="4533900"/>
+                    </ns3:xfrm>
+                    <ns3:prstGeom prst="rect">
+                      <ns3:avLst/>
+                    </ns3:prstGeom>
+                  </ns4:spPr>
+                </ns4:pic>
+              </ns3:graphicData>
+            </ns3:graphic>
+          </ns2:inline>
         </w:drawing>
       </w:r>
     </w:p>
@@ -9476,42 +12153,42 @@
         </w:rPr>
         <w:lastRenderedPageBreak/>
         <w:drawing>
-          <wp:inline distT="0" distB="0" distL="0" distR="0">
-            <wp:extent cx="2095500" cy="4533900"/>
-            <wp:effectExtent l="0" t="0" r="0" b="0"/>
-            <wp:docPr id="10" name="Chat &amp; Ho tro AI (Messaging)" descr="Chat &amp; Ho tro AI (Messaging)" title="Chat &amp; Ho tro AI (Messaging)"/>
-            <wp:cNvGraphicFramePr>
-              <a:graphicFrameLocks xmlns:a="http://schemas.openxmlformats.org/drawingml/2006/main" noChangeAspect="1"/>
-            </wp:cNvGraphicFramePr>
-            <a:graphic xmlns:a="http://schemas.openxmlformats.org/drawingml/2006/main">
-              <a:graphicData uri="http://schemas.openxmlformats.org/drawingml/2006/picture">
-                <pic:pic xmlns:pic="http://schemas.openxmlformats.org/drawingml/2006/picture">
-                  <pic:nvPicPr>
-                    <pic:cNvPr id="0" name=""/>
-                    <pic:cNvPicPr>
-                      <a:picLocks noChangeAspect="1" noChangeArrowheads="1"/>
-                    </pic:cNvPicPr>
-                  </pic:nvPicPr>
-                  <pic:blipFill>
-                    <a:blip r:embed="rId16"/>
-                    <a:srcRect/>
-                    <a:stretch>
-                      <a:fillRect/>
-                    </a:stretch>
-                  </pic:blipFill>
-                  <pic:spPr bwMode="auto">
-                    <a:xfrm>
-                      <a:off x="0" y="0"/>
-                      <a:ext cx="2095500" cy="4533900"/>
-                    </a:xfrm>
-                    <a:prstGeom prst="rect">
-                      <a:avLst/>
-                    </a:prstGeom>
-                  </pic:spPr>
-                </pic:pic>
-              </a:graphicData>
-            </a:graphic>
-          </wp:inline>
+          <ns2:inline distT="0" distB="0" distL="0" distR="0">
+            <ns2:extent cx="2095500" cy="4533900"/>
+            <ns2:effectExtent l="0" t="0" r="0" b="0"/>
+            <ns2:docPr id="10" name="Chat &amp; Ho tro AI (Messaging)" descr="Chat &amp; Ho tro AI (Messaging)" title="Chat &amp; Ho tro AI (Messaging)"/>
+            <ns2:cNvGraphicFramePr>
+              <ns3:graphicFrameLocks noChangeAspect="1"/>
+            </ns2:cNvGraphicFramePr>
+            <ns3:graphic>
+              <ns3:graphicData uri="http://schemas.openxmlformats.org/drawingml/2006/picture">
+                <ns4:pic>
+                  <ns4:nvPicPr>
+                    <ns4:cNvPr id="0" name=""/>
+                    <ns4:cNvPicPr>
+                      <ns3:picLocks noChangeAspect="1" noChangeArrowheads="1"/>
+                    </ns4:cNvPicPr>
+                  </ns4:nvPicPr>
+                  <ns4:blipFill>
+                    <ns3:blip ns5:embed="rId16"/>
+                    <ns3:srcRect/>
+                    <ns3:stretch>
+                      <ns3:fillRect/>
+                    </ns3:stretch>
+                  </ns4:blipFill>
+                  <ns4:spPr bwMode="auto">
+                    <ns3:xfrm>
+                      <ns3:off x="0" y="0"/>
+                      <ns3:ext cx="2095500" cy="4533900"/>
+                    </ns3:xfrm>
+                    <ns3:prstGeom prst="rect">
+                      <ns3:avLst/>
+                    </ns3:prstGeom>
+                  </ns4:spPr>
+                </ns4:pic>
+              </ns3:graphicData>
+            </ns3:graphic>
+          </ns2:inline>
         </w:drawing>
       </w:r>
     </w:p>
@@ -9855,42 +12532,42 @@
         </w:rPr>
         <w:lastRenderedPageBreak/>
         <w:drawing>
-          <wp:inline distT="0" distB="0" distL="0" distR="0">
-            <wp:extent cx="2095500" cy="4533900"/>
-            <wp:effectExtent l="0" t="0" r="0" b="0"/>
-            <wp:docPr id="11" name="Thong bao (Notifications)" descr="Thong bao (Notifications)" title="Thong bao (Notifications)"/>
-            <wp:cNvGraphicFramePr>
-              <a:graphicFrameLocks xmlns:a="http://schemas.openxmlformats.org/drawingml/2006/main" noChangeAspect="1"/>
-            </wp:cNvGraphicFramePr>
-            <a:graphic xmlns:a="http://schemas.openxmlformats.org/drawingml/2006/main">
-              <a:graphicData uri="http://schemas.openxmlformats.org/drawingml/2006/picture">
-                <pic:pic xmlns:pic="http://schemas.openxmlformats.org/drawingml/2006/picture">
-                  <pic:nvPicPr>
-                    <pic:cNvPr id="0" name=""/>
-                    <pic:cNvPicPr>
-                      <a:picLocks noChangeAspect="1" noChangeArrowheads="1"/>
-                    </pic:cNvPicPr>
-                  </pic:nvPicPr>
-                  <pic:blipFill>
-                    <a:blip r:embed="rId17"/>
-                    <a:srcRect/>
-                    <a:stretch>
-                      <a:fillRect/>
-                    </a:stretch>
-                  </pic:blipFill>
-                  <pic:spPr bwMode="auto">
-                    <a:xfrm>
-                      <a:off x="0" y="0"/>
-                      <a:ext cx="2095500" cy="4533900"/>
-                    </a:xfrm>
-                    <a:prstGeom prst="rect">
-                      <a:avLst/>
-                    </a:prstGeom>
-                  </pic:spPr>
-                </pic:pic>
-              </a:graphicData>
-            </a:graphic>
-          </wp:inline>
+          <ns2:inline distT="0" distB="0" distL="0" distR="0">
+            <ns2:extent cx="2095500" cy="4533900"/>
+            <ns2:effectExtent l="0" t="0" r="0" b="0"/>
+            <ns2:docPr id="11" name="Thong bao (Notifications)" descr="Thong bao (Notifications)" title="Thong bao (Notifications)"/>
+            <ns2:cNvGraphicFramePr>
+              <ns3:graphicFrameLocks noChangeAspect="1"/>
+            </ns2:cNvGraphicFramePr>
+            <ns3:graphic>
+              <ns3:graphicData uri="http://schemas.openxmlformats.org/drawingml/2006/picture">
+                <ns4:pic>
+                  <ns4:nvPicPr>
+                    <ns4:cNvPr id="0" name=""/>
+                    <ns4:cNvPicPr>
+                      <ns3:picLocks noChangeAspect="1" noChangeArrowheads="1"/>
+                    </ns4:cNvPicPr>
+                  </ns4:nvPicPr>
+                  <ns4:blipFill>
+                    <ns3:blip ns5:embed="rId17"/>
+                    <ns3:srcRect/>
+                    <ns3:stretch>
+                      <ns3:fillRect/>
+                    </ns3:stretch>
+                  </ns4:blipFill>
+                  <ns4:spPr bwMode="auto">
+                    <ns3:xfrm>
+                      <ns3:off x="0" y="0"/>
+                      <ns3:ext cx="2095500" cy="4533900"/>
+                    </ns3:xfrm>
+                    <ns3:prstGeom prst="rect">
+                      <ns3:avLst/>
+                    </ns3:prstGeom>
+                  </ns4:spPr>
+                </ns4:pic>
+              </ns3:graphicData>
+            </ns3:graphic>
+          </ns2:inline>
         </w:drawing>
       </w:r>
     </w:p>
@@ -10241,42 +12918,42 @@
         </w:rPr>
         <w:lastRenderedPageBreak/>
         <w:drawing>
-          <wp:inline distT="0" distB="0" distL="0" distR="0">
-            <wp:extent cx="2095500" cy="4533900"/>
-            <wp:effectExtent l="0" t="0" r="0" b="0"/>
-            <wp:docPr id="12" name="Ban do kho hang (Map)" descr="Ban do kho hang (Map)" title="Ban do kho hang (Map)"/>
-            <wp:cNvGraphicFramePr>
-              <a:graphicFrameLocks xmlns:a="http://schemas.openxmlformats.org/drawingml/2006/main" noChangeAspect="1"/>
-            </wp:cNvGraphicFramePr>
-            <a:graphic xmlns:a="http://schemas.openxmlformats.org/drawingml/2006/main">
-              <a:graphicData uri="http://schemas.openxmlformats.org/drawingml/2006/picture">
-                <pic:pic xmlns:pic="http://schemas.openxmlformats.org/drawingml/2006/picture">
-                  <pic:nvPicPr>
-                    <pic:cNvPr id="0" name=""/>
-                    <pic:cNvPicPr>
-                      <a:picLocks noChangeAspect="1" noChangeArrowheads="1"/>
-                    </pic:cNvPicPr>
-                  </pic:nvPicPr>
-                  <pic:blipFill>
-                    <a:blip r:embed="rId18"/>
-                    <a:srcRect/>
-                    <a:stretch>
-                      <a:fillRect/>
-                    </a:stretch>
-                  </pic:blipFill>
-                  <pic:spPr bwMode="auto">
-                    <a:xfrm>
-                      <a:off x="0" y="0"/>
-                      <a:ext cx="2095500" cy="4533900"/>
-                    </a:xfrm>
-                    <a:prstGeom prst="rect">
-                      <a:avLst/>
-                    </a:prstGeom>
-                  </pic:spPr>
-                </pic:pic>
-              </a:graphicData>
-            </a:graphic>
-          </wp:inline>
+          <ns2:inline distT="0" distB="0" distL="0" distR="0">
+            <ns2:extent cx="2095500" cy="4533900"/>
+            <ns2:effectExtent l="0" t="0" r="0" b="0"/>
+            <ns2:docPr id="12" name="Ban do kho hang (Map)" descr="Ban do kho hang (Map)" title="Ban do kho hang (Map)"/>
+            <ns2:cNvGraphicFramePr>
+              <ns3:graphicFrameLocks noChangeAspect="1"/>
+            </ns2:cNvGraphicFramePr>
+            <ns3:graphic>
+              <ns3:graphicData uri="http://schemas.openxmlformats.org/drawingml/2006/picture">
+                <ns4:pic>
+                  <ns4:nvPicPr>
+                    <ns4:cNvPr id="0" name=""/>
+                    <ns4:cNvPicPr>
+                      <ns3:picLocks noChangeAspect="1" noChangeArrowheads="1"/>
+                    </ns4:cNvPicPr>
+                  </ns4:nvPicPr>
+                  <ns4:blipFill>
+                    <ns3:blip ns5:embed="rId18"/>
+                    <ns3:srcRect/>
+                    <ns3:stretch>
+                      <ns3:fillRect/>
+                    </ns3:stretch>
+                  </ns4:blipFill>
+                  <ns4:spPr bwMode="auto">
+                    <ns3:xfrm>
+                      <ns3:off x="0" y="0"/>
+                      <ns3:ext cx="2095500" cy="4533900"/>
+                    </ns3:xfrm>
+                    <ns3:prstGeom prst="rect">
+                      <ns3:avLst/>
+                    </ns3:prstGeom>
+                  </ns4:spPr>
+                </ns4:pic>
+              </ns3:graphicData>
+            </ns3:graphic>
+          </ns2:inline>
         </w:drawing>
       </w:r>
     </w:p>
@@ -10620,42 +13297,42 @@
         </w:rPr>
         <w:lastRenderedPageBreak/>
         <w:drawing>
-          <wp:inline distT="0" distB="0" distL="0" distR="0">
-            <wp:extent cx="2095500" cy="4533900"/>
-            <wp:effectExtent l="0" t="0" r="0" b="0"/>
-            <wp:docPr id="13" name="Ho so ca nhan (Profile)" descr="Ho so ca nhan (Profile)" title="Ho so ca nhan (Profile)"/>
-            <wp:cNvGraphicFramePr>
-              <a:graphicFrameLocks xmlns:a="http://schemas.openxmlformats.org/drawingml/2006/main" noChangeAspect="1"/>
-            </wp:cNvGraphicFramePr>
-            <a:graphic xmlns:a="http://schemas.openxmlformats.org/drawingml/2006/main">
-              <a:graphicData uri="http://schemas.openxmlformats.org/drawingml/2006/picture">
-                <pic:pic xmlns:pic="http://schemas.openxmlformats.org/drawingml/2006/picture">
-                  <pic:nvPicPr>
-                    <pic:cNvPr id="0" name=""/>
-                    <pic:cNvPicPr>
-                      <a:picLocks noChangeAspect="1" noChangeArrowheads="1"/>
-                    </pic:cNvPicPr>
-                  </pic:nvPicPr>
-                  <pic:blipFill>
-                    <a:blip r:embed="rId19"/>
-                    <a:srcRect/>
-                    <a:stretch>
-                      <a:fillRect/>
-                    </a:stretch>
-                  </pic:blipFill>
-                  <pic:spPr bwMode="auto">
-                    <a:xfrm>
-                      <a:off x="0" y="0"/>
-                      <a:ext cx="2095500" cy="4533900"/>
-                    </a:xfrm>
-                    <a:prstGeom prst="rect">
-                      <a:avLst/>
-                    </a:prstGeom>
-                  </pic:spPr>
-                </pic:pic>
-              </a:graphicData>
-            </a:graphic>
-          </wp:inline>
+          <ns2:inline distT="0" distB="0" distL="0" distR="0">
+            <ns2:extent cx="2095500" cy="4533900"/>
+            <ns2:effectExtent l="0" t="0" r="0" b="0"/>
+            <ns2:docPr id="13" name="Ho so ca nhan (Profile)" descr="Ho so ca nhan (Profile)" title="Ho so ca nhan (Profile)"/>
+            <ns2:cNvGraphicFramePr>
+              <ns3:graphicFrameLocks noChangeAspect="1"/>
+            </ns2:cNvGraphicFramePr>
+            <ns3:graphic>
+              <ns3:graphicData uri="http://schemas.openxmlformats.org/drawingml/2006/picture">
+                <ns4:pic>
+                  <ns4:nvPicPr>
+                    <ns4:cNvPr id="0" name=""/>
+                    <ns4:cNvPicPr>
+                      <ns3:picLocks noChangeAspect="1" noChangeArrowheads="1"/>
+                    </ns4:cNvPicPr>
+                  </ns4:nvPicPr>
+                  <ns4:blipFill>
+                    <ns3:blip ns5:embed="rId19"/>
+                    <ns3:srcRect/>
+                    <ns3:stretch>
+                      <ns3:fillRect/>
+                    </ns3:stretch>
+                  </ns4:blipFill>
+                  <ns4:spPr bwMode="auto">
+                    <ns3:xfrm>
+                      <ns3:off x="0" y="0"/>
+                      <ns3:ext cx="2095500" cy="4533900"/>
+                    </ns3:xfrm>
+                    <ns3:prstGeom prst="rect">
+                      <ns3:avLst/>
+                    </ns3:prstGeom>
+                  </ns4:spPr>
+                </ns4:pic>
+              </ns3:graphicData>
+            </ns3:graphic>
+          </ns2:inline>
         </w:drawing>
       </w:r>
     </w:p>
@@ -10999,42 +13676,42 @@
         </w:rPr>
         <w:lastRenderedPageBreak/>
         <w:drawing>
-          <wp:inline distT="0" distB="0" distL="0" distR="0">
-            <wp:extent cx="2095500" cy="4533900"/>
-            <wp:effectExtent l="0" t="0" r="0" b="0"/>
-            <wp:docPr id="14" name="Admin Dashboard" descr="Admin Dashboard" title="Admin Dashboard"/>
-            <wp:cNvGraphicFramePr>
-              <a:graphicFrameLocks xmlns:a="http://schemas.openxmlformats.org/drawingml/2006/main" noChangeAspect="1"/>
-            </wp:cNvGraphicFramePr>
-            <a:graphic xmlns:a="http://schemas.openxmlformats.org/drawingml/2006/main">
-              <a:graphicData uri="http://schemas.openxmlformats.org/drawingml/2006/picture">
-                <pic:pic xmlns:pic="http://schemas.openxmlformats.org/drawingml/2006/picture">
-                  <pic:nvPicPr>
-                    <pic:cNvPr id="0" name=""/>
-                    <pic:cNvPicPr>
-                      <a:picLocks noChangeAspect="1" noChangeArrowheads="1"/>
-                    </pic:cNvPicPr>
-                  </pic:nvPicPr>
-                  <pic:blipFill>
-                    <a:blip r:embed="rId20"/>
-                    <a:srcRect/>
-                    <a:stretch>
-                      <a:fillRect/>
-                    </a:stretch>
-                  </pic:blipFill>
-                  <pic:spPr bwMode="auto">
-                    <a:xfrm>
-                      <a:off x="0" y="0"/>
-                      <a:ext cx="2095500" cy="4533900"/>
-                    </a:xfrm>
-                    <a:prstGeom prst="rect">
-                      <a:avLst/>
-                    </a:prstGeom>
-                  </pic:spPr>
-                </pic:pic>
-              </a:graphicData>
-            </a:graphic>
-          </wp:inline>
+          <ns2:inline distT="0" distB="0" distL="0" distR="0">
+            <ns2:extent cx="2095500" cy="4533900"/>
+            <ns2:effectExtent l="0" t="0" r="0" b="0"/>
+            <ns2:docPr id="14" name="Admin Dashboard" descr="Admin Dashboard" title="Admin Dashboard"/>
+            <ns2:cNvGraphicFramePr>
+              <ns3:graphicFrameLocks noChangeAspect="1"/>
+            </ns2:cNvGraphicFramePr>
+            <ns3:graphic>
+              <ns3:graphicData uri="http://schemas.openxmlformats.org/drawingml/2006/picture">
+                <ns4:pic>
+                  <ns4:nvPicPr>
+                    <ns4:cNvPr id="0" name=""/>
+                    <ns4:cNvPicPr>
+                      <ns3:picLocks noChangeAspect="1" noChangeArrowheads="1"/>
+                    </ns4:cNvPicPr>
+                  </ns4:nvPicPr>
+                  <ns4:blipFill>
+                    <ns3:blip ns5:embed="rId20"/>
+                    <ns3:srcRect/>
+                    <ns3:stretch>
+                      <ns3:fillRect/>
+                    </ns3:stretch>
+                  </ns4:blipFill>
+                  <ns4:spPr bwMode="auto">
+                    <ns3:xfrm>
+                      <ns3:off x="0" y="0"/>
+                      <ns3:ext cx="2095500" cy="4533900"/>
+                    </ns3:xfrm>
+                    <ns3:prstGeom prst="rect">
+                      <ns3:avLst/>
+                    </ns3:prstGeom>
+                  </ns4:spPr>
+                </ns4:pic>
+              </ns3:graphicData>
+            </ns3:graphic>
+          </ns2:inline>
         </w:drawing>
       </w:r>
     </w:p>
@@ -11482,8 +14159,8 @@
       </w:r>
     </w:p>
     <w:sectPr>
-      <w:headerReference w:type="default" r:id="rId21"/>
-      <w:footerReference w:type="default" r:id="rId22"/>
+      <w:headerReference w:type="default" ns5:id="rId21"/>
+      <w:footerReference w:type="default" ns5:id="rId22"/>
       <w:pgSz w:w="12240" w:h="15840"/>
       <w:pgMar w:top="1440" w:right="1440" w:bottom="1440" w:left="1440" w:header="708" w:footer="708" w:gutter="0"/>
       <w:cols w:space="720"/>
